--- a/downloads/client-interview-sheet.docx
+++ b/downloads/client-interview-sheet.docx
@@ -1129,6 +1129,5381 @@
           <w:szCs w:val="21"/>
         </w:rPr>
         <w:t xml:space="preserve"> </w:t>
+      </w:r>
+    </w:p>
+    <w:p>
+      <w:pPr>
+        <w:keepNext/>
+        <w:pageBreakBefore/>
+        <w:pBdr>
+          <w:bottom w:val="single" w:color="B3202D" w:sz="6" w:space="4"/>
+        </w:pBdr>
+        <w:spacing w:after="100" w:before="0"/>
+      </w:pPr>
+      <w:r>
+        <w:rPr>
+          <w:rFonts w:ascii="Arial" w:cs="Arial" w:eastAsia="Arial" w:hAnsi="Arial"/>
+          <w:b/>
+          <w:bCs/>
+          <w:color w:val="B3202D"/>
+          <w:sz w:val="26"/>
+          <w:szCs w:val="26"/>
+        </w:rPr>
+        <w:t xml:space="preserve">9. Floor plan</w:t>
+      </w:r>
+    </w:p>
+    <w:p>
+      <w:pPr>
+        <w:tabs>
+          <w:tab w:val="left" w:pos="3900"/>
+          <w:tab w:val="left" w:pos="7000"/>
+        </w:tabs>
+        <w:spacing w:before="0" w:after="80"/>
+      </w:pPr>
+      <w:r>
+        <w:rPr>
+          <w:rFonts w:ascii="Arial" w:cs="Arial" w:eastAsia="Arial" w:hAnsi="Arial"/>
+          <w:sz w:val="19"/>
+          <w:szCs w:val="19"/>
+        </w:rPr>
+        <w:t xml:space="preserve">Floor / level: ______________</w:t>
+      </w:r>
+      <w:r>
+        <w:rPr>
+          <w:rFonts w:ascii="Arial" w:cs="Arial" w:eastAsia="Arial" w:hAnsi="Arial"/>
+          <w:sz w:val="19"/>
+          <w:szCs w:val="19"/>
+        </w:rPr>
+        <w:tab/>
+      </w:r>
+      <w:r>
+        <w:rPr>
+          <w:rFonts w:ascii="Arial" w:cs="Arial" w:eastAsia="Arial" w:hAnsi="Arial"/>
+          <w:sz w:val="19"/>
+          <w:szCs w:val="19"/>
+        </w:rPr>
+        <w:t xml:space="preserve">1 square = ________ m</w:t>
+      </w:r>
+      <w:r>
+        <w:rPr>
+          <w:rFonts w:ascii="Arial" w:cs="Arial" w:eastAsia="Arial" w:hAnsi="Arial"/>
+          <w:sz w:val="19"/>
+          <w:szCs w:val="19"/>
+        </w:rPr>
+        <w:tab/>
+      </w:r>
+      <w:r>
+        <w:rPr>
+          <w:rFonts w:ascii="Arial" w:cs="Arial" w:eastAsia="Arial" w:hAnsi="Arial"/>
+          <w:sz w:val="19"/>
+          <w:szCs w:val="19"/>
+        </w:rPr>
+        <w:t xml:space="preserve">Plan attached ☐</w:t>
+      </w:r>
+    </w:p>
+    <w:p>
+      <w:pPr>
+        <w:spacing w:before="0" w:after="0"/>
+      </w:pPr>
+      <w:r>
+        <w:drawing>
+          <wp:inline distT="0" distB="0" distL="0" distR="0">
+            <wp:extent cx="6163310" cy="7533000"/>
+            <wp:effectExtent t="0" r="0" b="0" l="0"/>
+            <wp:docPr id="21" name="Plan grid" descr="Blank squared area for a floor plan sketch, north arrow top right"/>
+            <wp:cNvGraphicFramePr>
+              <a:graphicFrameLocks xmlns:a="http://schemas.openxmlformats.org/drawingml/2006/main" noChangeAspect="1"/>
+            </wp:cNvGraphicFramePr>
+            <a:graphic xmlns:a="http://schemas.openxmlformats.org/drawingml/2006/main">
+              <a:graphicData uri="http://schemas.openxmlformats.org/drawingml/2006/picture">
+                <pic:pic xmlns:pic="http://schemas.openxmlformats.org/drawingml/2006/picture">
+                  <pic:nvPicPr>
+                    <pic:cNvPr id="0" name="" descr=""/>
+                    <pic:cNvPicPr/>
+                  </pic:nvPicPr>
+                  <pic:blipFill>
+                    <a:blip r:embed="rIdG"/>
+                    <a:stretch>
+                      <a:fillRect/>
+                    </a:stretch>
+                  </pic:blipFill>
+                  <pic:spPr>
+                    <a:xfrm>
+                      <a:off x="0" y="0"/>
+                      <a:ext cx="6163310" cy="7533000"/>
+                    </a:xfrm>
+                    <a:prstGeom prst="rect">
+                      <a:avLst/>
+                    </a:prstGeom>
+                  </pic:spPr>
+                </pic:pic>
+              </a:graphicData>
+            </a:graphic>
+          </wp:inline>
+        </w:drawing>
+      </w:r>
+    </w:p>
+    <w:p>
+      <w:pPr>
+        <w:keepNext/>
+        <w:spacing w:before="100" w:after="50"/>
+      </w:pPr>
+      <w:r>
+        <w:rPr>
+          <w:rFonts w:ascii="Arial" w:cs="Arial" w:eastAsia="Arial" w:hAnsi="Arial"/>
+          <w:b/>
+          <w:bCs/>
+          <w:sz w:val="19"/>
+          <w:szCs w:val="19"/>
+        </w:rPr>
+        <w:t xml:space="preserve">Key</w:t>
+      </w:r>
+    </w:p>
+    <w:tbl>
+      <w:tblPr>
+        <w:tblW w:w="9706" w:type="dxa"/>
+        <w:tblLayout w:type="fixed"/>
+        <w:tblBorders>
+          <w:top w:val="single" w:sz="4" w:space="0" w:color="BBBBBB"/>
+          <w:left w:val="single" w:sz="4" w:space="0" w:color="BBBBBB"/>
+          <w:bottom w:val="single" w:sz="4" w:space="0" w:color="BBBBBB"/>
+          <w:right w:val="single" w:sz="4" w:space="0" w:color="BBBBBB"/>
+          <w:insideH w:val="single" w:sz="4" w:space="0" w:color="BBBBBB"/>
+          <w:insideV w:val="single" w:sz="4" w:space="0" w:color="BBBBBB"/>
+        </w:tblBorders>
+      </w:tblPr>
+      <w:tblGrid>
+        <w:gridCol w:w="1500"/>
+        <w:gridCol w:w="3350"/>
+        <w:gridCol w:w="1500"/>
+        <w:gridCol w:w="3356"/>
+      </w:tblGrid>
+      <w:tr>
+        <w:trPr>
+          <w:cantSplit/>
+          <w:trHeight w:val="600" w:hRule="atLeast"/>
+        </w:trPr>
+        <w:tc>
+          <w:tcPr>
+            <w:tcW w:w="1500" w:type="dxa"/>
+            <w:tcMar>
+              <w:top w:w="30" w:type="dxa"/>
+              <w:left w:w="60" w:type="dxa"/>
+              <w:bottom w:w="30" w:type="dxa"/>
+              <w:right w:w="60" w:type="dxa"/>
+            </w:tcMar>
+            <w:vAlign w:val="center"/>
+          </w:tcPr>
+          <w:p>
+            <w:pPr>
+              <w:spacing w:before="0" w:after="0"/>
+            </w:pPr>
+            <w:r>
+              <w:drawing>
+                <wp:inline distT="0" distB="0" distL="0" distR="0">
+                  <wp:extent cx="792000" cy="264000"/>
+                  <wp:effectExtent t="0" r="0" b="0" l="0"/>
+                  <wp:docPr id="22" name="Fire door key" descr="Bold line: fire door"/>
+                  <wp:cNvGraphicFramePr>
+                    <a:graphicFrameLocks xmlns:a="http://schemas.openxmlformats.org/drawingml/2006/main" noChangeAspect="1"/>
+                  </wp:cNvGraphicFramePr>
+                  <a:graphic xmlns:a="http://schemas.openxmlformats.org/drawingml/2006/main">
+                    <a:graphicData uri="http://schemas.openxmlformats.org/drawingml/2006/picture">
+                      <pic:pic xmlns:pic="http://schemas.openxmlformats.org/drawingml/2006/picture">
+                        <pic:nvPicPr>
+                          <pic:cNvPr id="0" name="" descr=""/>
+                          <pic:cNvPicPr/>
+                        </pic:nvPicPr>
+                        <pic:blipFill>
+                          <a:blip r:embed="rIdFD"/>
+                          <a:stretch>
+                            <a:fillRect/>
+                          </a:stretch>
+                        </pic:blipFill>
+                        <pic:spPr>
+                          <a:xfrm>
+                            <a:off x="0" y="0"/>
+                            <a:ext cx="792000" cy="264000"/>
+                          </a:xfrm>
+                          <a:prstGeom prst="rect">
+                            <a:avLst/>
+                          </a:prstGeom>
+                        </pic:spPr>
+                      </pic:pic>
+                    </a:graphicData>
+                  </a:graphic>
+                </wp:inline>
+              </w:drawing>
+            </w:r>
+          </w:p>
+        </w:tc>
+        <w:tc>
+          <w:tcPr>
+            <w:tcW w:w="3350" w:type="dxa"/>
+            <w:tcMar>
+              <w:top w:w="30" w:type="dxa"/>
+              <w:left w:w="60" w:type="dxa"/>
+              <w:bottom w:w="30" w:type="dxa"/>
+              <w:right w:w="60" w:type="dxa"/>
+            </w:tcMar>
+            <w:vAlign w:val="center"/>
+          </w:tcPr>
+          <w:p>
+            <w:pPr>
+              <w:spacing w:before="0" w:after="0"/>
+            </w:pPr>
+            <w:r>
+              <w:rPr>
+                <w:rFonts w:ascii="Arial" w:cs="Arial" w:eastAsia="Arial" w:hAnsi="Arial"/>
+                <w:sz w:val="16"/>
+                <w:szCs w:val="16"/>
+              </w:rPr>
+              <w:t xml:space="preserve">Fire door: draw it bold. Write the rating beside it (FD30, FD30S, FD60).</w:t>
+            </w:r>
+          </w:p>
+        </w:tc>
+        <w:tc>
+          <w:tcPr>
+            <w:tcW w:w="1500" w:type="dxa"/>
+            <w:tcMar>
+              <w:top w:w="30" w:type="dxa"/>
+              <w:left w:w="60" w:type="dxa"/>
+              <w:bottom w:w="30" w:type="dxa"/>
+              <w:right w:w="60" w:type="dxa"/>
+            </w:tcMar>
+            <w:vAlign w:val="center"/>
+          </w:tcPr>
+          <w:p>
+            <w:pPr>
+              <w:spacing w:before="0" w:after="0"/>
+            </w:pPr>
+            <w:r>
+              <w:drawing>
+                <wp:inline distT="0" distB="0" distL="0" distR="0">
+                  <wp:extent cx="792000" cy="264000"/>
+                  <wp:effectExtent t="0" r="0" b="0" l="0"/>
+                  <wp:docPr id="23" name="Staircase key" descr="Staircase symbol"/>
+                  <wp:cNvGraphicFramePr>
+                    <a:graphicFrameLocks xmlns:a="http://schemas.openxmlformats.org/drawingml/2006/main" noChangeAspect="1"/>
+                  </wp:cNvGraphicFramePr>
+                  <a:graphic xmlns:a="http://schemas.openxmlformats.org/drawingml/2006/main">
+                    <a:graphicData uri="http://schemas.openxmlformats.org/drawingml/2006/picture">
+                      <pic:pic xmlns:pic="http://schemas.openxmlformats.org/drawingml/2006/picture">
+                        <pic:nvPicPr>
+                          <pic:cNvPr id="0" name="" descr=""/>
+                          <pic:cNvPicPr/>
+                        </pic:nvPicPr>
+                        <pic:blipFill>
+                          <a:blip r:embed="rIdST"/>
+                          <a:stretch>
+                            <a:fillRect/>
+                          </a:stretch>
+                        </pic:blipFill>
+                        <pic:spPr>
+                          <a:xfrm>
+                            <a:off x="0" y="0"/>
+                            <a:ext cx="792000" cy="264000"/>
+                          </a:xfrm>
+                          <a:prstGeom prst="rect">
+                            <a:avLst/>
+                          </a:prstGeom>
+                        </pic:spPr>
+                      </pic:pic>
+                    </a:graphicData>
+                  </a:graphic>
+                </wp:inline>
+              </w:drawing>
+            </w:r>
+          </w:p>
+        </w:tc>
+        <w:tc>
+          <w:tcPr>
+            <w:tcW w:w="3356" w:type="dxa"/>
+            <w:tcMar>
+              <w:top w:w="30" w:type="dxa"/>
+              <w:left w:w="60" w:type="dxa"/>
+              <w:bottom w:w="30" w:type="dxa"/>
+              <w:right w:w="60" w:type="dxa"/>
+            </w:tcMar>
+            <w:vAlign w:val="center"/>
+          </w:tcPr>
+          <w:p>
+            <w:pPr>
+              <w:spacing w:before="0" w:after="0"/>
+            </w:pPr>
+            <w:r>
+              <w:rPr>
+                <w:rFonts w:ascii="Arial" w:cs="Arial" w:eastAsia="Arial" w:hAnsi="Arial"/>
+                <w:sz w:val="16"/>
+                <w:szCs w:val="16"/>
+              </w:rPr>
+              <w:t xml:space="preserve">Staircase: arrow points up.</w:t>
+            </w:r>
+          </w:p>
+        </w:tc>
+      </w:tr>
+      <w:tr>
+        <w:trPr>
+          <w:cantSplit/>
+          <w:trHeight w:val="600" w:hRule="atLeast"/>
+        </w:trPr>
+        <w:tc>
+          <w:tcPr>
+            <w:tcW w:w="1500" w:type="dxa"/>
+            <w:tcMar>
+              <w:top w:w="30" w:type="dxa"/>
+              <w:left w:w="60" w:type="dxa"/>
+              <w:bottom w:w="30" w:type="dxa"/>
+              <w:right w:w="60" w:type="dxa"/>
+            </w:tcMar>
+            <w:vAlign w:val="center"/>
+          </w:tcPr>
+          <w:p>
+            <w:pPr>
+              <w:spacing w:before="0" w:after="0"/>
+            </w:pPr>
+            <w:r>
+              <w:drawing>
+                <wp:inline distT="0" distB="0" distL="0" distR="0">
+                  <wp:extent cx="792000" cy="264000"/>
+                  <wp:effectExtent t="0" r="0" b="0" l="0"/>
+                  <wp:docPr id="24" name="Exit key" descr="Exit tag with width"/>
+                  <wp:cNvGraphicFramePr>
+                    <a:graphicFrameLocks xmlns:a="http://schemas.openxmlformats.org/drawingml/2006/main" noChangeAspect="1"/>
+                  </wp:cNvGraphicFramePr>
+                  <a:graphic xmlns:a="http://schemas.openxmlformats.org/drawingml/2006/main">
+                    <a:graphicData uri="http://schemas.openxmlformats.org/drawingml/2006/picture">
+                      <pic:pic xmlns:pic="http://schemas.openxmlformats.org/drawingml/2006/picture">
+                        <pic:nvPicPr>
+                          <pic:cNvPr id="0" name="" descr=""/>
+                          <pic:cNvPicPr/>
+                        </pic:nvPicPr>
+                        <pic:blipFill>
+                          <a:blip r:embed="rIdEX"/>
+                          <a:stretch>
+                            <a:fillRect/>
+                          </a:stretch>
+                        </pic:blipFill>
+                        <pic:spPr>
+                          <a:xfrm>
+                            <a:off x="0" y="0"/>
+                            <a:ext cx="792000" cy="264000"/>
+                          </a:xfrm>
+                          <a:prstGeom prst="rect">
+                            <a:avLst/>
+                          </a:prstGeom>
+                        </pic:spPr>
+                      </pic:pic>
+                    </a:graphicData>
+                  </a:graphic>
+                </wp:inline>
+              </w:drawing>
+            </w:r>
+          </w:p>
+        </w:tc>
+        <w:tc>
+          <w:tcPr>
+            <w:tcW w:w="3350" w:type="dxa"/>
+            <w:tcMar>
+              <w:top w:w="30" w:type="dxa"/>
+              <w:left w:w="60" w:type="dxa"/>
+              <w:bottom w:w="30" w:type="dxa"/>
+              <w:right w:w="60" w:type="dxa"/>
+            </w:tcMar>
+            <w:vAlign w:val="center"/>
+          </w:tcPr>
+          <w:p>
+            <w:pPr>
+              <w:spacing w:before="0" w:after="0"/>
+            </w:pPr>
+            <w:r>
+              <w:rPr>
+                <w:rFonts w:ascii="Arial" w:cs="Arial" w:eastAsia="Arial" w:hAnsi="Arial"/>
+                <w:sz w:val="16"/>
+                <w:szCs w:val="16"/>
+              </w:rPr>
+              <w:t xml:space="preserve">Exit: number it E1, E2 and so on, write the clear width in mm beside it (for example E1 - 850). Arrow shows which way the door opens.</w:t>
+            </w:r>
+          </w:p>
+        </w:tc>
+        <w:tc>
+          <w:tcPr>
+            <w:tcW w:w="1500" w:type="dxa"/>
+            <w:tcMar>
+              <w:top w:w="30" w:type="dxa"/>
+              <w:left w:w="60" w:type="dxa"/>
+              <w:bottom w:w="30" w:type="dxa"/>
+              <w:right w:w="60" w:type="dxa"/>
+            </w:tcMar>
+            <w:vAlign w:val="center"/>
+          </w:tcPr>
+          <w:p>
+            <w:pPr>
+              <w:spacing w:before="0" w:after="0"/>
+            </w:pPr>
+            <w:r>
+              <w:drawing>
+                <wp:inline distT="0" distB="0" distL="0" distR="0">
+                  <wp:extent cx="792000" cy="264000"/>
+                  <wp:effectExtent t="0" r="0" b="0" l="0"/>
+                  <wp:docPr id="25" name="Sample key" descr="Sampled fire door tag"/>
+                  <wp:cNvGraphicFramePr>
+                    <a:graphicFrameLocks xmlns:a="http://schemas.openxmlformats.org/drawingml/2006/main" noChangeAspect="1"/>
+                  </wp:cNvGraphicFramePr>
+                  <a:graphic xmlns:a="http://schemas.openxmlformats.org/drawingml/2006/main">
+                    <a:graphicData uri="http://schemas.openxmlformats.org/drawingml/2006/picture">
+                      <pic:pic xmlns:pic="http://schemas.openxmlformats.org/drawingml/2006/picture">
+                        <pic:nvPicPr>
+                          <pic:cNvPr id="0" name="" descr=""/>
+                          <pic:cNvPicPr/>
+                        </pic:nvPicPr>
+                        <pic:blipFill>
+                          <a:blip r:embed="rIdSA"/>
+                          <a:stretch>
+                            <a:fillRect/>
+                          </a:stretch>
+                        </pic:blipFill>
+                        <pic:spPr>
+                          <a:xfrm>
+                            <a:off x="0" y="0"/>
+                            <a:ext cx="792000" cy="264000"/>
+                          </a:xfrm>
+                          <a:prstGeom prst="rect">
+                            <a:avLst/>
+                          </a:prstGeom>
+                        </pic:spPr>
+                      </pic:pic>
+                    </a:graphicData>
+                  </a:graphic>
+                </wp:inline>
+              </w:drawing>
+            </w:r>
+          </w:p>
+        </w:tc>
+        <w:tc>
+          <w:tcPr>
+            <w:tcW w:w="3356" w:type="dxa"/>
+            <w:tcMar>
+              <w:top w:w="30" w:type="dxa"/>
+              <w:left w:w="60" w:type="dxa"/>
+              <w:bottom w:w="30" w:type="dxa"/>
+              <w:right w:w="60" w:type="dxa"/>
+            </w:tcMar>
+            <w:vAlign w:val="center"/>
+          </w:tcPr>
+          <w:p>
+            <w:pPr>
+              <w:spacing w:before="0" w:after="0"/>
+            </w:pPr>
+            <w:r>
+              <w:rPr>
+                <w:rFonts w:ascii="Arial" w:cs="Arial" w:eastAsia="Arial" w:hAnsi="Arial"/>
+                <w:sz w:val="16"/>
+                <w:szCs w:val="16"/>
+              </w:rPr>
+              <w:t xml:space="preserve">Fire door sample: tag it S1, S2, S3 to match the boxes on the next page.</w:t>
+            </w:r>
+          </w:p>
+        </w:tc>
+      </w:tr>
+    </w:tbl>
+    <w:p>
+      <w:pPr>
+        <w:keepNext/>
+        <w:pageBreakBefore/>
+        <w:pBdr>
+          <w:bottom w:val="single" w:color="B3202D" w:sz="6" w:space="4"/>
+        </w:pBdr>
+        <w:spacing w:after="100" w:before="0"/>
+      </w:pPr>
+      <w:r>
+        <w:rPr>
+          <w:rFonts w:ascii="Arial" w:cs="Arial" w:eastAsia="Arial" w:hAnsi="Arial"/>
+          <w:b/>
+          <w:bCs/>
+          <w:color w:val="B3202D"/>
+          <w:sz w:val="26"/>
+          <w:szCs w:val="26"/>
+        </w:rPr>
+        <w:t xml:space="preserve">10. Fire door samples</w:t>
+      </w:r>
+    </w:p>
+    <w:p>
+      <w:pPr>
+        <w:spacing w:before="0" w:after="60"/>
+      </w:pPr>
+      <w:r>
+        <w:rPr>
+          <w:rFonts w:ascii="Arial" w:cs="Arial" w:eastAsia="Arial" w:hAnsi="Arial"/>
+          <w:color w:val="6B6B6B"/>
+          <w:sz w:val="17"/>
+          <w:szCs w:val="17"/>
+        </w:rPr>
+        <w:t xml:space="preserve">Tick = no problem found. Write anything else in the notes. Match the sample number (S1 to S3) to the tag on the plan.</w:t>
+      </w:r>
+    </w:p>
+    <w:tbl>
+      <w:tblPr>
+        <w:tblW w:w="9706" w:type="dxa"/>
+        <w:tblLayout w:type="fixed"/>
+        <w:tblBorders>
+          <w:top w:val="single" w:sz="4" w:space="0" w:color="BBBBBB"/>
+          <w:left w:val="single" w:sz="4" w:space="0" w:color="BBBBBB"/>
+          <w:bottom w:val="single" w:sz="4" w:space="0" w:color="BBBBBB"/>
+          <w:right w:val="single" w:sz="4" w:space="0" w:color="BBBBBB"/>
+          <w:insideH w:val="single" w:sz="4" w:space="0" w:color="BBBBBB"/>
+          <w:insideV w:val="single" w:sz="4" w:space="0" w:color="BBBBBB"/>
+        </w:tblBorders>
+      </w:tblPr>
+      <w:tblGrid>
+        <w:gridCol w:w="1300"/>
+        <w:gridCol w:w="4153"/>
+        <w:gridCol w:w="4253"/>
+      </w:tblGrid>
+      <w:tr>
+        <w:trPr>
+          <w:cantSplit/>
+          <w:trHeight w:val="340" w:hRule="atLeast"/>
+        </w:trPr>
+        <w:tc>
+          <w:tcPr>
+            <w:tcW w:w="1300" w:type="dxa"/>
+            <w:shd w:val="clear" w:color="auto" w:fill="F2F2F2"/>
+            <w:tcMar>
+              <w:top w:w="30" w:type="dxa"/>
+              <w:left w:w="60" w:type="dxa"/>
+              <w:bottom w:w="30" w:type="dxa"/>
+              <w:right w:w="60" w:type="dxa"/>
+            </w:tcMar>
+            <w:vAlign w:val="center"/>
+          </w:tcPr>
+          <w:p>
+            <w:pPr>
+              <w:spacing w:before="0" w:after="0"/>
+            </w:pPr>
+            <w:r>
+              <w:rPr>
+                <w:rFonts w:ascii="Arial" w:cs="Arial" w:eastAsia="Arial" w:hAnsi="Arial"/>
+                <w:b/>
+                <w:bCs/>
+                <w:color w:val="B3202D"/>
+                <w:sz w:val="18"/>
+                <w:szCs w:val="18"/>
+              </w:rPr>
+              <w:t xml:space="preserve">Sample S1</w:t>
+            </w:r>
+          </w:p>
+        </w:tc>
+        <w:tc>
+          <w:tcPr>
+            <w:tcW w:w="4153" w:type="dxa"/>
+            <w:shd w:val="clear" w:color="auto" w:fill="F2F2F2"/>
+            <w:tcMar>
+              <w:top w:w="30" w:type="dxa"/>
+              <w:left w:w="60" w:type="dxa"/>
+              <w:bottom w:w="30" w:type="dxa"/>
+              <w:right w:w="60" w:type="dxa"/>
+            </w:tcMar>
+            <w:vAlign w:val="center"/>
+          </w:tcPr>
+          <w:p>
+            <w:pPr>
+              <w:spacing w:before="0" w:after="0"/>
+            </w:pPr>
+            <w:r>
+              <w:rPr>
+                <w:rFonts w:ascii="Arial" w:cs="Arial" w:eastAsia="Arial" w:hAnsi="Arial"/>
+                <w:sz w:val="17"/>
+                <w:szCs w:val="17"/>
+              </w:rPr>
+              <w:t xml:space="preserve">Location / door ref: ________________________</w:t>
+            </w:r>
+          </w:p>
+        </w:tc>
+        <w:tc>
+          <w:tcPr>
+            <w:tcW w:w="4253" w:type="dxa"/>
+            <w:shd w:val="clear" w:color="auto" w:fill="F2F2F2"/>
+            <w:tcMar>
+              <w:top w:w="30" w:type="dxa"/>
+              <w:left w:w="60" w:type="dxa"/>
+              <w:bottom w:w="30" w:type="dxa"/>
+              <w:right w:w="60" w:type="dxa"/>
+            </w:tcMar>
+            <w:vAlign w:val="center"/>
+          </w:tcPr>
+          <w:p>
+            <w:pPr>
+              <w:spacing w:before="0" w:after="0"/>
+            </w:pPr>
+            <w:r>
+              <w:rPr>
+                <w:rFonts w:ascii="Arial" w:cs="Arial" w:eastAsia="Arial" w:hAnsi="Arial"/>
+                <w:sz w:val="17"/>
+                <w:szCs w:val="17"/>
+              </w:rPr>
+              <w:t xml:space="preserve">Rating: ☐ FD30  ☐ FD30S  ☐ FD60  ☐ Unknown</w:t>
+            </w:r>
+          </w:p>
+        </w:tc>
+      </w:tr>
+      <w:tr>
+        <w:trPr>
+          <w:cantSplit/>
+        </w:trPr>
+        <w:tc>
+          <w:tcPr>
+            <w:tcW w:w="9706" w:type="dxa"/>
+            <w:gridSpan w:val="3"/>
+            <w:tcMar>
+              <w:top w:w="30" w:type="dxa"/>
+              <w:left w:w="80" w:type="dxa"/>
+              <w:bottom w:w="30" w:type="dxa"/>
+              <w:right w:w="80" w:type="dxa"/>
+            </w:tcMar>
+            <w:vAlign w:val="top"/>
+          </w:tcPr>
+          <w:p>
+            <w:pPr>
+              <w:tabs>
+                <w:tab w:val="left" w:pos="4750"/>
+              </w:tabs>
+              <w:spacing w:before="0" w:after="30"/>
+            </w:pPr>
+            <w:r>
+              <w:rPr>
+                <w:rFonts w:ascii="Arial" w:cs="Arial" w:eastAsia="Arial" w:hAnsi="Arial"/>
+                <w:sz w:val="15"/>
+                <w:szCs w:val="15"/>
+              </w:rPr>
+              <w:t xml:space="preserve">☐ Door is fire-resisting, not replaced</w:t>
+            </w:r>
+            <w:r>
+              <w:rPr>
+                <w:rFonts w:ascii="Arial" w:cs="Arial" w:eastAsia="Arial" w:hAnsi="Arial"/>
+                <w:sz w:val="15"/>
+                <w:szCs w:val="15"/>
+              </w:rPr>
+              <w:tab/>
+            </w:r>
+            <w:r>
+              <w:rPr>
+                <w:rFonts w:ascii="Arial" w:cs="Arial" w:eastAsia="Arial" w:hAnsi="Arial"/>
+                <w:sz w:val="15"/>
+                <w:szCs w:val="15"/>
+              </w:rPr>
+              <w:t xml:space="preserve">☐ Gaps no more than 4 mm (bottom: as small as practicable)</w:t>
+            </w:r>
+          </w:p>
+          <w:p>
+            <w:pPr>
+              <w:tabs>
+                <w:tab w:val="left" w:pos="4750"/>
+              </w:tabs>
+              <w:spacing w:before="0" w:after="30"/>
+            </w:pPr>
+            <w:r>
+              <w:rPr>
+                <w:rFonts w:ascii="Arial" w:cs="Arial" w:eastAsia="Arial" w:hAnsi="Arial"/>
+                <w:sz w:val="15"/>
+                <w:szCs w:val="15"/>
+              </w:rPr>
+              <w:t xml:space="preserve">☐ No damage or alterations to door or frame</w:t>
+            </w:r>
+            <w:r>
+              <w:rPr>
+                <w:rFonts w:ascii="Arial" w:cs="Arial" w:eastAsia="Arial" w:hAnsi="Arial"/>
+                <w:sz w:val="15"/>
+                <w:szCs w:val="15"/>
+              </w:rPr>
+              <w:tab/>
+            </w:r>
+            <w:r>
+              <w:rPr>
+                <w:rFonts w:ascii="Arial" w:cs="Arial" w:eastAsia="Arial" w:hAnsi="Arial"/>
+                <w:sz w:val="15"/>
+                <w:szCs w:val="15"/>
+              </w:rPr>
+              <w:t xml:space="preserve">☐ Self-closer fully closes the door (also from about 15 degrees)</w:t>
+            </w:r>
+          </w:p>
+          <w:p>
+            <w:pPr>
+              <w:tabs>
+                <w:tab w:val="left" w:pos="4750"/>
+              </w:tabs>
+              <w:spacing w:before="0" w:after="30"/>
+            </w:pPr>
+            <w:r>
+              <w:rPr>
+                <w:rFonts w:ascii="Arial" w:cs="Arial" w:eastAsia="Arial" w:hAnsi="Arial"/>
+                <w:sz w:val="15"/>
+                <w:szCs w:val="15"/>
+              </w:rPr>
+              <w:t xml:space="preserve">☐ Glazing intact, still fire-resisting</w:t>
+            </w:r>
+            <w:r>
+              <w:rPr>
+                <w:rFonts w:ascii="Arial" w:cs="Arial" w:eastAsia="Arial" w:hAnsi="Arial"/>
+                <w:sz w:val="15"/>
+                <w:szCs w:val="15"/>
+              </w:rPr>
+              <w:tab/>
+            </w:r>
+            <w:r>
+              <w:rPr>
+                <w:rFonts w:ascii="Arial" w:cs="Arial" w:eastAsia="Arial" w:hAnsi="Arial"/>
+                <w:sz w:val="15"/>
+                <w:szCs w:val="15"/>
+              </w:rPr>
+              <w:t xml:space="preserve">☐ Seals and intumescent strips present, undamaged, not painted over</w:t>
+            </w:r>
+          </w:p>
+          <w:p>
+            <w:pPr>
+              <w:tabs>
+                <w:tab w:val="left" w:pos="4750"/>
+              </w:tabs>
+              <w:spacing w:before="0" w:after="30"/>
+            </w:pPr>
+            <w:r>
+              <w:rPr>
+                <w:rFonts w:ascii="Arial" w:cs="Arial" w:eastAsia="Arial" w:hAnsi="Arial"/>
+                <w:sz w:val="15"/>
+                <w:szCs w:val="15"/>
+              </w:rPr>
+              <w:t xml:space="preserve">☐ Hinges and ironmongery sound, no missing screws</w:t>
+            </w:r>
+            <w:r>
+              <w:rPr>
+                <w:rFonts w:ascii="Arial" w:cs="Arial" w:eastAsia="Arial" w:hAnsi="Arial"/>
+                <w:sz w:val="15"/>
+                <w:szCs w:val="15"/>
+              </w:rPr>
+              <w:tab/>
+            </w:r>
+            <w:r>
+              <w:rPr>
+                <w:rFonts w:ascii="Arial" w:cs="Arial" w:eastAsia="Arial" w:hAnsi="Arial"/>
+                <w:sz w:val="15"/>
+                <w:szCs w:val="15"/>
+              </w:rPr>
+              <w:t xml:space="preserve">☐ Letterbox closed and suitable, grilles ok</w:t>
+            </w:r>
+          </w:p>
+        </w:tc>
+      </w:tr>
+      <w:tr>
+        <w:trPr>
+          <w:cantSplit/>
+          <w:trHeight w:val="640" w:hRule="atLeast"/>
+        </w:trPr>
+        <w:tc>
+          <w:tcPr>
+            <w:tcW w:w="5453" w:type="dxa"/>
+            <w:gridSpan w:val="2"/>
+            <w:tcMar>
+              <w:top w:w="30" w:type="dxa"/>
+              <w:left w:w="60" w:type="dxa"/>
+              <w:bottom w:w="30" w:type="dxa"/>
+              <w:right w:w="60" w:type="dxa"/>
+            </w:tcMar>
+            <w:vAlign w:val="top"/>
+          </w:tcPr>
+          <w:p>
+            <w:pPr>
+              <w:spacing w:before="0" w:after="0"/>
+            </w:pPr>
+            <w:r>
+              <w:rPr>
+                <w:rFonts w:ascii="Arial" w:cs="Arial" w:eastAsia="Arial" w:hAnsi="Arial"/>
+                <w:color w:val="6B6B6B"/>
+                <w:sz w:val="16"/>
+                <w:szCs w:val="16"/>
+              </w:rPr>
+              <w:t xml:space="preserve">Notes:</w:t>
+            </w:r>
+          </w:p>
+        </w:tc>
+        <w:tc>
+          <w:tcPr>
+            <w:tcW w:w="4253" w:type="dxa"/>
+            <w:tcMar>
+              <w:top w:w="30" w:type="dxa"/>
+              <w:left w:w="60" w:type="dxa"/>
+              <w:bottom w:w="30" w:type="dxa"/>
+              <w:right w:w="60" w:type="dxa"/>
+            </w:tcMar>
+            <w:vAlign w:val="top"/>
+          </w:tcPr>
+          <w:p>
+            <w:pPr>
+              <w:spacing w:before="0" w:after="0"/>
+            </w:pPr>
+            <w:r>
+              <w:rPr>
+                <w:rFonts w:ascii="Arial" w:cs="Arial" w:eastAsia="Arial" w:hAnsi="Arial"/>
+                <w:sz w:val="16"/>
+                <w:szCs w:val="16"/>
+              </w:rPr>
+              <w:t xml:space="preserve">Result:  ☐ Satisfactory   ☐ Action needed</w:t>
+            </w:r>
+          </w:p>
+        </w:tc>
+      </w:tr>
+    </w:tbl>
+    <w:p>
+      <w:pPr>
+        <w:spacing w:before="0" w:after="40"/>
+      </w:pPr>
+    </w:p>
+    <w:tbl>
+      <w:tblPr>
+        <w:tblW w:w="9706" w:type="dxa"/>
+        <w:tblLayout w:type="fixed"/>
+        <w:tblBorders>
+          <w:top w:val="single" w:sz="4" w:space="0" w:color="BBBBBB"/>
+          <w:left w:val="single" w:sz="4" w:space="0" w:color="BBBBBB"/>
+          <w:bottom w:val="single" w:sz="4" w:space="0" w:color="BBBBBB"/>
+          <w:right w:val="single" w:sz="4" w:space="0" w:color="BBBBBB"/>
+          <w:insideH w:val="single" w:sz="4" w:space="0" w:color="BBBBBB"/>
+          <w:insideV w:val="single" w:sz="4" w:space="0" w:color="BBBBBB"/>
+        </w:tblBorders>
+      </w:tblPr>
+      <w:tblGrid>
+        <w:gridCol w:w="1300"/>
+        <w:gridCol w:w="4153"/>
+        <w:gridCol w:w="4253"/>
+      </w:tblGrid>
+      <w:tr>
+        <w:trPr>
+          <w:cantSplit/>
+          <w:trHeight w:val="340" w:hRule="atLeast"/>
+        </w:trPr>
+        <w:tc>
+          <w:tcPr>
+            <w:tcW w:w="1300" w:type="dxa"/>
+            <w:shd w:val="clear" w:color="auto" w:fill="F2F2F2"/>
+            <w:tcMar>
+              <w:top w:w="30" w:type="dxa"/>
+              <w:left w:w="60" w:type="dxa"/>
+              <w:bottom w:w="30" w:type="dxa"/>
+              <w:right w:w="60" w:type="dxa"/>
+            </w:tcMar>
+            <w:vAlign w:val="center"/>
+          </w:tcPr>
+          <w:p>
+            <w:pPr>
+              <w:spacing w:before="0" w:after="0"/>
+            </w:pPr>
+            <w:r>
+              <w:rPr>
+                <w:rFonts w:ascii="Arial" w:cs="Arial" w:eastAsia="Arial" w:hAnsi="Arial"/>
+                <w:b/>
+                <w:bCs/>
+                <w:color w:val="B3202D"/>
+                <w:sz w:val="18"/>
+                <w:szCs w:val="18"/>
+              </w:rPr>
+              <w:t xml:space="preserve">Sample S2</w:t>
+            </w:r>
+          </w:p>
+        </w:tc>
+        <w:tc>
+          <w:tcPr>
+            <w:tcW w:w="4153" w:type="dxa"/>
+            <w:shd w:val="clear" w:color="auto" w:fill="F2F2F2"/>
+            <w:tcMar>
+              <w:top w:w="30" w:type="dxa"/>
+              <w:left w:w="60" w:type="dxa"/>
+              <w:bottom w:w="30" w:type="dxa"/>
+              <w:right w:w="60" w:type="dxa"/>
+            </w:tcMar>
+            <w:vAlign w:val="center"/>
+          </w:tcPr>
+          <w:p>
+            <w:pPr>
+              <w:spacing w:before="0" w:after="0"/>
+            </w:pPr>
+            <w:r>
+              <w:rPr>
+                <w:rFonts w:ascii="Arial" w:cs="Arial" w:eastAsia="Arial" w:hAnsi="Arial"/>
+                <w:sz w:val="17"/>
+                <w:szCs w:val="17"/>
+              </w:rPr>
+              <w:t xml:space="preserve">Location / door ref: ________________________</w:t>
+            </w:r>
+          </w:p>
+        </w:tc>
+        <w:tc>
+          <w:tcPr>
+            <w:tcW w:w="4253" w:type="dxa"/>
+            <w:shd w:val="clear" w:color="auto" w:fill="F2F2F2"/>
+            <w:tcMar>
+              <w:top w:w="30" w:type="dxa"/>
+              <w:left w:w="60" w:type="dxa"/>
+              <w:bottom w:w="30" w:type="dxa"/>
+              <w:right w:w="60" w:type="dxa"/>
+            </w:tcMar>
+            <w:vAlign w:val="center"/>
+          </w:tcPr>
+          <w:p>
+            <w:pPr>
+              <w:spacing w:before="0" w:after="0"/>
+            </w:pPr>
+            <w:r>
+              <w:rPr>
+                <w:rFonts w:ascii="Arial" w:cs="Arial" w:eastAsia="Arial" w:hAnsi="Arial"/>
+                <w:sz w:val="17"/>
+                <w:szCs w:val="17"/>
+              </w:rPr>
+              <w:t xml:space="preserve">Rating: ☐ FD30  ☐ FD30S  ☐ FD60  ☐ Unknown</w:t>
+            </w:r>
+          </w:p>
+        </w:tc>
+      </w:tr>
+      <w:tr>
+        <w:trPr>
+          <w:cantSplit/>
+        </w:trPr>
+        <w:tc>
+          <w:tcPr>
+            <w:tcW w:w="9706" w:type="dxa"/>
+            <w:gridSpan w:val="3"/>
+            <w:tcMar>
+              <w:top w:w="30" w:type="dxa"/>
+              <w:left w:w="80" w:type="dxa"/>
+              <w:bottom w:w="30" w:type="dxa"/>
+              <w:right w:w="80" w:type="dxa"/>
+            </w:tcMar>
+            <w:vAlign w:val="top"/>
+          </w:tcPr>
+          <w:p>
+            <w:pPr>
+              <w:tabs>
+                <w:tab w:val="left" w:pos="4750"/>
+              </w:tabs>
+              <w:spacing w:before="0" w:after="30"/>
+            </w:pPr>
+            <w:r>
+              <w:rPr>
+                <w:rFonts w:ascii="Arial" w:cs="Arial" w:eastAsia="Arial" w:hAnsi="Arial"/>
+                <w:sz w:val="15"/>
+                <w:szCs w:val="15"/>
+              </w:rPr>
+              <w:t xml:space="preserve">☐ Door is fire-resisting, not replaced</w:t>
+            </w:r>
+            <w:r>
+              <w:rPr>
+                <w:rFonts w:ascii="Arial" w:cs="Arial" w:eastAsia="Arial" w:hAnsi="Arial"/>
+                <w:sz w:val="15"/>
+                <w:szCs w:val="15"/>
+              </w:rPr>
+              <w:tab/>
+            </w:r>
+            <w:r>
+              <w:rPr>
+                <w:rFonts w:ascii="Arial" w:cs="Arial" w:eastAsia="Arial" w:hAnsi="Arial"/>
+                <w:sz w:val="15"/>
+                <w:szCs w:val="15"/>
+              </w:rPr>
+              <w:t xml:space="preserve">☐ Gaps no more than 4 mm (bottom: as small as practicable)</w:t>
+            </w:r>
+          </w:p>
+          <w:p>
+            <w:pPr>
+              <w:tabs>
+                <w:tab w:val="left" w:pos="4750"/>
+              </w:tabs>
+              <w:spacing w:before="0" w:after="30"/>
+            </w:pPr>
+            <w:r>
+              <w:rPr>
+                <w:rFonts w:ascii="Arial" w:cs="Arial" w:eastAsia="Arial" w:hAnsi="Arial"/>
+                <w:sz w:val="15"/>
+                <w:szCs w:val="15"/>
+              </w:rPr>
+              <w:t xml:space="preserve">☐ No damage or alterations to door or frame</w:t>
+            </w:r>
+            <w:r>
+              <w:rPr>
+                <w:rFonts w:ascii="Arial" w:cs="Arial" w:eastAsia="Arial" w:hAnsi="Arial"/>
+                <w:sz w:val="15"/>
+                <w:szCs w:val="15"/>
+              </w:rPr>
+              <w:tab/>
+            </w:r>
+            <w:r>
+              <w:rPr>
+                <w:rFonts w:ascii="Arial" w:cs="Arial" w:eastAsia="Arial" w:hAnsi="Arial"/>
+                <w:sz w:val="15"/>
+                <w:szCs w:val="15"/>
+              </w:rPr>
+              <w:t xml:space="preserve">☐ Self-closer fully closes the door (also from about 15 degrees)</w:t>
+            </w:r>
+          </w:p>
+          <w:p>
+            <w:pPr>
+              <w:tabs>
+                <w:tab w:val="left" w:pos="4750"/>
+              </w:tabs>
+              <w:spacing w:before="0" w:after="30"/>
+            </w:pPr>
+            <w:r>
+              <w:rPr>
+                <w:rFonts w:ascii="Arial" w:cs="Arial" w:eastAsia="Arial" w:hAnsi="Arial"/>
+                <w:sz w:val="15"/>
+                <w:szCs w:val="15"/>
+              </w:rPr>
+              <w:t xml:space="preserve">☐ Glazing intact, still fire-resisting</w:t>
+            </w:r>
+            <w:r>
+              <w:rPr>
+                <w:rFonts w:ascii="Arial" w:cs="Arial" w:eastAsia="Arial" w:hAnsi="Arial"/>
+                <w:sz w:val="15"/>
+                <w:szCs w:val="15"/>
+              </w:rPr>
+              <w:tab/>
+            </w:r>
+            <w:r>
+              <w:rPr>
+                <w:rFonts w:ascii="Arial" w:cs="Arial" w:eastAsia="Arial" w:hAnsi="Arial"/>
+                <w:sz w:val="15"/>
+                <w:szCs w:val="15"/>
+              </w:rPr>
+              <w:t xml:space="preserve">☐ Seals and intumescent strips present, undamaged, not painted over</w:t>
+            </w:r>
+          </w:p>
+          <w:p>
+            <w:pPr>
+              <w:tabs>
+                <w:tab w:val="left" w:pos="4750"/>
+              </w:tabs>
+              <w:spacing w:before="0" w:after="30"/>
+            </w:pPr>
+            <w:r>
+              <w:rPr>
+                <w:rFonts w:ascii="Arial" w:cs="Arial" w:eastAsia="Arial" w:hAnsi="Arial"/>
+                <w:sz w:val="15"/>
+                <w:szCs w:val="15"/>
+              </w:rPr>
+              <w:t xml:space="preserve">☐ Hinges and ironmongery sound, no missing screws</w:t>
+            </w:r>
+            <w:r>
+              <w:rPr>
+                <w:rFonts w:ascii="Arial" w:cs="Arial" w:eastAsia="Arial" w:hAnsi="Arial"/>
+                <w:sz w:val="15"/>
+                <w:szCs w:val="15"/>
+              </w:rPr>
+              <w:tab/>
+            </w:r>
+            <w:r>
+              <w:rPr>
+                <w:rFonts w:ascii="Arial" w:cs="Arial" w:eastAsia="Arial" w:hAnsi="Arial"/>
+                <w:sz w:val="15"/>
+                <w:szCs w:val="15"/>
+              </w:rPr>
+              <w:t xml:space="preserve">☐ Letterbox closed and suitable, grilles ok</w:t>
+            </w:r>
+          </w:p>
+        </w:tc>
+      </w:tr>
+      <w:tr>
+        <w:trPr>
+          <w:cantSplit/>
+          <w:trHeight w:val="640" w:hRule="atLeast"/>
+        </w:trPr>
+        <w:tc>
+          <w:tcPr>
+            <w:tcW w:w="5453" w:type="dxa"/>
+            <w:gridSpan w:val="2"/>
+            <w:tcMar>
+              <w:top w:w="30" w:type="dxa"/>
+              <w:left w:w="60" w:type="dxa"/>
+              <w:bottom w:w="30" w:type="dxa"/>
+              <w:right w:w="60" w:type="dxa"/>
+            </w:tcMar>
+            <w:vAlign w:val="top"/>
+          </w:tcPr>
+          <w:p>
+            <w:pPr>
+              <w:spacing w:before="0" w:after="0"/>
+            </w:pPr>
+            <w:r>
+              <w:rPr>
+                <w:rFonts w:ascii="Arial" w:cs="Arial" w:eastAsia="Arial" w:hAnsi="Arial"/>
+                <w:color w:val="6B6B6B"/>
+                <w:sz w:val="16"/>
+                <w:szCs w:val="16"/>
+              </w:rPr>
+              <w:t xml:space="preserve">Notes:</w:t>
+            </w:r>
+          </w:p>
+        </w:tc>
+        <w:tc>
+          <w:tcPr>
+            <w:tcW w:w="4253" w:type="dxa"/>
+            <w:tcMar>
+              <w:top w:w="30" w:type="dxa"/>
+              <w:left w:w="60" w:type="dxa"/>
+              <w:bottom w:w="30" w:type="dxa"/>
+              <w:right w:w="60" w:type="dxa"/>
+            </w:tcMar>
+            <w:vAlign w:val="top"/>
+          </w:tcPr>
+          <w:p>
+            <w:pPr>
+              <w:spacing w:before="0" w:after="0"/>
+            </w:pPr>
+            <w:r>
+              <w:rPr>
+                <w:rFonts w:ascii="Arial" w:cs="Arial" w:eastAsia="Arial" w:hAnsi="Arial"/>
+                <w:sz w:val="16"/>
+                <w:szCs w:val="16"/>
+              </w:rPr>
+              <w:t xml:space="preserve">Result:  ☐ Satisfactory   ☐ Action needed</w:t>
+            </w:r>
+          </w:p>
+        </w:tc>
+      </w:tr>
+    </w:tbl>
+    <w:p>
+      <w:pPr>
+        <w:spacing w:before="0" w:after="40"/>
+      </w:pPr>
+    </w:p>
+    <w:tbl>
+      <w:tblPr>
+        <w:tblW w:w="9706" w:type="dxa"/>
+        <w:tblLayout w:type="fixed"/>
+        <w:tblBorders>
+          <w:top w:val="single" w:sz="4" w:space="0" w:color="BBBBBB"/>
+          <w:left w:val="single" w:sz="4" w:space="0" w:color="BBBBBB"/>
+          <w:bottom w:val="single" w:sz="4" w:space="0" w:color="BBBBBB"/>
+          <w:right w:val="single" w:sz="4" w:space="0" w:color="BBBBBB"/>
+          <w:insideH w:val="single" w:sz="4" w:space="0" w:color="BBBBBB"/>
+          <w:insideV w:val="single" w:sz="4" w:space="0" w:color="BBBBBB"/>
+        </w:tblBorders>
+      </w:tblPr>
+      <w:tblGrid>
+        <w:gridCol w:w="1300"/>
+        <w:gridCol w:w="4153"/>
+        <w:gridCol w:w="4253"/>
+      </w:tblGrid>
+      <w:tr>
+        <w:trPr>
+          <w:cantSplit/>
+          <w:trHeight w:val="340" w:hRule="atLeast"/>
+        </w:trPr>
+        <w:tc>
+          <w:tcPr>
+            <w:tcW w:w="1300" w:type="dxa"/>
+            <w:shd w:val="clear" w:color="auto" w:fill="F2F2F2"/>
+            <w:tcMar>
+              <w:top w:w="30" w:type="dxa"/>
+              <w:left w:w="60" w:type="dxa"/>
+              <w:bottom w:w="30" w:type="dxa"/>
+              <w:right w:w="60" w:type="dxa"/>
+            </w:tcMar>
+            <w:vAlign w:val="center"/>
+          </w:tcPr>
+          <w:p>
+            <w:pPr>
+              <w:spacing w:before="0" w:after="0"/>
+            </w:pPr>
+            <w:r>
+              <w:rPr>
+                <w:rFonts w:ascii="Arial" w:cs="Arial" w:eastAsia="Arial" w:hAnsi="Arial"/>
+                <w:b/>
+                <w:bCs/>
+                <w:color w:val="B3202D"/>
+                <w:sz w:val="18"/>
+                <w:szCs w:val="18"/>
+              </w:rPr>
+              <w:t xml:space="preserve">Sample S3</w:t>
+            </w:r>
+          </w:p>
+        </w:tc>
+        <w:tc>
+          <w:tcPr>
+            <w:tcW w:w="4153" w:type="dxa"/>
+            <w:shd w:val="clear" w:color="auto" w:fill="F2F2F2"/>
+            <w:tcMar>
+              <w:top w:w="30" w:type="dxa"/>
+              <w:left w:w="60" w:type="dxa"/>
+              <w:bottom w:w="30" w:type="dxa"/>
+              <w:right w:w="60" w:type="dxa"/>
+            </w:tcMar>
+            <w:vAlign w:val="center"/>
+          </w:tcPr>
+          <w:p>
+            <w:pPr>
+              <w:spacing w:before="0" w:after="0"/>
+            </w:pPr>
+            <w:r>
+              <w:rPr>
+                <w:rFonts w:ascii="Arial" w:cs="Arial" w:eastAsia="Arial" w:hAnsi="Arial"/>
+                <w:sz w:val="17"/>
+                <w:szCs w:val="17"/>
+              </w:rPr>
+              <w:t xml:space="preserve">Location / door ref: ________________________</w:t>
+            </w:r>
+          </w:p>
+        </w:tc>
+        <w:tc>
+          <w:tcPr>
+            <w:tcW w:w="4253" w:type="dxa"/>
+            <w:shd w:val="clear" w:color="auto" w:fill="F2F2F2"/>
+            <w:tcMar>
+              <w:top w:w="30" w:type="dxa"/>
+              <w:left w:w="60" w:type="dxa"/>
+              <w:bottom w:w="30" w:type="dxa"/>
+              <w:right w:w="60" w:type="dxa"/>
+            </w:tcMar>
+            <w:vAlign w:val="center"/>
+          </w:tcPr>
+          <w:p>
+            <w:pPr>
+              <w:spacing w:before="0" w:after="0"/>
+            </w:pPr>
+            <w:r>
+              <w:rPr>
+                <w:rFonts w:ascii="Arial" w:cs="Arial" w:eastAsia="Arial" w:hAnsi="Arial"/>
+                <w:sz w:val="17"/>
+                <w:szCs w:val="17"/>
+              </w:rPr>
+              <w:t xml:space="preserve">Rating: ☐ FD30  ☐ FD30S  ☐ FD60  ☐ Unknown</w:t>
+            </w:r>
+          </w:p>
+        </w:tc>
+      </w:tr>
+      <w:tr>
+        <w:trPr>
+          <w:cantSplit/>
+        </w:trPr>
+        <w:tc>
+          <w:tcPr>
+            <w:tcW w:w="9706" w:type="dxa"/>
+            <w:gridSpan w:val="3"/>
+            <w:tcMar>
+              <w:top w:w="30" w:type="dxa"/>
+              <w:left w:w="80" w:type="dxa"/>
+              <w:bottom w:w="30" w:type="dxa"/>
+              <w:right w:w="80" w:type="dxa"/>
+            </w:tcMar>
+            <w:vAlign w:val="top"/>
+          </w:tcPr>
+          <w:p>
+            <w:pPr>
+              <w:tabs>
+                <w:tab w:val="left" w:pos="4750"/>
+              </w:tabs>
+              <w:spacing w:before="0" w:after="30"/>
+            </w:pPr>
+            <w:r>
+              <w:rPr>
+                <w:rFonts w:ascii="Arial" w:cs="Arial" w:eastAsia="Arial" w:hAnsi="Arial"/>
+                <w:sz w:val="15"/>
+                <w:szCs w:val="15"/>
+              </w:rPr>
+              <w:t xml:space="preserve">☐ Door is fire-resisting, not replaced</w:t>
+            </w:r>
+            <w:r>
+              <w:rPr>
+                <w:rFonts w:ascii="Arial" w:cs="Arial" w:eastAsia="Arial" w:hAnsi="Arial"/>
+                <w:sz w:val="15"/>
+                <w:szCs w:val="15"/>
+              </w:rPr>
+              <w:tab/>
+            </w:r>
+            <w:r>
+              <w:rPr>
+                <w:rFonts w:ascii="Arial" w:cs="Arial" w:eastAsia="Arial" w:hAnsi="Arial"/>
+                <w:sz w:val="15"/>
+                <w:szCs w:val="15"/>
+              </w:rPr>
+              <w:t xml:space="preserve">☐ Gaps no more than 4 mm (bottom: as small as practicable)</w:t>
+            </w:r>
+          </w:p>
+          <w:p>
+            <w:pPr>
+              <w:tabs>
+                <w:tab w:val="left" w:pos="4750"/>
+              </w:tabs>
+              <w:spacing w:before="0" w:after="30"/>
+            </w:pPr>
+            <w:r>
+              <w:rPr>
+                <w:rFonts w:ascii="Arial" w:cs="Arial" w:eastAsia="Arial" w:hAnsi="Arial"/>
+                <w:sz w:val="15"/>
+                <w:szCs w:val="15"/>
+              </w:rPr>
+              <w:t xml:space="preserve">☐ No damage or alterations to door or frame</w:t>
+            </w:r>
+            <w:r>
+              <w:rPr>
+                <w:rFonts w:ascii="Arial" w:cs="Arial" w:eastAsia="Arial" w:hAnsi="Arial"/>
+                <w:sz w:val="15"/>
+                <w:szCs w:val="15"/>
+              </w:rPr>
+              <w:tab/>
+            </w:r>
+            <w:r>
+              <w:rPr>
+                <w:rFonts w:ascii="Arial" w:cs="Arial" w:eastAsia="Arial" w:hAnsi="Arial"/>
+                <w:sz w:val="15"/>
+                <w:szCs w:val="15"/>
+              </w:rPr>
+              <w:t xml:space="preserve">☐ Self-closer fully closes the door (also from about 15 degrees)</w:t>
+            </w:r>
+          </w:p>
+          <w:p>
+            <w:pPr>
+              <w:tabs>
+                <w:tab w:val="left" w:pos="4750"/>
+              </w:tabs>
+              <w:spacing w:before="0" w:after="30"/>
+            </w:pPr>
+            <w:r>
+              <w:rPr>
+                <w:rFonts w:ascii="Arial" w:cs="Arial" w:eastAsia="Arial" w:hAnsi="Arial"/>
+                <w:sz w:val="15"/>
+                <w:szCs w:val="15"/>
+              </w:rPr>
+              <w:t xml:space="preserve">☐ Glazing intact, still fire-resisting</w:t>
+            </w:r>
+            <w:r>
+              <w:rPr>
+                <w:rFonts w:ascii="Arial" w:cs="Arial" w:eastAsia="Arial" w:hAnsi="Arial"/>
+                <w:sz w:val="15"/>
+                <w:szCs w:val="15"/>
+              </w:rPr>
+              <w:tab/>
+            </w:r>
+            <w:r>
+              <w:rPr>
+                <w:rFonts w:ascii="Arial" w:cs="Arial" w:eastAsia="Arial" w:hAnsi="Arial"/>
+                <w:sz w:val="15"/>
+                <w:szCs w:val="15"/>
+              </w:rPr>
+              <w:t xml:space="preserve">☐ Seals and intumescent strips present, undamaged, not painted over</w:t>
+            </w:r>
+          </w:p>
+          <w:p>
+            <w:pPr>
+              <w:tabs>
+                <w:tab w:val="left" w:pos="4750"/>
+              </w:tabs>
+              <w:spacing w:before="0" w:after="30"/>
+            </w:pPr>
+            <w:r>
+              <w:rPr>
+                <w:rFonts w:ascii="Arial" w:cs="Arial" w:eastAsia="Arial" w:hAnsi="Arial"/>
+                <w:sz w:val="15"/>
+                <w:szCs w:val="15"/>
+              </w:rPr>
+              <w:t xml:space="preserve">☐ Hinges and ironmongery sound, no missing screws</w:t>
+            </w:r>
+            <w:r>
+              <w:rPr>
+                <w:rFonts w:ascii="Arial" w:cs="Arial" w:eastAsia="Arial" w:hAnsi="Arial"/>
+                <w:sz w:val="15"/>
+                <w:szCs w:val="15"/>
+              </w:rPr>
+              <w:tab/>
+            </w:r>
+            <w:r>
+              <w:rPr>
+                <w:rFonts w:ascii="Arial" w:cs="Arial" w:eastAsia="Arial" w:hAnsi="Arial"/>
+                <w:sz w:val="15"/>
+                <w:szCs w:val="15"/>
+              </w:rPr>
+              <w:t xml:space="preserve">☐ Letterbox closed and suitable, grilles ok</w:t>
+            </w:r>
+          </w:p>
+        </w:tc>
+      </w:tr>
+      <w:tr>
+        <w:trPr>
+          <w:cantSplit/>
+          <w:trHeight w:val="640" w:hRule="atLeast"/>
+        </w:trPr>
+        <w:tc>
+          <w:tcPr>
+            <w:tcW w:w="5453" w:type="dxa"/>
+            <w:gridSpan w:val="2"/>
+            <w:tcMar>
+              <w:top w:w="30" w:type="dxa"/>
+              <w:left w:w="60" w:type="dxa"/>
+              <w:bottom w:w="30" w:type="dxa"/>
+              <w:right w:w="60" w:type="dxa"/>
+            </w:tcMar>
+            <w:vAlign w:val="top"/>
+          </w:tcPr>
+          <w:p>
+            <w:pPr>
+              <w:spacing w:before="0" w:after="0"/>
+            </w:pPr>
+            <w:r>
+              <w:rPr>
+                <w:rFonts w:ascii="Arial" w:cs="Arial" w:eastAsia="Arial" w:hAnsi="Arial"/>
+                <w:color w:val="6B6B6B"/>
+                <w:sz w:val="16"/>
+                <w:szCs w:val="16"/>
+              </w:rPr>
+              <w:t xml:space="preserve">Notes:</w:t>
+            </w:r>
+          </w:p>
+        </w:tc>
+        <w:tc>
+          <w:tcPr>
+            <w:tcW w:w="4253" w:type="dxa"/>
+            <w:tcMar>
+              <w:top w:w="30" w:type="dxa"/>
+              <w:left w:w="60" w:type="dxa"/>
+              <w:bottom w:w="30" w:type="dxa"/>
+              <w:right w:w="60" w:type="dxa"/>
+            </w:tcMar>
+            <w:vAlign w:val="top"/>
+          </w:tcPr>
+          <w:p>
+            <w:pPr>
+              <w:spacing w:before="0" w:after="0"/>
+            </w:pPr>
+            <w:r>
+              <w:rPr>
+                <w:rFonts w:ascii="Arial" w:cs="Arial" w:eastAsia="Arial" w:hAnsi="Arial"/>
+                <w:sz w:val="16"/>
+                <w:szCs w:val="16"/>
+              </w:rPr>
+              <w:t xml:space="preserve">Result:  ☐ Satisfactory   ☐ Action needed</w:t>
+            </w:r>
+          </w:p>
+        </w:tc>
+      </w:tr>
+    </w:tbl>
+    <w:p>
+      <w:pPr>
+        <w:spacing w:before="0" w:after="40"/>
+      </w:pPr>
+    </w:p>
+    <w:p>
+      <w:pPr>
+        <w:keepNext/>
+        <w:pBdr>
+          <w:bottom w:val="single" w:color="B3202D" w:sz="6" w:space="4"/>
+        </w:pBdr>
+        <w:spacing w:after="100" w:before="240"/>
+      </w:pPr>
+      <w:r>
+        <w:rPr>
+          <w:rFonts w:ascii="Arial" w:cs="Arial" w:eastAsia="Arial" w:hAnsi="Arial"/>
+          <w:b/>
+          <w:bCs/>
+          <w:color w:val="B3202D"/>
+          <w:sz w:val="26"/>
+          <w:szCs w:val="26"/>
+        </w:rPr>
+        <w:t xml:space="preserve">11. Occupancy working</w:t>
+      </w:r>
+    </w:p>
+    <w:p>
+      <w:pPr>
+        <w:spacing w:before="0" w:after="60"/>
+      </w:pPr>
+      <w:r>
+        <w:rPr>
+          <w:rFonts w:ascii="Arial" w:cs="Arial" w:eastAsia="Arial" w:hAnsi="Arial"/>
+          <w:color w:val="6B6B6B"/>
+          <w:sz w:val="16"/>
+          <w:szCs w:val="16"/>
+        </w:rPr>
+        <w:t xml:space="preserve">Occupancy is the lower of the floor space figure and the exit figure. Floor space factors: Approved Document B Vol. 2 Table D1. Exit widths: HM Government guide. Tables are on the next page.</w:t>
+      </w:r>
+    </w:p>
+    <w:tbl>
+      <w:tblPr>
+        <w:tblW w:w="9706" w:type="dxa"/>
+        <w:tblLayout w:type="fixed"/>
+        <w:tblBorders>
+          <w:top w:val="single" w:sz="4" w:space="0" w:color="BBBBBB"/>
+          <w:left w:val="single" w:sz="4" w:space="0" w:color="BBBBBB"/>
+          <w:bottom w:val="single" w:sz="4" w:space="0" w:color="BBBBBB"/>
+          <w:right w:val="single" w:sz="4" w:space="0" w:color="BBBBBB"/>
+          <w:insideH w:val="single" w:sz="4" w:space="0" w:color="BBBBBB"/>
+          <w:insideV w:val="single" w:sz="4" w:space="0" w:color="BBBBBB"/>
+        </w:tblBorders>
+      </w:tblPr>
+      <w:tblGrid>
+        <w:gridCol w:w="3700"/>
+        <w:gridCol w:w="1500"/>
+        <w:gridCol w:w="1700"/>
+        <w:gridCol w:w="2806"/>
+      </w:tblGrid>
+      <w:tr>
+        <w:trPr>
+          <w:cantSplit/>
+          <w:trHeight w:val="280" w:hRule="atLeast"/>
+          <w:tblHeader/>
+        </w:trPr>
+        <w:tc>
+          <w:tcPr>
+            <w:tcW w:w="3700" w:type="dxa"/>
+            <w:shd w:val="clear" w:color="auto" w:fill="F2F2F2"/>
+            <w:tcMar>
+              <w:top w:w="30" w:type="dxa"/>
+              <w:left w:w="60" w:type="dxa"/>
+              <w:bottom w:w="30" w:type="dxa"/>
+              <w:right w:w="60" w:type="dxa"/>
+            </w:tcMar>
+            <w:vAlign w:val="center"/>
+          </w:tcPr>
+          <w:p>
+            <w:pPr>
+              <w:spacing w:before="0" w:after="0"/>
+            </w:pPr>
+            <w:r>
+              <w:rPr>
+                <w:rFonts w:ascii="Arial" w:cs="Arial" w:eastAsia="Arial" w:hAnsi="Arial"/>
+                <w:b/>
+                <w:bCs/>
+                <w:sz w:val="15"/>
+                <w:szCs w:val="15"/>
+              </w:rPr>
+              <w:t xml:space="preserve">Area (public floor, net of stairs, toilets, servery)</w:t>
+            </w:r>
+          </w:p>
+        </w:tc>
+        <w:tc>
+          <w:tcPr>
+            <w:tcW w:w="1500" w:type="dxa"/>
+            <w:shd w:val="clear" w:color="auto" w:fill="F2F2F2"/>
+            <w:tcMar>
+              <w:top w:w="30" w:type="dxa"/>
+              <w:left w:w="60" w:type="dxa"/>
+              <w:bottom w:w="30" w:type="dxa"/>
+              <w:right w:w="60" w:type="dxa"/>
+            </w:tcMar>
+            <w:vAlign w:val="center"/>
+          </w:tcPr>
+          <w:p>
+            <w:pPr>
+              <w:spacing w:before="0" w:after="0"/>
+            </w:pPr>
+            <w:r>
+              <w:rPr>
+                <w:rFonts w:ascii="Arial" w:cs="Arial" w:eastAsia="Arial" w:hAnsi="Arial"/>
+                <w:b/>
+                <w:bCs/>
+                <w:sz w:val="15"/>
+                <w:szCs w:val="15"/>
+              </w:rPr>
+              <w:t xml:space="preserve">Area (m2)</w:t>
+            </w:r>
+          </w:p>
+        </w:tc>
+        <w:tc>
+          <w:tcPr>
+            <w:tcW w:w="1700" w:type="dxa"/>
+            <w:shd w:val="clear" w:color="auto" w:fill="F2F2F2"/>
+            <w:tcMar>
+              <w:top w:w="30" w:type="dxa"/>
+              <w:left w:w="60" w:type="dxa"/>
+              <w:bottom w:w="30" w:type="dxa"/>
+              <w:right w:w="60" w:type="dxa"/>
+            </w:tcMar>
+            <w:vAlign w:val="center"/>
+          </w:tcPr>
+          <w:p>
+            <w:pPr>
+              <w:spacing w:before="0" w:after="0"/>
+            </w:pPr>
+            <w:r>
+              <w:rPr>
+                <w:rFonts w:ascii="Arial" w:cs="Arial" w:eastAsia="Arial" w:hAnsi="Arial"/>
+                <w:b/>
+                <w:bCs/>
+                <w:sz w:val="15"/>
+                <w:szCs w:val="15"/>
+              </w:rPr>
+              <w:t xml:space="preserve">m2 per person</w:t>
+            </w:r>
+          </w:p>
+        </w:tc>
+        <w:tc>
+          <w:tcPr>
+            <w:tcW w:w="2806" w:type="dxa"/>
+            <w:shd w:val="clear" w:color="auto" w:fill="F2F2F2"/>
+            <w:tcMar>
+              <w:top w:w="30" w:type="dxa"/>
+              <w:left w:w="60" w:type="dxa"/>
+              <w:bottom w:w="30" w:type="dxa"/>
+              <w:right w:w="60" w:type="dxa"/>
+            </w:tcMar>
+            <w:vAlign w:val="center"/>
+          </w:tcPr>
+          <w:p>
+            <w:pPr>
+              <w:spacing w:before="0" w:after="0"/>
+            </w:pPr>
+            <w:r>
+              <w:rPr>
+                <w:rFonts w:ascii="Arial" w:cs="Arial" w:eastAsia="Arial" w:hAnsi="Arial"/>
+                <w:b/>
+                <w:bCs/>
+                <w:sz w:val="15"/>
+                <w:szCs w:val="15"/>
+              </w:rPr>
+              <w:t xml:space="preserve">People (area / factor)</w:t>
+            </w:r>
+          </w:p>
+        </w:tc>
+      </w:tr>
+      <w:tr>
+        <w:trPr>
+          <w:cantSplit/>
+          <w:trHeight w:val="290" w:hRule="atLeast"/>
+        </w:trPr>
+        <w:tc>
+          <w:tcPr>
+            <w:tcW w:w="3700" w:type="dxa"/>
+            <w:tcMar>
+              <w:top w:w="30" w:type="dxa"/>
+              <w:left w:w="60" w:type="dxa"/>
+              <w:bottom w:w="30" w:type="dxa"/>
+              <w:right w:w="60" w:type="dxa"/>
+            </w:tcMar>
+            <w:vAlign w:val="center"/>
+          </w:tcPr>
+          <w:p>
+            <w:pPr>
+              <w:spacing w:before="0" w:after="0"/>
+            </w:pPr>
+          </w:p>
+        </w:tc>
+        <w:tc>
+          <w:tcPr>
+            <w:tcW w:w="1500" w:type="dxa"/>
+            <w:tcMar>
+              <w:top w:w="30" w:type="dxa"/>
+              <w:left w:w="60" w:type="dxa"/>
+              <w:bottom w:w="30" w:type="dxa"/>
+              <w:right w:w="60" w:type="dxa"/>
+            </w:tcMar>
+            <w:vAlign w:val="center"/>
+          </w:tcPr>
+          <w:p>
+            <w:pPr>
+              <w:spacing w:before="0" w:after="0"/>
+            </w:pPr>
+          </w:p>
+        </w:tc>
+        <w:tc>
+          <w:tcPr>
+            <w:tcW w:w="1700" w:type="dxa"/>
+            <w:tcMar>
+              <w:top w:w="30" w:type="dxa"/>
+              <w:left w:w="60" w:type="dxa"/>
+              <w:bottom w:w="30" w:type="dxa"/>
+              <w:right w:w="60" w:type="dxa"/>
+            </w:tcMar>
+            <w:vAlign w:val="center"/>
+          </w:tcPr>
+          <w:p>
+            <w:pPr>
+              <w:spacing w:before="0" w:after="0"/>
+            </w:pPr>
+          </w:p>
+        </w:tc>
+        <w:tc>
+          <w:tcPr>
+            <w:tcW w:w="2806" w:type="dxa"/>
+            <w:tcMar>
+              <w:top w:w="30" w:type="dxa"/>
+              <w:left w:w="60" w:type="dxa"/>
+              <w:bottom w:w="30" w:type="dxa"/>
+              <w:right w:w="60" w:type="dxa"/>
+            </w:tcMar>
+            <w:vAlign w:val="center"/>
+          </w:tcPr>
+          <w:p>
+            <w:pPr>
+              <w:spacing w:before="0" w:after="0"/>
+            </w:pPr>
+          </w:p>
+        </w:tc>
+      </w:tr>
+      <w:tr>
+        <w:trPr>
+          <w:cantSplit/>
+          <w:trHeight w:val="290" w:hRule="atLeast"/>
+        </w:trPr>
+        <w:tc>
+          <w:tcPr>
+            <w:tcW w:w="3700" w:type="dxa"/>
+            <w:tcMar>
+              <w:top w:w="30" w:type="dxa"/>
+              <w:left w:w="60" w:type="dxa"/>
+              <w:bottom w:w="30" w:type="dxa"/>
+              <w:right w:w="60" w:type="dxa"/>
+            </w:tcMar>
+            <w:vAlign w:val="center"/>
+          </w:tcPr>
+          <w:p>
+            <w:pPr>
+              <w:spacing w:before="0" w:after="0"/>
+            </w:pPr>
+          </w:p>
+        </w:tc>
+        <w:tc>
+          <w:tcPr>
+            <w:tcW w:w="1500" w:type="dxa"/>
+            <w:tcMar>
+              <w:top w:w="30" w:type="dxa"/>
+              <w:left w:w="60" w:type="dxa"/>
+              <w:bottom w:w="30" w:type="dxa"/>
+              <w:right w:w="60" w:type="dxa"/>
+            </w:tcMar>
+            <w:vAlign w:val="center"/>
+          </w:tcPr>
+          <w:p>
+            <w:pPr>
+              <w:spacing w:before="0" w:after="0"/>
+            </w:pPr>
+          </w:p>
+        </w:tc>
+        <w:tc>
+          <w:tcPr>
+            <w:tcW w:w="1700" w:type="dxa"/>
+            <w:tcMar>
+              <w:top w:w="30" w:type="dxa"/>
+              <w:left w:w="60" w:type="dxa"/>
+              <w:bottom w:w="30" w:type="dxa"/>
+              <w:right w:w="60" w:type="dxa"/>
+            </w:tcMar>
+            <w:vAlign w:val="center"/>
+          </w:tcPr>
+          <w:p>
+            <w:pPr>
+              <w:spacing w:before="0" w:after="0"/>
+            </w:pPr>
+          </w:p>
+        </w:tc>
+        <w:tc>
+          <w:tcPr>
+            <w:tcW w:w="2806" w:type="dxa"/>
+            <w:tcMar>
+              <w:top w:w="30" w:type="dxa"/>
+              <w:left w:w="60" w:type="dxa"/>
+              <w:bottom w:w="30" w:type="dxa"/>
+              <w:right w:w="60" w:type="dxa"/>
+            </w:tcMar>
+            <w:vAlign w:val="center"/>
+          </w:tcPr>
+          <w:p>
+            <w:pPr>
+              <w:spacing w:before="0" w:after="0"/>
+            </w:pPr>
+          </w:p>
+        </w:tc>
+      </w:tr>
+      <w:tr>
+        <w:trPr>
+          <w:cantSplit/>
+          <w:trHeight w:val="290" w:hRule="atLeast"/>
+        </w:trPr>
+        <w:tc>
+          <w:tcPr>
+            <w:tcW w:w="3700" w:type="dxa"/>
+            <w:tcMar>
+              <w:top w:w="30" w:type="dxa"/>
+              <w:left w:w="60" w:type="dxa"/>
+              <w:bottom w:w="30" w:type="dxa"/>
+              <w:right w:w="60" w:type="dxa"/>
+            </w:tcMar>
+            <w:vAlign w:val="center"/>
+          </w:tcPr>
+          <w:p>
+            <w:pPr>
+              <w:spacing w:before="0" w:after="0"/>
+            </w:pPr>
+          </w:p>
+        </w:tc>
+        <w:tc>
+          <w:tcPr>
+            <w:tcW w:w="1500" w:type="dxa"/>
+            <w:tcMar>
+              <w:top w:w="30" w:type="dxa"/>
+              <w:left w:w="60" w:type="dxa"/>
+              <w:bottom w:w="30" w:type="dxa"/>
+              <w:right w:w="60" w:type="dxa"/>
+            </w:tcMar>
+            <w:vAlign w:val="center"/>
+          </w:tcPr>
+          <w:p>
+            <w:pPr>
+              <w:spacing w:before="0" w:after="0"/>
+            </w:pPr>
+          </w:p>
+        </w:tc>
+        <w:tc>
+          <w:tcPr>
+            <w:tcW w:w="1700" w:type="dxa"/>
+            <w:tcMar>
+              <w:top w:w="30" w:type="dxa"/>
+              <w:left w:w="60" w:type="dxa"/>
+              <w:bottom w:w="30" w:type="dxa"/>
+              <w:right w:w="60" w:type="dxa"/>
+            </w:tcMar>
+            <w:vAlign w:val="center"/>
+          </w:tcPr>
+          <w:p>
+            <w:pPr>
+              <w:spacing w:before="0" w:after="0"/>
+            </w:pPr>
+          </w:p>
+        </w:tc>
+        <w:tc>
+          <w:tcPr>
+            <w:tcW w:w="2806" w:type="dxa"/>
+            <w:tcMar>
+              <w:top w:w="30" w:type="dxa"/>
+              <w:left w:w="60" w:type="dxa"/>
+              <w:bottom w:w="30" w:type="dxa"/>
+              <w:right w:w="60" w:type="dxa"/>
+            </w:tcMar>
+            <w:vAlign w:val="center"/>
+          </w:tcPr>
+          <w:p>
+            <w:pPr>
+              <w:spacing w:before="0" w:after="0"/>
+            </w:pPr>
+          </w:p>
+        </w:tc>
+      </w:tr>
+      <w:tr>
+        <w:trPr>
+          <w:cantSplit/>
+          <w:trHeight w:val="290" w:hRule="atLeast"/>
+        </w:trPr>
+        <w:tc>
+          <w:tcPr>
+            <w:tcW w:w="3700" w:type="dxa"/>
+            <w:tcMar>
+              <w:top w:w="30" w:type="dxa"/>
+              <w:left w:w="60" w:type="dxa"/>
+              <w:bottom w:w="30" w:type="dxa"/>
+              <w:right w:w="60" w:type="dxa"/>
+            </w:tcMar>
+            <w:vAlign w:val="center"/>
+          </w:tcPr>
+          <w:p>
+            <w:pPr>
+              <w:spacing w:before="0" w:after="0"/>
+            </w:pPr>
+          </w:p>
+        </w:tc>
+        <w:tc>
+          <w:tcPr>
+            <w:tcW w:w="1500" w:type="dxa"/>
+            <w:tcMar>
+              <w:top w:w="30" w:type="dxa"/>
+              <w:left w:w="60" w:type="dxa"/>
+              <w:bottom w:w="30" w:type="dxa"/>
+              <w:right w:w="60" w:type="dxa"/>
+            </w:tcMar>
+            <w:vAlign w:val="center"/>
+          </w:tcPr>
+          <w:p>
+            <w:pPr>
+              <w:spacing w:before="0" w:after="0"/>
+            </w:pPr>
+          </w:p>
+        </w:tc>
+        <w:tc>
+          <w:tcPr>
+            <w:tcW w:w="1700" w:type="dxa"/>
+            <w:tcMar>
+              <w:top w:w="30" w:type="dxa"/>
+              <w:left w:w="60" w:type="dxa"/>
+              <w:bottom w:w="30" w:type="dxa"/>
+              <w:right w:w="60" w:type="dxa"/>
+            </w:tcMar>
+            <w:vAlign w:val="center"/>
+          </w:tcPr>
+          <w:p>
+            <w:pPr>
+              <w:spacing w:before="0" w:after="0"/>
+            </w:pPr>
+          </w:p>
+        </w:tc>
+        <w:tc>
+          <w:tcPr>
+            <w:tcW w:w="2806" w:type="dxa"/>
+            <w:tcMar>
+              <w:top w:w="30" w:type="dxa"/>
+              <w:left w:w="60" w:type="dxa"/>
+              <w:bottom w:w="30" w:type="dxa"/>
+              <w:right w:w="60" w:type="dxa"/>
+            </w:tcMar>
+            <w:vAlign w:val="center"/>
+          </w:tcPr>
+          <w:p>
+            <w:pPr>
+              <w:spacing w:before="0" w:after="0"/>
+            </w:pPr>
+          </w:p>
+        </w:tc>
+      </w:tr>
+      <w:tr>
+        <w:trPr>
+          <w:cantSplit/>
+          <w:trHeight w:val="290" w:hRule="atLeast"/>
+        </w:trPr>
+        <w:tc>
+          <w:tcPr>
+            <w:tcW w:w="6900" w:type="dxa"/>
+            <w:gridSpan w:val="3"/>
+            <w:shd w:val="clear" w:color="auto" w:fill="F2F2F2"/>
+            <w:tcMar>
+              <w:top w:w="30" w:type="dxa"/>
+              <w:left w:w="60" w:type="dxa"/>
+              <w:bottom w:w="30" w:type="dxa"/>
+              <w:right w:w="60" w:type="dxa"/>
+            </w:tcMar>
+            <w:vAlign w:val="center"/>
+          </w:tcPr>
+          <w:p>
+            <w:pPr>
+              <w:spacing w:before="0" w:after="0"/>
+            </w:pPr>
+            <w:r>
+              <w:rPr>
+                <w:rFonts w:ascii="Arial" w:cs="Arial" w:eastAsia="Arial" w:hAnsi="Arial"/>
+                <w:b/>
+                <w:bCs/>
+                <w:sz w:val="16"/>
+                <w:szCs w:val="16"/>
+              </w:rPr>
+              <w:t xml:space="preserve">Floor space total</w:t>
+            </w:r>
+          </w:p>
+        </w:tc>
+        <w:tc>
+          <w:tcPr>
+            <w:tcW w:w="2806" w:type="dxa"/>
+            <w:shd w:val="clear" w:color="auto" w:fill="F2F2F2"/>
+            <w:tcMar>
+              <w:top w:w="30" w:type="dxa"/>
+              <w:left w:w="60" w:type="dxa"/>
+              <w:bottom w:w="30" w:type="dxa"/>
+              <w:right w:w="60" w:type="dxa"/>
+            </w:tcMar>
+            <w:vAlign w:val="center"/>
+          </w:tcPr>
+          <w:p>
+            <w:pPr>
+              <w:spacing w:before="0" w:after="0"/>
+            </w:pPr>
+          </w:p>
+        </w:tc>
+      </w:tr>
+    </w:tbl>
+    <w:p>
+      <w:pPr>
+        <w:spacing w:before="0" w:after="40"/>
+      </w:pPr>
+    </w:p>
+    <w:tbl>
+      <w:tblPr>
+        <w:tblW w:w="9706" w:type="dxa"/>
+        <w:tblLayout w:type="fixed"/>
+        <w:tblBorders>
+          <w:top w:val="single" w:sz="4" w:space="0" w:color="BBBBBB"/>
+          <w:left w:val="single" w:sz="4" w:space="0" w:color="BBBBBB"/>
+          <w:bottom w:val="single" w:sz="4" w:space="0" w:color="BBBBBB"/>
+          <w:right w:val="single" w:sz="4" w:space="0" w:color="BBBBBB"/>
+          <w:insideH w:val="single" w:sz="4" w:space="0" w:color="BBBBBB"/>
+          <w:insideV w:val="single" w:sz="4" w:space="0" w:color="BBBBBB"/>
+        </w:tblBorders>
+      </w:tblPr>
+      <w:tblGrid>
+        <w:gridCol w:w="1100"/>
+        <w:gridCol w:w="1700"/>
+        <w:gridCol w:w="1700"/>
+        <w:gridCol w:w="2300"/>
+        <w:gridCol w:w="2906"/>
+      </w:tblGrid>
+      <w:tr>
+        <w:trPr>
+          <w:cantSplit/>
+          <w:trHeight w:val="280" w:hRule="atLeast"/>
+          <w:tblHeader/>
+        </w:trPr>
+        <w:tc>
+          <w:tcPr>
+            <w:tcW w:w="1100" w:type="dxa"/>
+            <w:shd w:val="clear" w:color="auto" w:fill="F2F2F2"/>
+            <w:tcMar>
+              <w:top w:w="30" w:type="dxa"/>
+              <w:left w:w="60" w:type="dxa"/>
+              <w:bottom w:w="30" w:type="dxa"/>
+              <w:right w:w="60" w:type="dxa"/>
+            </w:tcMar>
+            <w:vAlign w:val="center"/>
+          </w:tcPr>
+          <w:p>
+            <w:pPr>
+              <w:spacing w:before="0" w:after="0"/>
+            </w:pPr>
+            <w:r>
+              <w:rPr>
+                <w:rFonts w:ascii="Arial" w:cs="Arial" w:eastAsia="Arial" w:hAnsi="Arial"/>
+                <w:b/>
+                <w:bCs/>
+                <w:sz w:val="15"/>
+                <w:szCs w:val="15"/>
+              </w:rPr>
+              <w:t xml:space="preserve">Exit tag</w:t>
+            </w:r>
+          </w:p>
+        </w:tc>
+        <w:tc>
+          <w:tcPr>
+            <w:tcW w:w="1700" w:type="dxa"/>
+            <w:shd w:val="clear" w:color="auto" w:fill="F2F2F2"/>
+            <w:tcMar>
+              <w:top w:w="30" w:type="dxa"/>
+              <w:left w:w="60" w:type="dxa"/>
+              <w:bottom w:w="30" w:type="dxa"/>
+              <w:right w:w="60" w:type="dxa"/>
+            </w:tcMar>
+            <w:vAlign w:val="center"/>
+          </w:tcPr>
+          <w:p>
+            <w:pPr>
+              <w:spacing w:before="0" w:after="0"/>
+            </w:pPr>
+            <w:r>
+              <w:rPr>
+                <w:rFonts w:ascii="Arial" w:cs="Arial" w:eastAsia="Arial" w:hAnsi="Arial"/>
+                <w:b/>
+                <w:bCs/>
+                <w:sz w:val="15"/>
+                <w:szCs w:val="15"/>
+              </w:rPr>
+              <w:t xml:space="preserve">Clear width (mm)</w:t>
+            </w:r>
+          </w:p>
+        </w:tc>
+        <w:tc>
+          <w:tcPr>
+            <w:tcW w:w="1700" w:type="dxa"/>
+            <w:shd w:val="clear" w:color="auto" w:fill="F2F2F2"/>
+            <w:tcMar>
+              <w:top w:w="30" w:type="dxa"/>
+              <w:left w:w="60" w:type="dxa"/>
+              <w:bottom w:w="30" w:type="dxa"/>
+              <w:right w:w="60" w:type="dxa"/>
+            </w:tcMar>
+            <w:vAlign w:val="center"/>
+          </w:tcPr>
+          <w:p>
+            <w:pPr>
+              <w:spacing w:before="0" w:after="0"/>
+            </w:pPr>
+            <w:r>
+              <w:rPr>
+                <w:rFonts w:ascii="Arial" w:cs="Arial" w:eastAsia="Arial" w:hAnsi="Arial"/>
+                <w:b/>
+                <w:bCs/>
+                <w:sz w:val="15"/>
+                <w:szCs w:val="15"/>
+              </w:rPr>
+              <w:t xml:space="preserve">Opens out? (Y/N)</w:t>
+            </w:r>
+          </w:p>
+        </w:tc>
+        <w:tc>
+          <w:tcPr>
+            <w:tcW w:w="2300" w:type="dxa"/>
+            <w:shd w:val="clear" w:color="auto" w:fill="F2F2F2"/>
+            <w:tcMar>
+              <w:top w:w="30" w:type="dxa"/>
+              <w:left w:w="60" w:type="dxa"/>
+              <w:bottom w:w="30" w:type="dxa"/>
+              <w:right w:w="60" w:type="dxa"/>
+            </w:tcMar>
+            <w:vAlign w:val="center"/>
+          </w:tcPr>
+          <w:p>
+            <w:pPr>
+              <w:spacing w:before="0" w:after="0"/>
+            </w:pPr>
+            <w:r>
+              <w:rPr>
+                <w:rFonts w:ascii="Arial" w:cs="Arial" w:eastAsia="Arial" w:hAnsi="Arial"/>
+                <w:b/>
+                <w:bCs/>
+                <w:sz w:val="15"/>
+                <w:szCs w:val="15"/>
+              </w:rPr>
+              <w:t xml:space="preserve">Counted? (widest: discounted)</w:t>
+            </w:r>
+          </w:p>
+        </w:tc>
+        <w:tc>
+          <w:tcPr>
+            <w:tcW w:w="2906" w:type="dxa"/>
+            <w:shd w:val="clear" w:color="auto" w:fill="F2F2F2"/>
+            <w:tcMar>
+              <w:top w:w="30" w:type="dxa"/>
+              <w:left w:w="60" w:type="dxa"/>
+              <w:bottom w:w="30" w:type="dxa"/>
+              <w:right w:w="60" w:type="dxa"/>
+            </w:tcMar>
+            <w:vAlign w:val="center"/>
+          </w:tcPr>
+          <w:p>
+            <w:pPr>
+              <w:spacing w:before="0" w:after="0"/>
+            </w:pPr>
+            <w:r>
+              <w:rPr>
+                <w:rFonts w:ascii="Arial" w:cs="Arial" w:eastAsia="Arial" w:hAnsi="Arial"/>
+                <w:b/>
+                <w:bCs/>
+                <w:sz w:val="15"/>
+                <w:szCs w:val="15"/>
+              </w:rPr>
+              <w:t xml:space="preserve">People allowed (guide table)</w:t>
+            </w:r>
+          </w:p>
+        </w:tc>
+      </w:tr>
+      <w:tr>
+        <w:trPr>
+          <w:cantSplit/>
+          <w:trHeight w:val="290" w:hRule="atLeast"/>
+        </w:trPr>
+        <w:tc>
+          <w:tcPr>
+            <w:tcW w:w="1100" w:type="dxa"/>
+            <w:tcMar>
+              <w:top w:w="30" w:type="dxa"/>
+              <w:left w:w="60" w:type="dxa"/>
+              <w:bottom w:w="30" w:type="dxa"/>
+              <w:right w:w="60" w:type="dxa"/>
+            </w:tcMar>
+            <w:vAlign w:val="center"/>
+          </w:tcPr>
+          <w:p>
+            <w:pPr>
+              <w:spacing w:before="0" w:after="0"/>
+            </w:pPr>
+            <w:r>
+              <w:rPr>
+                <w:rFonts w:ascii="Arial" w:cs="Arial" w:eastAsia="Arial" w:hAnsi="Arial"/>
+                <w:b/>
+                <w:bCs/>
+                <w:sz w:val="16"/>
+                <w:szCs w:val="16"/>
+              </w:rPr>
+              <w:t xml:space="preserve">E1</w:t>
+            </w:r>
+          </w:p>
+        </w:tc>
+        <w:tc>
+          <w:tcPr>
+            <w:tcW w:w="1700" w:type="dxa"/>
+            <w:tcMar>
+              <w:top w:w="30" w:type="dxa"/>
+              <w:left w:w="60" w:type="dxa"/>
+              <w:bottom w:w="30" w:type="dxa"/>
+              <w:right w:w="60" w:type="dxa"/>
+            </w:tcMar>
+            <w:vAlign w:val="center"/>
+          </w:tcPr>
+          <w:p>
+            <w:pPr>
+              <w:spacing w:before="0" w:after="0"/>
+            </w:pPr>
+          </w:p>
+        </w:tc>
+        <w:tc>
+          <w:tcPr>
+            <w:tcW w:w="1700" w:type="dxa"/>
+            <w:tcMar>
+              <w:top w:w="30" w:type="dxa"/>
+              <w:left w:w="60" w:type="dxa"/>
+              <w:bottom w:w="30" w:type="dxa"/>
+              <w:right w:w="60" w:type="dxa"/>
+            </w:tcMar>
+            <w:vAlign w:val="center"/>
+          </w:tcPr>
+          <w:p>
+            <w:pPr>
+              <w:spacing w:before="0" w:after="0"/>
+            </w:pPr>
+          </w:p>
+        </w:tc>
+        <w:tc>
+          <w:tcPr>
+            <w:tcW w:w="2300" w:type="dxa"/>
+            <w:tcMar>
+              <w:top w:w="30" w:type="dxa"/>
+              <w:left w:w="60" w:type="dxa"/>
+              <w:bottom w:w="30" w:type="dxa"/>
+              <w:right w:w="60" w:type="dxa"/>
+            </w:tcMar>
+            <w:vAlign w:val="center"/>
+          </w:tcPr>
+          <w:p>
+            <w:pPr>
+              <w:spacing w:before="0" w:after="0"/>
+            </w:pPr>
+          </w:p>
+        </w:tc>
+        <w:tc>
+          <w:tcPr>
+            <w:tcW w:w="2906" w:type="dxa"/>
+            <w:tcMar>
+              <w:top w:w="30" w:type="dxa"/>
+              <w:left w:w="60" w:type="dxa"/>
+              <w:bottom w:w="30" w:type="dxa"/>
+              <w:right w:w="60" w:type="dxa"/>
+            </w:tcMar>
+            <w:vAlign w:val="center"/>
+          </w:tcPr>
+          <w:p>
+            <w:pPr>
+              <w:spacing w:before="0" w:after="0"/>
+            </w:pPr>
+          </w:p>
+        </w:tc>
+      </w:tr>
+      <w:tr>
+        <w:trPr>
+          <w:cantSplit/>
+          <w:trHeight w:val="290" w:hRule="atLeast"/>
+        </w:trPr>
+        <w:tc>
+          <w:tcPr>
+            <w:tcW w:w="1100" w:type="dxa"/>
+            <w:tcMar>
+              <w:top w:w="30" w:type="dxa"/>
+              <w:left w:w="60" w:type="dxa"/>
+              <w:bottom w:w="30" w:type="dxa"/>
+              <w:right w:w="60" w:type="dxa"/>
+            </w:tcMar>
+            <w:vAlign w:val="center"/>
+          </w:tcPr>
+          <w:p>
+            <w:pPr>
+              <w:spacing w:before="0" w:after="0"/>
+            </w:pPr>
+            <w:r>
+              <w:rPr>
+                <w:rFonts w:ascii="Arial" w:cs="Arial" w:eastAsia="Arial" w:hAnsi="Arial"/>
+                <w:b/>
+                <w:bCs/>
+                <w:sz w:val="16"/>
+                <w:szCs w:val="16"/>
+              </w:rPr>
+              <w:t xml:space="preserve">E2</w:t>
+            </w:r>
+          </w:p>
+        </w:tc>
+        <w:tc>
+          <w:tcPr>
+            <w:tcW w:w="1700" w:type="dxa"/>
+            <w:tcMar>
+              <w:top w:w="30" w:type="dxa"/>
+              <w:left w:w="60" w:type="dxa"/>
+              <w:bottom w:w="30" w:type="dxa"/>
+              <w:right w:w="60" w:type="dxa"/>
+            </w:tcMar>
+            <w:vAlign w:val="center"/>
+          </w:tcPr>
+          <w:p>
+            <w:pPr>
+              <w:spacing w:before="0" w:after="0"/>
+            </w:pPr>
+          </w:p>
+        </w:tc>
+        <w:tc>
+          <w:tcPr>
+            <w:tcW w:w="1700" w:type="dxa"/>
+            <w:tcMar>
+              <w:top w:w="30" w:type="dxa"/>
+              <w:left w:w="60" w:type="dxa"/>
+              <w:bottom w:w="30" w:type="dxa"/>
+              <w:right w:w="60" w:type="dxa"/>
+            </w:tcMar>
+            <w:vAlign w:val="center"/>
+          </w:tcPr>
+          <w:p>
+            <w:pPr>
+              <w:spacing w:before="0" w:after="0"/>
+            </w:pPr>
+          </w:p>
+        </w:tc>
+        <w:tc>
+          <w:tcPr>
+            <w:tcW w:w="2300" w:type="dxa"/>
+            <w:tcMar>
+              <w:top w:w="30" w:type="dxa"/>
+              <w:left w:w="60" w:type="dxa"/>
+              <w:bottom w:w="30" w:type="dxa"/>
+              <w:right w:w="60" w:type="dxa"/>
+            </w:tcMar>
+            <w:vAlign w:val="center"/>
+          </w:tcPr>
+          <w:p>
+            <w:pPr>
+              <w:spacing w:before="0" w:after="0"/>
+            </w:pPr>
+          </w:p>
+        </w:tc>
+        <w:tc>
+          <w:tcPr>
+            <w:tcW w:w="2906" w:type="dxa"/>
+            <w:tcMar>
+              <w:top w:w="30" w:type="dxa"/>
+              <w:left w:w="60" w:type="dxa"/>
+              <w:bottom w:w="30" w:type="dxa"/>
+              <w:right w:w="60" w:type="dxa"/>
+            </w:tcMar>
+            <w:vAlign w:val="center"/>
+          </w:tcPr>
+          <w:p>
+            <w:pPr>
+              <w:spacing w:before="0" w:after="0"/>
+            </w:pPr>
+          </w:p>
+        </w:tc>
+      </w:tr>
+      <w:tr>
+        <w:trPr>
+          <w:cantSplit/>
+          <w:trHeight w:val="290" w:hRule="atLeast"/>
+        </w:trPr>
+        <w:tc>
+          <w:tcPr>
+            <w:tcW w:w="1100" w:type="dxa"/>
+            <w:tcMar>
+              <w:top w:w="30" w:type="dxa"/>
+              <w:left w:w="60" w:type="dxa"/>
+              <w:bottom w:w="30" w:type="dxa"/>
+              <w:right w:w="60" w:type="dxa"/>
+            </w:tcMar>
+            <w:vAlign w:val="center"/>
+          </w:tcPr>
+          <w:p>
+            <w:pPr>
+              <w:spacing w:before="0" w:after="0"/>
+            </w:pPr>
+            <w:r>
+              <w:rPr>
+                <w:rFonts w:ascii="Arial" w:cs="Arial" w:eastAsia="Arial" w:hAnsi="Arial"/>
+                <w:b/>
+                <w:bCs/>
+                <w:sz w:val="16"/>
+                <w:szCs w:val="16"/>
+              </w:rPr>
+              <w:t xml:space="preserve">E3</w:t>
+            </w:r>
+          </w:p>
+        </w:tc>
+        <w:tc>
+          <w:tcPr>
+            <w:tcW w:w="1700" w:type="dxa"/>
+            <w:tcMar>
+              <w:top w:w="30" w:type="dxa"/>
+              <w:left w:w="60" w:type="dxa"/>
+              <w:bottom w:w="30" w:type="dxa"/>
+              <w:right w:w="60" w:type="dxa"/>
+            </w:tcMar>
+            <w:vAlign w:val="center"/>
+          </w:tcPr>
+          <w:p>
+            <w:pPr>
+              <w:spacing w:before="0" w:after="0"/>
+            </w:pPr>
+          </w:p>
+        </w:tc>
+        <w:tc>
+          <w:tcPr>
+            <w:tcW w:w="1700" w:type="dxa"/>
+            <w:tcMar>
+              <w:top w:w="30" w:type="dxa"/>
+              <w:left w:w="60" w:type="dxa"/>
+              <w:bottom w:w="30" w:type="dxa"/>
+              <w:right w:w="60" w:type="dxa"/>
+            </w:tcMar>
+            <w:vAlign w:val="center"/>
+          </w:tcPr>
+          <w:p>
+            <w:pPr>
+              <w:spacing w:before="0" w:after="0"/>
+            </w:pPr>
+          </w:p>
+        </w:tc>
+        <w:tc>
+          <w:tcPr>
+            <w:tcW w:w="2300" w:type="dxa"/>
+            <w:tcMar>
+              <w:top w:w="30" w:type="dxa"/>
+              <w:left w:w="60" w:type="dxa"/>
+              <w:bottom w:w="30" w:type="dxa"/>
+              <w:right w:w="60" w:type="dxa"/>
+            </w:tcMar>
+            <w:vAlign w:val="center"/>
+          </w:tcPr>
+          <w:p>
+            <w:pPr>
+              <w:spacing w:before="0" w:after="0"/>
+            </w:pPr>
+          </w:p>
+        </w:tc>
+        <w:tc>
+          <w:tcPr>
+            <w:tcW w:w="2906" w:type="dxa"/>
+            <w:tcMar>
+              <w:top w:w="30" w:type="dxa"/>
+              <w:left w:w="60" w:type="dxa"/>
+              <w:bottom w:w="30" w:type="dxa"/>
+              <w:right w:w="60" w:type="dxa"/>
+            </w:tcMar>
+            <w:vAlign w:val="center"/>
+          </w:tcPr>
+          <w:p>
+            <w:pPr>
+              <w:spacing w:before="0" w:after="0"/>
+            </w:pPr>
+          </w:p>
+        </w:tc>
+      </w:tr>
+      <w:tr>
+        <w:trPr>
+          <w:cantSplit/>
+          <w:trHeight w:val="290" w:hRule="atLeast"/>
+        </w:trPr>
+        <w:tc>
+          <w:tcPr>
+            <w:tcW w:w="1100" w:type="dxa"/>
+            <w:tcMar>
+              <w:top w:w="30" w:type="dxa"/>
+              <w:left w:w="60" w:type="dxa"/>
+              <w:bottom w:w="30" w:type="dxa"/>
+              <w:right w:w="60" w:type="dxa"/>
+            </w:tcMar>
+            <w:vAlign w:val="center"/>
+          </w:tcPr>
+          <w:p>
+            <w:pPr>
+              <w:spacing w:before="0" w:after="0"/>
+            </w:pPr>
+            <w:r>
+              <w:rPr>
+                <w:rFonts w:ascii="Arial" w:cs="Arial" w:eastAsia="Arial" w:hAnsi="Arial"/>
+                <w:b/>
+                <w:bCs/>
+                <w:sz w:val="16"/>
+                <w:szCs w:val="16"/>
+              </w:rPr>
+              <w:t xml:space="preserve">E4</w:t>
+            </w:r>
+          </w:p>
+        </w:tc>
+        <w:tc>
+          <w:tcPr>
+            <w:tcW w:w="1700" w:type="dxa"/>
+            <w:tcMar>
+              <w:top w:w="30" w:type="dxa"/>
+              <w:left w:w="60" w:type="dxa"/>
+              <w:bottom w:w="30" w:type="dxa"/>
+              <w:right w:w="60" w:type="dxa"/>
+            </w:tcMar>
+            <w:vAlign w:val="center"/>
+          </w:tcPr>
+          <w:p>
+            <w:pPr>
+              <w:spacing w:before="0" w:after="0"/>
+            </w:pPr>
+          </w:p>
+        </w:tc>
+        <w:tc>
+          <w:tcPr>
+            <w:tcW w:w="1700" w:type="dxa"/>
+            <w:tcMar>
+              <w:top w:w="30" w:type="dxa"/>
+              <w:left w:w="60" w:type="dxa"/>
+              <w:bottom w:w="30" w:type="dxa"/>
+              <w:right w:w="60" w:type="dxa"/>
+            </w:tcMar>
+            <w:vAlign w:val="center"/>
+          </w:tcPr>
+          <w:p>
+            <w:pPr>
+              <w:spacing w:before="0" w:after="0"/>
+            </w:pPr>
+          </w:p>
+        </w:tc>
+        <w:tc>
+          <w:tcPr>
+            <w:tcW w:w="2300" w:type="dxa"/>
+            <w:tcMar>
+              <w:top w:w="30" w:type="dxa"/>
+              <w:left w:w="60" w:type="dxa"/>
+              <w:bottom w:w="30" w:type="dxa"/>
+              <w:right w:w="60" w:type="dxa"/>
+            </w:tcMar>
+            <w:vAlign w:val="center"/>
+          </w:tcPr>
+          <w:p>
+            <w:pPr>
+              <w:spacing w:before="0" w:after="0"/>
+            </w:pPr>
+          </w:p>
+        </w:tc>
+        <w:tc>
+          <w:tcPr>
+            <w:tcW w:w="2906" w:type="dxa"/>
+            <w:tcMar>
+              <w:top w:w="30" w:type="dxa"/>
+              <w:left w:w="60" w:type="dxa"/>
+              <w:bottom w:w="30" w:type="dxa"/>
+              <w:right w:w="60" w:type="dxa"/>
+            </w:tcMar>
+            <w:vAlign w:val="center"/>
+          </w:tcPr>
+          <w:p>
+            <w:pPr>
+              <w:spacing w:before="0" w:after="0"/>
+            </w:pPr>
+          </w:p>
+        </w:tc>
+      </w:tr>
+      <w:tr>
+        <w:trPr>
+          <w:cantSplit/>
+          <w:trHeight w:val="290" w:hRule="atLeast"/>
+        </w:trPr>
+        <w:tc>
+          <w:tcPr>
+            <w:tcW w:w="1100" w:type="dxa"/>
+            <w:tcMar>
+              <w:top w:w="30" w:type="dxa"/>
+              <w:left w:w="60" w:type="dxa"/>
+              <w:bottom w:w="30" w:type="dxa"/>
+              <w:right w:w="60" w:type="dxa"/>
+            </w:tcMar>
+            <w:vAlign w:val="center"/>
+          </w:tcPr>
+          <w:p>
+            <w:pPr>
+              <w:spacing w:before="0" w:after="0"/>
+            </w:pPr>
+            <w:r>
+              <w:rPr>
+                <w:rFonts w:ascii="Arial" w:cs="Arial" w:eastAsia="Arial" w:hAnsi="Arial"/>
+                <w:b/>
+                <w:bCs/>
+                <w:sz w:val="16"/>
+                <w:szCs w:val="16"/>
+              </w:rPr>
+              <w:t xml:space="preserve">E5</w:t>
+            </w:r>
+          </w:p>
+        </w:tc>
+        <w:tc>
+          <w:tcPr>
+            <w:tcW w:w="1700" w:type="dxa"/>
+            <w:tcMar>
+              <w:top w:w="30" w:type="dxa"/>
+              <w:left w:w="60" w:type="dxa"/>
+              <w:bottom w:w="30" w:type="dxa"/>
+              <w:right w:w="60" w:type="dxa"/>
+            </w:tcMar>
+            <w:vAlign w:val="center"/>
+          </w:tcPr>
+          <w:p>
+            <w:pPr>
+              <w:spacing w:before="0" w:after="0"/>
+            </w:pPr>
+          </w:p>
+        </w:tc>
+        <w:tc>
+          <w:tcPr>
+            <w:tcW w:w="1700" w:type="dxa"/>
+            <w:tcMar>
+              <w:top w:w="30" w:type="dxa"/>
+              <w:left w:w="60" w:type="dxa"/>
+              <w:bottom w:w="30" w:type="dxa"/>
+              <w:right w:w="60" w:type="dxa"/>
+            </w:tcMar>
+            <w:vAlign w:val="center"/>
+          </w:tcPr>
+          <w:p>
+            <w:pPr>
+              <w:spacing w:before="0" w:after="0"/>
+            </w:pPr>
+          </w:p>
+        </w:tc>
+        <w:tc>
+          <w:tcPr>
+            <w:tcW w:w="2300" w:type="dxa"/>
+            <w:tcMar>
+              <w:top w:w="30" w:type="dxa"/>
+              <w:left w:w="60" w:type="dxa"/>
+              <w:bottom w:w="30" w:type="dxa"/>
+              <w:right w:w="60" w:type="dxa"/>
+            </w:tcMar>
+            <w:vAlign w:val="center"/>
+          </w:tcPr>
+          <w:p>
+            <w:pPr>
+              <w:spacing w:before="0" w:after="0"/>
+            </w:pPr>
+          </w:p>
+        </w:tc>
+        <w:tc>
+          <w:tcPr>
+            <w:tcW w:w="2906" w:type="dxa"/>
+            <w:tcMar>
+              <w:top w:w="30" w:type="dxa"/>
+              <w:left w:w="60" w:type="dxa"/>
+              <w:bottom w:w="30" w:type="dxa"/>
+              <w:right w:w="60" w:type="dxa"/>
+            </w:tcMar>
+            <w:vAlign w:val="center"/>
+          </w:tcPr>
+          <w:p>
+            <w:pPr>
+              <w:spacing w:before="0" w:after="0"/>
+            </w:pPr>
+          </w:p>
+        </w:tc>
+      </w:tr>
+      <w:tr>
+        <w:trPr>
+          <w:cantSplit/>
+          <w:trHeight w:val="290" w:hRule="atLeast"/>
+        </w:trPr>
+        <w:tc>
+          <w:tcPr>
+            <w:tcW w:w="6800" w:type="dxa"/>
+            <w:gridSpan w:val="4"/>
+            <w:shd w:val="clear" w:color="auto" w:fill="F2F2F2"/>
+            <w:tcMar>
+              <w:top w:w="30" w:type="dxa"/>
+              <w:left w:w="60" w:type="dxa"/>
+              <w:bottom w:w="30" w:type="dxa"/>
+              <w:right w:w="60" w:type="dxa"/>
+            </w:tcMar>
+            <w:vAlign w:val="center"/>
+          </w:tcPr>
+          <w:p>
+            <w:pPr>
+              <w:spacing w:before="0" w:after="0"/>
+            </w:pPr>
+            <w:r>
+              <w:rPr>
+                <w:rFonts w:ascii="Arial" w:cs="Arial" w:eastAsia="Arial" w:hAnsi="Arial"/>
+                <w:b/>
+                <w:bCs/>
+                <w:sz w:val="16"/>
+                <w:szCs w:val="16"/>
+              </w:rPr>
+              <w:t xml:space="preserve">Exit total (widest discounted)</w:t>
+            </w:r>
+          </w:p>
+        </w:tc>
+        <w:tc>
+          <w:tcPr>
+            <w:tcW w:w="2906" w:type="dxa"/>
+            <w:shd w:val="clear" w:color="auto" w:fill="F2F2F2"/>
+            <w:tcMar>
+              <w:top w:w="30" w:type="dxa"/>
+              <w:left w:w="60" w:type="dxa"/>
+              <w:bottom w:w="30" w:type="dxa"/>
+              <w:right w:w="60" w:type="dxa"/>
+            </w:tcMar>
+            <w:vAlign w:val="center"/>
+          </w:tcPr>
+          <w:p>
+            <w:pPr>
+              <w:spacing w:before="0" w:after="0"/>
+            </w:pPr>
+          </w:p>
+        </w:tc>
+      </w:tr>
+    </w:tbl>
+    <w:p>
+      <w:pPr>
+        <w:spacing w:before="0" w:after="40"/>
+      </w:pPr>
+    </w:p>
+    <w:tbl>
+      <w:tblPr>
+        <w:tblW w:w="9706" w:type="dxa"/>
+        <w:tblLayout w:type="fixed"/>
+        <w:tblBorders>
+          <w:top w:val="single" w:sz="4" w:space="0" w:color="BBBBBB"/>
+          <w:left w:val="single" w:sz="4" w:space="0" w:color="BBBBBB"/>
+          <w:bottom w:val="single" w:sz="4" w:space="0" w:color="BBBBBB"/>
+          <w:right w:val="single" w:sz="4" w:space="0" w:color="BBBBBB"/>
+          <w:insideH w:val="single" w:sz="4" w:space="0" w:color="BBBBBB"/>
+          <w:insideV w:val="single" w:sz="4" w:space="0" w:color="BBBBBB"/>
+        </w:tblBorders>
+      </w:tblPr>
+      <w:tblGrid>
+        <w:gridCol w:w="3200"/>
+        <w:gridCol w:w="3200"/>
+        <w:gridCol w:w="3306"/>
+      </w:tblGrid>
+      <w:tr>
+        <w:trPr>
+          <w:cantSplit/>
+          <w:trHeight w:val="340" w:hRule="atLeast"/>
+        </w:trPr>
+        <w:tc>
+          <w:tcPr>
+            <w:tcW w:w="3200" w:type="dxa"/>
+            <w:tcMar>
+              <w:top w:w="30" w:type="dxa"/>
+              <w:left w:w="60" w:type="dxa"/>
+              <w:bottom w:w="30" w:type="dxa"/>
+              <w:right w:w="60" w:type="dxa"/>
+            </w:tcMar>
+            <w:vAlign w:val="center"/>
+          </w:tcPr>
+          <w:p>
+            <w:pPr>
+              <w:spacing w:before="0" w:after="0"/>
+            </w:pPr>
+            <w:r>
+              <w:rPr>
+                <w:rFonts w:ascii="Arial" w:cs="Arial" w:eastAsia="Arial" w:hAnsi="Arial"/>
+                <w:sz w:val="17"/>
+                <w:szCs w:val="17"/>
+              </w:rPr>
+              <w:t xml:space="preserve">Floor space: ________</w:t>
+            </w:r>
+          </w:p>
+        </w:tc>
+        <w:tc>
+          <w:tcPr>
+            <w:tcW w:w="3200" w:type="dxa"/>
+            <w:tcMar>
+              <w:top w:w="30" w:type="dxa"/>
+              <w:left w:w="60" w:type="dxa"/>
+              <w:bottom w:w="30" w:type="dxa"/>
+              <w:right w:w="60" w:type="dxa"/>
+            </w:tcMar>
+            <w:vAlign w:val="center"/>
+          </w:tcPr>
+          <w:p>
+            <w:pPr>
+              <w:spacing w:before="0" w:after="0"/>
+            </w:pPr>
+            <w:r>
+              <w:rPr>
+                <w:rFonts w:ascii="Arial" w:cs="Arial" w:eastAsia="Arial" w:hAnsi="Arial"/>
+                <w:sz w:val="17"/>
+                <w:szCs w:val="17"/>
+              </w:rPr>
+              <w:t xml:space="preserve">Exits: ________</w:t>
+            </w:r>
+          </w:p>
+        </w:tc>
+        <w:tc>
+          <w:tcPr>
+            <w:tcW w:w="3306" w:type="dxa"/>
+            <w:shd w:val="clear" w:color="auto" w:fill="F2F2F2"/>
+            <w:tcMar>
+              <w:top w:w="30" w:type="dxa"/>
+              <w:left w:w="60" w:type="dxa"/>
+              <w:bottom w:w="30" w:type="dxa"/>
+              <w:right w:w="60" w:type="dxa"/>
+            </w:tcMar>
+            <w:vAlign w:val="center"/>
+          </w:tcPr>
+          <w:p>
+            <w:pPr>
+              <w:spacing w:before="0" w:after="0"/>
+            </w:pPr>
+            <w:r>
+              <w:rPr>
+                <w:rFonts w:ascii="Arial" w:cs="Arial" w:eastAsia="Arial" w:hAnsi="Arial"/>
+                <w:b/>
+                <w:bCs/>
+                <w:sz w:val="17"/>
+                <w:szCs w:val="17"/>
+              </w:rPr>
+              <w:t xml:space="preserve">Occupancy (the lower): ________</w:t>
+            </w:r>
+          </w:p>
+        </w:tc>
+      </w:tr>
+      <w:tr>
+        <w:trPr>
+          <w:cantSplit/>
+          <w:trHeight w:val="320" w:hRule="atLeast"/>
+        </w:trPr>
+        <w:tc>
+          <w:tcPr>
+            <w:tcW w:w="6400" w:type="dxa"/>
+            <w:gridSpan w:val="2"/>
+            <w:tcMar>
+              <w:top w:w="30" w:type="dxa"/>
+              <w:left w:w="60" w:type="dxa"/>
+              <w:bottom w:w="30" w:type="dxa"/>
+              <w:right w:w="60" w:type="dxa"/>
+            </w:tcMar>
+            <w:vAlign w:val="center"/>
+          </w:tcPr>
+          <w:p>
+            <w:pPr>
+              <w:spacing w:before="0" w:after="0"/>
+            </w:pPr>
+            <w:r>
+              <w:rPr>
+                <w:rFonts w:ascii="Arial" w:cs="Arial" w:eastAsia="Arial" w:hAnsi="Arial"/>
+                <w:sz w:val="16"/>
+                <w:szCs w:val="16"/>
+              </w:rPr>
+              <w:t xml:space="preserve">Limited by:  ☐ floor space   ☐ exits</w:t>
+            </w:r>
+          </w:p>
+        </w:tc>
+        <w:tc>
+          <w:tcPr>
+            <w:tcW w:w="3306" w:type="dxa"/>
+            <w:tcMar>
+              <w:top w:w="30" w:type="dxa"/>
+              <w:left w:w="60" w:type="dxa"/>
+              <w:bottom w:w="30" w:type="dxa"/>
+              <w:right w:w="60" w:type="dxa"/>
+            </w:tcMar>
+            <w:vAlign w:val="center"/>
+          </w:tcPr>
+          <w:p>
+            <w:pPr>
+              <w:spacing w:before="0" w:after="0"/>
+            </w:pPr>
+            <w:r>
+              <w:rPr>
+                <w:rFonts w:ascii="Arial" w:cs="Arial" w:eastAsia="Arial" w:hAnsi="Arial"/>
+                <w:sz w:val="16"/>
+                <w:szCs w:val="16"/>
+              </w:rPr>
+              <w:t xml:space="preserve">Licence / known figure: ________</w:t>
+            </w:r>
+          </w:p>
+        </w:tc>
+      </w:tr>
+      <w:tr>
+        <w:trPr>
+          <w:cantSplit/>
+          <w:trHeight w:val="320" w:hRule="atLeast"/>
+        </w:trPr>
+        <w:tc>
+          <w:tcPr>
+            <w:tcW w:w="6400" w:type="dxa"/>
+            <w:gridSpan w:val="2"/>
+            <w:tcMar>
+              <w:top w:w="30" w:type="dxa"/>
+              <w:left w:w="60" w:type="dxa"/>
+              <w:bottom w:w="30" w:type="dxa"/>
+              <w:right w:w="60" w:type="dxa"/>
+            </w:tcMar>
+            <w:vAlign w:val="center"/>
+          </w:tcPr>
+          <w:p>
+            <w:pPr>
+              <w:spacing w:before="0" w:after="0"/>
+            </w:pPr>
+            <w:r>
+              <w:rPr>
+                <w:rFonts w:ascii="Arial" w:cs="Arial" w:eastAsia="Arial" w:hAnsi="Arial"/>
+                <w:sz w:val="16"/>
+                <w:szCs w:val="16"/>
+              </w:rPr>
+              <w:t xml:space="preserve">Risk level used:  ☐ Higher   ☐ Normal   ☐ Lower</w:t>
+            </w:r>
+          </w:p>
+        </w:tc>
+        <w:tc>
+          <w:tcPr>
+            <w:tcW w:w="3306" w:type="dxa"/>
+            <w:tcMar>
+              <w:top w:w="30" w:type="dxa"/>
+              <w:left w:w="60" w:type="dxa"/>
+              <w:bottom w:w="30" w:type="dxa"/>
+              <w:right w:w="60" w:type="dxa"/>
+            </w:tcMar>
+            <w:vAlign w:val="center"/>
+          </w:tcPr>
+          <w:p>
+            <w:pPr>
+              <w:spacing w:before="0" w:after="0"/>
+            </w:pPr>
+            <w:r>
+              <w:rPr>
+                <w:rFonts w:ascii="Arial" w:cs="Arial" w:eastAsia="Arial" w:hAnsi="Arial"/>
+                <w:sz w:val="16"/>
+                <w:szCs w:val="16"/>
+              </w:rPr>
+              <w:t xml:space="preserve">Travel distance checked:  ☐ yes</w:t>
+            </w:r>
+          </w:p>
+        </w:tc>
+      </w:tr>
+    </w:tbl>
+    <w:p>
+      <w:pPr>
+        <w:keepNext/>
+        <w:pageBreakBefore/>
+        <w:pBdr>
+          <w:bottom w:val="single" w:color="B3202D" w:sz="6" w:space="4"/>
+        </w:pBdr>
+        <w:spacing w:after="100" w:before="0"/>
+      </w:pPr>
+      <w:r>
+        <w:rPr>
+          <w:rFonts w:ascii="Arial" w:cs="Arial" w:eastAsia="Arial" w:hAnsi="Arial"/>
+          <w:b/>
+          <w:bCs/>
+          <w:color w:val="B3202D"/>
+          <w:sz w:val="26"/>
+          <w:szCs w:val="26"/>
+        </w:rPr>
+        <w:t xml:space="preserve">12. Quick reference</w:t>
+      </w:r>
+    </w:p>
+    <w:p>
+      <w:pPr>
+        <w:keepNext/>
+        <w:spacing w:before="0" w:after="50"/>
+      </w:pPr>
+      <w:r>
+        <w:rPr>
+          <w:rFonts w:ascii="Arial" w:cs="Arial" w:eastAsia="Arial" w:hAnsi="Arial"/>
+          <w:b/>
+          <w:bCs/>
+          <w:sz w:val="19"/>
+          <w:szCs w:val="19"/>
+        </w:rPr>
+        <w:t xml:space="preserve">Floor space factors (m2 per person): Approved Document B Vol. 2, Appendix D, Table D1</w:t>
+      </w:r>
+    </w:p>
+    <w:tbl>
+      <w:tblPr>
+        <w:tblW w:w="9706" w:type="dxa"/>
+        <w:tblLayout w:type="fixed"/>
+        <w:tblBorders>
+          <w:top w:val="single" w:sz="4" w:space="0" w:color="BBBBBB"/>
+          <w:left w:val="single" w:sz="4" w:space="0" w:color="BBBBBB"/>
+          <w:bottom w:val="single" w:sz="4" w:space="0" w:color="BBBBBB"/>
+          <w:right w:val="single" w:sz="4" w:space="0" w:color="BBBBBB"/>
+          <w:insideH w:val="single" w:sz="4" w:space="0" w:color="BBBBBB"/>
+          <w:insideV w:val="single" w:sz="4" w:space="0" w:color="BBBBBB"/>
+        </w:tblBorders>
+      </w:tblPr>
+      <w:tblGrid>
+        <w:gridCol w:w="3600"/>
+        <w:gridCol w:w="800"/>
+        <w:gridCol w:w="200"/>
+        <w:gridCol w:w="3500"/>
+        <w:gridCol w:w="1606"/>
+      </w:tblGrid>
+      <w:tr>
+        <w:trPr>
+          <w:cantSplit/>
+          <w:trHeight w:val="300" w:hRule="atLeast"/>
+        </w:trPr>
+        <w:tc>
+          <w:tcPr>
+            <w:tcW w:w="3600" w:type="dxa"/>
+            <w:tcMar>
+              <w:top w:w="30" w:type="dxa"/>
+              <w:left w:w="60" w:type="dxa"/>
+              <w:bottom w:w="30" w:type="dxa"/>
+              <w:right w:w="60" w:type="dxa"/>
+            </w:tcMar>
+            <w:vAlign w:val="center"/>
+          </w:tcPr>
+          <w:p>
+            <w:pPr>
+              <w:spacing w:before="0" w:after="0"/>
+            </w:pPr>
+            <w:r>
+              <w:rPr>
+                <w:rFonts w:ascii="Arial" w:cs="Arial" w:eastAsia="Arial" w:hAnsi="Arial"/>
+                <w:sz w:val="17"/>
+                <w:szCs w:val="17"/>
+              </w:rPr>
+              <w:t xml:space="preserve">Bar area within 2 m of the servery; standing spectators</w:t>
+            </w:r>
+          </w:p>
+        </w:tc>
+        <w:tc>
+          <w:tcPr>
+            <w:tcW w:w="800" w:type="dxa"/>
+            <w:tcMar>
+              <w:top w:w="30" w:type="dxa"/>
+              <w:left w:w="60" w:type="dxa"/>
+              <w:bottom w:w="30" w:type="dxa"/>
+              <w:right w:w="60" w:type="dxa"/>
+            </w:tcMar>
+            <w:vAlign w:val="center"/>
+          </w:tcPr>
+          <w:p>
+            <w:pPr>
+              <w:spacing w:before="0" w:after="0"/>
+              <w:jc w:val="center"/>
+            </w:pPr>
+            <w:r>
+              <w:rPr>
+                <w:rFonts w:ascii="Arial" w:cs="Arial" w:eastAsia="Arial" w:hAnsi="Arial"/>
+                <w:b/>
+                <w:bCs/>
+                <w:sz w:val="17"/>
+                <w:szCs w:val="17"/>
+              </w:rPr>
+              <w:t xml:space="preserve">0.3</w:t>
+            </w:r>
+          </w:p>
+        </w:tc>
+        <w:tc>
+          <w:tcPr>
+            <w:tcW w:w="200" w:type="dxa"/>
+            <w:tcBorders>
+              <w:top w:val="nil"/>
+              <w:left w:val="nil"/>
+              <w:bottom w:val="nil"/>
+              <w:right w:val="nil"/>
+            </w:tcBorders>
+            <w:tcMar>
+              <w:top w:w="30" w:type="dxa"/>
+              <w:left w:w="60" w:type="dxa"/>
+              <w:bottom w:w="30" w:type="dxa"/>
+              <w:right w:w="60" w:type="dxa"/>
+            </w:tcMar>
+            <w:vAlign w:val="center"/>
+          </w:tcPr>
+          <w:p>
+            <w:pPr>
+              <w:spacing w:before="0" w:after="0"/>
+            </w:pPr>
+          </w:p>
+        </w:tc>
+        <w:tc>
+          <w:tcPr>
+            <w:tcW w:w="3500" w:type="dxa"/>
+            <w:tcMar>
+              <w:top w:w="30" w:type="dxa"/>
+              <w:left w:w="60" w:type="dxa"/>
+              <w:bottom w:w="30" w:type="dxa"/>
+              <w:right w:w="60" w:type="dxa"/>
+            </w:tcMar>
+            <w:vAlign w:val="center"/>
+          </w:tcPr>
+          <w:p>
+            <w:pPr>
+              <w:spacing w:before="0" w:after="0"/>
+            </w:pPr>
+            <w:r>
+              <w:rPr>
+                <w:rFonts w:ascii="Arial" w:cs="Arial" w:eastAsia="Arial" w:hAnsi="Arial"/>
+                <w:sz w:val="17"/>
+                <w:szCs w:val="17"/>
+              </w:rPr>
+              <w:t xml:space="preserve">Kitchen, library; shop sales area for bulky goods</w:t>
+            </w:r>
+          </w:p>
+        </w:tc>
+        <w:tc>
+          <w:tcPr>
+            <w:tcW w:w="1606" w:type="dxa"/>
+            <w:tcMar>
+              <w:top w:w="30" w:type="dxa"/>
+              <w:left w:w="60" w:type="dxa"/>
+              <w:bottom w:w="30" w:type="dxa"/>
+              <w:right w:w="60" w:type="dxa"/>
+            </w:tcMar>
+            <w:vAlign w:val="center"/>
+          </w:tcPr>
+          <w:p>
+            <w:pPr>
+              <w:spacing w:before="0" w:after="0"/>
+              <w:jc w:val="center"/>
+            </w:pPr>
+            <w:r>
+              <w:rPr>
+                <w:rFonts w:ascii="Arial" w:cs="Arial" w:eastAsia="Arial" w:hAnsi="Arial"/>
+                <w:b/>
+                <w:bCs/>
+                <w:sz w:val="17"/>
+                <w:szCs w:val="17"/>
+              </w:rPr>
+              <w:t xml:space="preserve">7.0</w:t>
+            </w:r>
+          </w:p>
+        </w:tc>
+      </w:tr>
+      <w:tr>
+        <w:trPr>
+          <w:cantSplit/>
+          <w:trHeight w:val="300" w:hRule="atLeast"/>
+        </w:trPr>
+        <w:tc>
+          <w:tcPr>
+            <w:tcW w:w="3600" w:type="dxa"/>
+            <w:tcMar>
+              <w:top w:w="30" w:type="dxa"/>
+              <w:left w:w="60" w:type="dxa"/>
+              <w:bottom w:w="30" w:type="dxa"/>
+              <w:right w:w="60" w:type="dxa"/>
+            </w:tcMar>
+            <w:vAlign w:val="center"/>
+          </w:tcPr>
+          <w:p>
+            <w:pPr>
+              <w:spacing w:before="0" w:after="0"/>
+            </w:pPr>
+            <w:r>
+              <w:rPr>
+                <w:rFonts w:ascii="Arial" w:cs="Arial" w:eastAsia="Arial" w:hAnsi="Arial"/>
+                <w:sz w:val="17"/>
+                <w:szCs w:val="17"/>
+              </w:rPr>
+              <w:t xml:space="preserve">Assembly hall, club, dance floor, bar without fixed seating</w:t>
+            </w:r>
+          </w:p>
+        </w:tc>
+        <w:tc>
+          <w:tcPr>
+            <w:tcW w:w="800" w:type="dxa"/>
+            <w:tcMar>
+              <w:top w:w="30" w:type="dxa"/>
+              <w:left w:w="60" w:type="dxa"/>
+              <w:bottom w:w="30" w:type="dxa"/>
+              <w:right w:w="60" w:type="dxa"/>
+            </w:tcMar>
+            <w:vAlign w:val="center"/>
+          </w:tcPr>
+          <w:p>
+            <w:pPr>
+              <w:spacing w:before="0" w:after="0"/>
+              <w:jc w:val="center"/>
+            </w:pPr>
+            <w:r>
+              <w:rPr>
+                <w:rFonts w:ascii="Arial" w:cs="Arial" w:eastAsia="Arial" w:hAnsi="Arial"/>
+                <w:b/>
+                <w:bCs/>
+                <w:sz w:val="17"/>
+                <w:szCs w:val="17"/>
+              </w:rPr>
+              <w:t xml:space="preserve">0.5</w:t>
+            </w:r>
+          </w:p>
+        </w:tc>
+        <w:tc>
+          <w:tcPr>
+            <w:tcW w:w="200" w:type="dxa"/>
+            <w:tcBorders>
+              <w:top w:val="nil"/>
+              <w:left w:val="nil"/>
+              <w:bottom w:val="nil"/>
+              <w:right w:val="nil"/>
+            </w:tcBorders>
+            <w:tcMar>
+              <w:top w:w="30" w:type="dxa"/>
+              <w:left w:w="60" w:type="dxa"/>
+              <w:bottom w:w="30" w:type="dxa"/>
+              <w:right w:w="60" w:type="dxa"/>
+            </w:tcMar>
+            <w:vAlign w:val="center"/>
+          </w:tcPr>
+          <w:p>
+            <w:pPr>
+              <w:spacing w:before="0" w:after="0"/>
+            </w:pPr>
+          </w:p>
+        </w:tc>
+        <w:tc>
+          <w:tcPr>
+            <w:tcW w:w="3500" w:type="dxa"/>
+            <w:tcMar>
+              <w:top w:w="30" w:type="dxa"/>
+              <w:left w:w="60" w:type="dxa"/>
+              <w:bottom w:w="30" w:type="dxa"/>
+              <w:right w:w="60" w:type="dxa"/>
+            </w:tcMar>
+            <w:vAlign w:val="center"/>
+          </w:tcPr>
+          <w:p>
+            <w:pPr>
+              <w:spacing w:before="0" w:after="0"/>
+            </w:pPr>
+            <w:r>
+              <w:rPr>
+                <w:rFonts w:ascii="Arial" w:cs="Arial" w:eastAsia="Arial" w:hAnsi="Arial"/>
+                <w:sz w:val="17"/>
+                <w:szCs w:val="17"/>
+              </w:rPr>
+              <w:t xml:space="preserve">Bedroom or study-bedroom</w:t>
+            </w:r>
+          </w:p>
+        </w:tc>
+        <w:tc>
+          <w:tcPr>
+            <w:tcW w:w="1606" w:type="dxa"/>
+            <w:tcMar>
+              <w:top w:w="30" w:type="dxa"/>
+              <w:left w:w="60" w:type="dxa"/>
+              <w:bottom w:w="30" w:type="dxa"/>
+              <w:right w:w="60" w:type="dxa"/>
+            </w:tcMar>
+            <w:vAlign w:val="center"/>
+          </w:tcPr>
+          <w:p>
+            <w:pPr>
+              <w:spacing w:before="0" w:after="0"/>
+              <w:jc w:val="center"/>
+            </w:pPr>
+            <w:r>
+              <w:rPr>
+                <w:rFonts w:ascii="Arial" w:cs="Arial" w:eastAsia="Arial" w:hAnsi="Arial"/>
+                <w:b/>
+                <w:bCs/>
+                <w:sz w:val="17"/>
+                <w:szCs w:val="17"/>
+              </w:rPr>
+              <w:t xml:space="preserve">8.0</w:t>
+            </w:r>
+          </w:p>
+        </w:tc>
+      </w:tr>
+      <w:tr>
+        <w:trPr>
+          <w:cantSplit/>
+          <w:trHeight w:val="300" w:hRule="atLeast"/>
+        </w:trPr>
+        <w:tc>
+          <w:tcPr>
+            <w:tcW w:w="3600" w:type="dxa"/>
+            <w:tcMar>
+              <w:top w:w="30" w:type="dxa"/>
+              <w:left w:w="60" w:type="dxa"/>
+              <w:bottom w:w="30" w:type="dxa"/>
+              <w:right w:w="60" w:type="dxa"/>
+            </w:tcMar>
+            <w:vAlign w:val="center"/>
+          </w:tcPr>
+          <w:p>
+            <w:pPr>
+              <w:spacing w:before="0" w:after="0"/>
+            </w:pPr>
+            <w:r>
+              <w:rPr>
+                <w:rFonts w:ascii="Arial" w:cs="Arial" w:eastAsia="Arial" w:hAnsi="Arial"/>
+                <w:sz w:val="17"/>
+                <w:szCs w:val="17"/>
+              </w:rPr>
+              <w:t xml:space="preserve">Concourse or queuing area</w:t>
+            </w:r>
+          </w:p>
+        </w:tc>
+        <w:tc>
+          <w:tcPr>
+            <w:tcW w:w="800" w:type="dxa"/>
+            <w:tcMar>
+              <w:top w:w="30" w:type="dxa"/>
+              <w:left w:w="60" w:type="dxa"/>
+              <w:bottom w:w="30" w:type="dxa"/>
+              <w:right w:w="60" w:type="dxa"/>
+            </w:tcMar>
+            <w:vAlign w:val="center"/>
+          </w:tcPr>
+          <w:p>
+            <w:pPr>
+              <w:spacing w:before="0" w:after="0"/>
+              <w:jc w:val="center"/>
+            </w:pPr>
+            <w:r>
+              <w:rPr>
+                <w:rFonts w:ascii="Arial" w:cs="Arial" w:eastAsia="Arial" w:hAnsi="Arial"/>
+                <w:b/>
+                <w:bCs/>
+                <w:sz w:val="17"/>
+                <w:szCs w:val="17"/>
+              </w:rPr>
+              <w:t xml:space="preserve">0.7</w:t>
+            </w:r>
+          </w:p>
+        </w:tc>
+        <w:tc>
+          <w:tcPr>
+            <w:tcW w:w="200" w:type="dxa"/>
+            <w:tcBorders>
+              <w:top w:val="nil"/>
+              <w:left w:val="nil"/>
+              <w:bottom w:val="nil"/>
+              <w:right w:val="nil"/>
+            </w:tcBorders>
+            <w:tcMar>
+              <w:top w:w="30" w:type="dxa"/>
+              <w:left w:w="60" w:type="dxa"/>
+              <w:bottom w:w="30" w:type="dxa"/>
+              <w:right w:w="60" w:type="dxa"/>
+            </w:tcMar>
+            <w:vAlign w:val="center"/>
+          </w:tcPr>
+          <w:p>
+            <w:pPr>
+              <w:spacing w:before="0" w:after="0"/>
+            </w:pPr>
+          </w:p>
+        </w:tc>
+        <w:tc>
+          <w:tcPr>
+            <w:tcW w:w="3500" w:type="dxa"/>
+            <w:tcMar>
+              <w:top w:w="30" w:type="dxa"/>
+              <w:left w:w="60" w:type="dxa"/>
+              <w:bottom w:w="30" w:type="dxa"/>
+              <w:right w:w="60" w:type="dxa"/>
+            </w:tcMar>
+            <w:vAlign w:val="center"/>
+          </w:tcPr>
+          <w:p>
+            <w:pPr>
+              <w:spacing w:before="0" w:after="0"/>
+            </w:pPr>
+            <w:r>
+              <w:rPr>
+                <w:rFonts w:ascii="Arial" w:cs="Arial" w:eastAsia="Arial" w:hAnsi="Arial"/>
+                <w:sz w:val="17"/>
+                <w:szCs w:val="17"/>
+              </w:rPr>
+              <w:t xml:space="preserve">Bed-sitting room, snooker or billiards room</w:t>
+            </w:r>
+          </w:p>
+        </w:tc>
+        <w:tc>
+          <w:tcPr>
+            <w:tcW w:w="1606" w:type="dxa"/>
+            <w:tcMar>
+              <w:top w:w="30" w:type="dxa"/>
+              <w:left w:w="60" w:type="dxa"/>
+              <w:bottom w:w="30" w:type="dxa"/>
+              <w:right w:w="60" w:type="dxa"/>
+            </w:tcMar>
+            <w:vAlign w:val="center"/>
+          </w:tcPr>
+          <w:p>
+            <w:pPr>
+              <w:spacing w:before="0" w:after="0"/>
+              <w:jc w:val="center"/>
+            </w:pPr>
+            <w:r>
+              <w:rPr>
+                <w:rFonts w:ascii="Arial" w:cs="Arial" w:eastAsia="Arial" w:hAnsi="Arial"/>
+                <w:b/>
+                <w:bCs/>
+                <w:sz w:val="17"/>
+                <w:szCs w:val="17"/>
+              </w:rPr>
+              <w:t xml:space="preserve">10.0</w:t>
+            </w:r>
+          </w:p>
+        </w:tc>
+      </w:tr>
+      <w:tr>
+        <w:trPr>
+          <w:cantSplit/>
+          <w:trHeight w:val="300" w:hRule="atLeast"/>
+        </w:trPr>
+        <w:tc>
+          <w:tcPr>
+            <w:tcW w:w="3600" w:type="dxa"/>
+            <w:tcMar>
+              <w:top w:w="30" w:type="dxa"/>
+              <w:left w:w="60" w:type="dxa"/>
+              <w:bottom w:w="30" w:type="dxa"/>
+              <w:right w:w="60" w:type="dxa"/>
+            </w:tcMar>
+            <w:vAlign w:val="center"/>
+          </w:tcPr>
+          <w:p>
+            <w:pPr>
+              <w:spacing w:before="0" w:after="0"/>
+            </w:pPr>
+            <w:r>
+              <w:rPr>
+                <w:rFonts w:ascii="Arial" w:cs="Arial" w:eastAsia="Arial" w:hAnsi="Arial"/>
+                <w:sz w:val="17"/>
+                <w:szCs w:val="17"/>
+              </w:rPr>
+              <w:t xml:space="preserve">Dining, restaurant, lounge or other bar, meeting or waiting room, staff room</w:t>
+            </w:r>
+          </w:p>
+        </w:tc>
+        <w:tc>
+          <w:tcPr>
+            <w:tcW w:w="800" w:type="dxa"/>
+            <w:tcMar>
+              <w:top w:w="30" w:type="dxa"/>
+              <w:left w:w="60" w:type="dxa"/>
+              <w:bottom w:w="30" w:type="dxa"/>
+              <w:right w:w="60" w:type="dxa"/>
+            </w:tcMar>
+            <w:vAlign w:val="center"/>
+          </w:tcPr>
+          <w:p>
+            <w:pPr>
+              <w:spacing w:before="0" w:after="0"/>
+              <w:jc w:val="center"/>
+            </w:pPr>
+            <w:r>
+              <w:rPr>
+                <w:rFonts w:ascii="Arial" w:cs="Arial" w:eastAsia="Arial" w:hAnsi="Arial"/>
+                <w:b/>
+                <w:bCs/>
+                <w:sz w:val="17"/>
+                <w:szCs w:val="17"/>
+              </w:rPr>
+              <w:t xml:space="preserve">1.0</w:t>
+            </w:r>
+          </w:p>
+        </w:tc>
+        <w:tc>
+          <w:tcPr>
+            <w:tcW w:w="200" w:type="dxa"/>
+            <w:tcBorders>
+              <w:top w:val="nil"/>
+              <w:left w:val="nil"/>
+              <w:bottom w:val="nil"/>
+              <w:right w:val="nil"/>
+            </w:tcBorders>
+            <w:tcMar>
+              <w:top w:w="30" w:type="dxa"/>
+              <w:left w:w="60" w:type="dxa"/>
+              <w:bottom w:w="30" w:type="dxa"/>
+              <w:right w:w="60" w:type="dxa"/>
+            </w:tcMar>
+            <w:vAlign w:val="center"/>
+          </w:tcPr>
+          <w:p>
+            <w:pPr>
+              <w:spacing w:before="0" w:after="0"/>
+            </w:pPr>
+          </w:p>
+        </w:tc>
+        <w:tc>
+          <w:tcPr>
+            <w:tcW w:w="3500" w:type="dxa"/>
+            <w:tcMar>
+              <w:top w:w="30" w:type="dxa"/>
+              <w:left w:w="60" w:type="dxa"/>
+              <w:bottom w:w="30" w:type="dxa"/>
+              <w:right w:w="60" w:type="dxa"/>
+            </w:tcMar>
+            <w:vAlign w:val="center"/>
+          </w:tcPr>
+          <w:p>
+            <w:pPr>
+              <w:spacing w:before="0" w:after="0"/>
+            </w:pPr>
+            <w:r>
+              <w:rPr>
+                <w:rFonts w:ascii="Arial" w:cs="Arial" w:eastAsia="Arial" w:hAnsi="Arial"/>
+                <w:sz w:val="17"/>
+                <w:szCs w:val="17"/>
+              </w:rPr>
+              <w:t xml:space="preserve">Storage and warehousing</w:t>
+            </w:r>
+          </w:p>
+        </w:tc>
+        <w:tc>
+          <w:tcPr>
+            <w:tcW w:w="1606" w:type="dxa"/>
+            <w:tcMar>
+              <w:top w:w="30" w:type="dxa"/>
+              <w:left w:w="60" w:type="dxa"/>
+              <w:bottom w:w="30" w:type="dxa"/>
+              <w:right w:w="60" w:type="dxa"/>
+            </w:tcMar>
+            <w:vAlign w:val="center"/>
+          </w:tcPr>
+          <w:p>
+            <w:pPr>
+              <w:spacing w:before="0" w:after="0"/>
+              <w:jc w:val="center"/>
+            </w:pPr>
+            <w:r>
+              <w:rPr>
+                <w:rFonts w:ascii="Arial" w:cs="Arial" w:eastAsia="Arial" w:hAnsi="Arial"/>
+                <w:b/>
+                <w:bCs/>
+                <w:sz w:val="17"/>
+                <w:szCs w:val="17"/>
+              </w:rPr>
+              <w:t xml:space="preserve">30.0</w:t>
+            </w:r>
+          </w:p>
+        </w:tc>
+      </w:tr>
+      <w:tr>
+        <w:trPr>
+          <w:cantSplit/>
+          <w:trHeight w:val="300" w:hRule="atLeast"/>
+        </w:trPr>
+        <w:tc>
+          <w:tcPr>
+            <w:tcW w:w="3600" w:type="dxa"/>
+            <w:tcMar>
+              <w:top w:w="30" w:type="dxa"/>
+              <w:left w:w="60" w:type="dxa"/>
+              <w:bottom w:w="30" w:type="dxa"/>
+              <w:right w:w="60" w:type="dxa"/>
+            </w:tcMar>
+            <w:vAlign w:val="center"/>
+          </w:tcPr>
+          <w:p>
+            <w:pPr>
+              <w:spacing w:before="0" w:after="0"/>
+            </w:pPr>
+            <w:r>
+              <w:rPr>
+                <w:rFonts w:ascii="Arial" w:cs="Arial" w:eastAsia="Arial" w:hAnsi="Arial"/>
+                <w:sz w:val="17"/>
+                <w:szCs w:val="17"/>
+              </w:rPr>
+              <w:t xml:space="preserve">Exhibition hall or studio</w:t>
+            </w:r>
+          </w:p>
+        </w:tc>
+        <w:tc>
+          <w:tcPr>
+            <w:tcW w:w="800" w:type="dxa"/>
+            <w:tcMar>
+              <w:top w:w="30" w:type="dxa"/>
+              <w:left w:w="60" w:type="dxa"/>
+              <w:bottom w:w="30" w:type="dxa"/>
+              <w:right w:w="60" w:type="dxa"/>
+            </w:tcMar>
+            <w:vAlign w:val="center"/>
+          </w:tcPr>
+          <w:p>
+            <w:pPr>
+              <w:spacing w:before="0" w:after="0"/>
+              <w:jc w:val="center"/>
+            </w:pPr>
+            <w:r>
+              <w:rPr>
+                <w:rFonts w:ascii="Arial" w:cs="Arial" w:eastAsia="Arial" w:hAnsi="Arial"/>
+                <w:b/>
+                <w:bCs/>
+                <w:sz w:val="17"/>
+                <w:szCs w:val="17"/>
+              </w:rPr>
+              <w:t xml:space="preserve">1.5</w:t>
+            </w:r>
+          </w:p>
+        </w:tc>
+        <w:tc>
+          <w:tcPr>
+            <w:tcW w:w="200" w:type="dxa"/>
+            <w:tcBorders>
+              <w:top w:val="nil"/>
+              <w:left w:val="nil"/>
+              <w:bottom w:val="nil"/>
+              <w:right w:val="nil"/>
+            </w:tcBorders>
+            <w:tcMar>
+              <w:top w:w="30" w:type="dxa"/>
+              <w:left w:w="60" w:type="dxa"/>
+              <w:bottom w:w="30" w:type="dxa"/>
+              <w:right w:w="60" w:type="dxa"/>
+            </w:tcMar>
+            <w:vAlign w:val="center"/>
+          </w:tcPr>
+          <w:p>
+            <w:pPr>
+              <w:spacing w:before="0" w:after="0"/>
+            </w:pPr>
+          </w:p>
+        </w:tc>
+        <w:tc>
+          <w:tcPr>
+            <w:tcW w:w="3500" w:type="dxa"/>
+            <w:tcMar>
+              <w:top w:w="30" w:type="dxa"/>
+              <w:left w:w="60" w:type="dxa"/>
+              <w:bottom w:w="30" w:type="dxa"/>
+              <w:right w:w="60" w:type="dxa"/>
+            </w:tcMar>
+            <w:vAlign w:val="center"/>
+          </w:tcPr>
+          <w:p>
+            <w:pPr>
+              <w:spacing w:before="0" w:after="0"/>
+            </w:pPr>
+            <w:r>
+              <w:rPr>
+                <w:rFonts w:ascii="Arial" w:cs="Arial" w:eastAsia="Arial" w:hAnsi="Arial"/>
+                <w:sz w:val="17"/>
+                <w:szCs w:val="17"/>
+              </w:rPr>
+              <w:t xml:space="preserve">Car park</w:t>
+            </w:r>
+          </w:p>
+        </w:tc>
+        <w:tc>
+          <w:tcPr>
+            <w:tcW w:w="1606" w:type="dxa"/>
+            <w:tcMar>
+              <w:top w:w="30" w:type="dxa"/>
+              <w:left w:w="60" w:type="dxa"/>
+              <w:bottom w:w="30" w:type="dxa"/>
+              <w:right w:w="60" w:type="dxa"/>
+            </w:tcMar>
+            <w:vAlign w:val="center"/>
+          </w:tcPr>
+          <w:p>
+            <w:pPr>
+              <w:spacing w:before="0" w:after="0"/>
+              <w:jc w:val="center"/>
+            </w:pPr>
+            <w:r>
+              <w:rPr>
+                <w:rFonts w:ascii="Arial" w:cs="Arial" w:eastAsia="Arial" w:hAnsi="Arial"/>
+                <w:b/>
+                <w:bCs/>
+                <w:sz w:val="17"/>
+                <w:szCs w:val="17"/>
+              </w:rPr>
+              <w:t xml:space="preserve">2 per space</w:t>
+            </w:r>
+          </w:p>
+        </w:tc>
+      </w:tr>
+      <w:tr>
+        <w:trPr>
+          <w:cantSplit/>
+          <w:trHeight w:val="300" w:hRule="atLeast"/>
+        </w:trPr>
+        <w:tc>
+          <w:tcPr>
+            <w:tcW w:w="3600" w:type="dxa"/>
+            <w:tcMar>
+              <w:top w:w="30" w:type="dxa"/>
+              <w:left w:w="60" w:type="dxa"/>
+              <w:bottom w:w="30" w:type="dxa"/>
+              <w:right w:w="60" w:type="dxa"/>
+            </w:tcMar>
+            <w:vAlign w:val="center"/>
+          </w:tcPr>
+          <w:p>
+            <w:pPr>
+              <w:spacing w:before="0" w:after="0"/>
+            </w:pPr>
+            <w:r>
+              <w:rPr>
+                <w:rFonts w:ascii="Arial" w:cs="Arial" w:eastAsia="Arial" w:hAnsi="Arial"/>
+                <w:sz w:val="17"/>
+                <w:szCs w:val="17"/>
+              </w:rPr>
+              <w:t xml:space="preserve">Shop sales area (general), skating rink</w:t>
+            </w:r>
+          </w:p>
+        </w:tc>
+        <w:tc>
+          <w:tcPr>
+            <w:tcW w:w="800" w:type="dxa"/>
+            <w:tcMar>
+              <w:top w:w="30" w:type="dxa"/>
+              <w:left w:w="60" w:type="dxa"/>
+              <w:bottom w:w="30" w:type="dxa"/>
+              <w:right w:w="60" w:type="dxa"/>
+            </w:tcMar>
+            <w:vAlign w:val="center"/>
+          </w:tcPr>
+          <w:p>
+            <w:pPr>
+              <w:spacing w:before="0" w:after="0"/>
+              <w:jc w:val="center"/>
+            </w:pPr>
+            <w:r>
+              <w:rPr>
+                <w:rFonts w:ascii="Arial" w:cs="Arial" w:eastAsia="Arial" w:hAnsi="Arial"/>
+                <w:b/>
+                <w:bCs/>
+                <w:sz w:val="17"/>
+                <w:szCs w:val="17"/>
+              </w:rPr>
+              <w:t xml:space="preserve">2.0</w:t>
+            </w:r>
+          </w:p>
+        </w:tc>
+        <w:tc>
+          <w:tcPr>
+            <w:tcW w:w="200" w:type="dxa"/>
+            <w:tcBorders>
+              <w:top w:val="nil"/>
+              <w:left w:val="nil"/>
+              <w:bottom w:val="nil"/>
+              <w:right w:val="nil"/>
+            </w:tcBorders>
+            <w:tcMar>
+              <w:top w:w="30" w:type="dxa"/>
+              <w:left w:w="60" w:type="dxa"/>
+              <w:bottom w:w="30" w:type="dxa"/>
+              <w:right w:w="60" w:type="dxa"/>
+            </w:tcMar>
+            <w:vAlign w:val="center"/>
+          </w:tcPr>
+          <w:p>
+            <w:pPr>
+              <w:spacing w:before="0" w:after="0"/>
+            </w:pPr>
+          </w:p>
+        </w:tc>
+        <w:tc>
+          <w:tcPr>
+            <w:tcW w:w="3500" w:type="dxa"/>
+            <w:tcBorders>
+              <w:top w:val="nil"/>
+              <w:left w:val="nil"/>
+              <w:bottom w:val="nil"/>
+              <w:right w:val="nil"/>
+            </w:tcBorders>
+            <w:tcMar>
+              <w:top w:w="30" w:type="dxa"/>
+              <w:left w:w="60" w:type="dxa"/>
+              <w:bottom w:w="30" w:type="dxa"/>
+              <w:right w:w="60" w:type="dxa"/>
+            </w:tcMar>
+            <w:vAlign w:val="center"/>
+          </w:tcPr>
+          <w:p>
+            <w:pPr>
+              <w:spacing w:before="0" w:after="0"/>
+            </w:pPr>
+          </w:p>
+        </w:tc>
+        <w:tc>
+          <w:tcPr>
+            <w:tcW w:w="1606" w:type="dxa"/>
+            <w:tcBorders>
+              <w:top w:val="nil"/>
+              <w:left w:val="nil"/>
+              <w:bottom w:val="nil"/>
+              <w:right w:val="nil"/>
+            </w:tcBorders>
+            <w:tcMar>
+              <w:top w:w="30" w:type="dxa"/>
+              <w:left w:w="60" w:type="dxa"/>
+              <w:bottom w:w="30" w:type="dxa"/>
+              <w:right w:w="60" w:type="dxa"/>
+            </w:tcMar>
+            <w:vAlign w:val="center"/>
+          </w:tcPr>
+          <w:p>
+            <w:pPr>
+              <w:spacing w:before="0" w:after="0"/>
+              <w:jc w:val="center"/>
+            </w:pPr>
+          </w:p>
+        </w:tc>
+      </w:tr>
+      <w:tr>
+        <w:trPr>
+          <w:cantSplit/>
+          <w:trHeight w:val="300" w:hRule="atLeast"/>
+        </w:trPr>
+        <w:tc>
+          <w:tcPr>
+            <w:tcW w:w="3600" w:type="dxa"/>
+            <w:tcMar>
+              <w:top w:w="30" w:type="dxa"/>
+              <w:left w:w="60" w:type="dxa"/>
+              <w:bottom w:w="30" w:type="dxa"/>
+              <w:right w:w="60" w:type="dxa"/>
+            </w:tcMar>
+            <w:vAlign w:val="center"/>
+          </w:tcPr>
+          <w:p>
+            <w:pPr>
+              <w:spacing w:before="0" w:after="0"/>
+            </w:pPr>
+            <w:r>
+              <w:rPr>
+                <w:rFonts w:ascii="Arial" w:cs="Arial" w:eastAsia="Arial" w:hAnsi="Arial"/>
+                <w:sz w:val="17"/>
+                <w:szCs w:val="17"/>
+              </w:rPr>
+              <w:t xml:space="preserve">Gallery, museum, dormitory, workshop, factory floor</w:t>
+            </w:r>
+          </w:p>
+        </w:tc>
+        <w:tc>
+          <w:tcPr>
+            <w:tcW w:w="800" w:type="dxa"/>
+            <w:tcMar>
+              <w:top w:w="30" w:type="dxa"/>
+              <w:left w:w="60" w:type="dxa"/>
+              <w:bottom w:w="30" w:type="dxa"/>
+              <w:right w:w="60" w:type="dxa"/>
+            </w:tcMar>
+            <w:vAlign w:val="center"/>
+          </w:tcPr>
+          <w:p>
+            <w:pPr>
+              <w:spacing w:before="0" w:after="0"/>
+              <w:jc w:val="center"/>
+            </w:pPr>
+            <w:r>
+              <w:rPr>
+                <w:rFonts w:ascii="Arial" w:cs="Arial" w:eastAsia="Arial" w:hAnsi="Arial"/>
+                <w:b/>
+                <w:bCs/>
+                <w:sz w:val="17"/>
+                <w:szCs w:val="17"/>
+              </w:rPr>
+              <w:t xml:space="preserve">5.0</w:t>
+            </w:r>
+          </w:p>
+        </w:tc>
+        <w:tc>
+          <w:tcPr>
+            <w:tcW w:w="200" w:type="dxa"/>
+            <w:tcBorders>
+              <w:top w:val="nil"/>
+              <w:left w:val="nil"/>
+              <w:bottom w:val="nil"/>
+              <w:right w:val="nil"/>
+            </w:tcBorders>
+            <w:tcMar>
+              <w:top w:w="30" w:type="dxa"/>
+              <w:left w:w="60" w:type="dxa"/>
+              <w:bottom w:w="30" w:type="dxa"/>
+              <w:right w:w="60" w:type="dxa"/>
+            </w:tcMar>
+            <w:vAlign w:val="center"/>
+          </w:tcPr>
+          <w:p>
+            <w:pPr>
+              <w:spacing w:before="0" w:after="0"/>
+            </w:pPr>
+          </w:p>
+        </w:tc>
+        <w:tc>
+          <w:tcPr>
+            <w:tcW w:w="3500" w:type="dxa"/>
+            <w:tcBorders>
+              <w:top w:val="nil"/>
+              <w:left w:val="nil"/>
+              <w:bottom w:val="nil"/>
+              <w:right w:val="nil"/>
+            </w:tcBorders>
+            <w:tcMar>
+              <w:top w:w="30" w:type="dxa"/>
+              <w:left w:w="60" w:type="dxa"/>
+              <w:bottom w:w="30" w:type="dxa"/>
+              <w:right w:w="60" w:type="dxa"/>
+            </w:tcMar>
+            <w:vAlign w:val="center"/>
+          </w:tcPr>
+          <w:p>
+            <w:pPr>
+              <w:spacing w:before="0" w:after="0"/>
+            </w:pPr>
+          </w:p>
+        </w:tc>
+        <w:tc>
+          <w:tcPr>
+            <w:tcW w:w="1606" w:type="dxa"/>
+            <w:tcBorders>
+              <w:top w:val="nil"/>
+              <w:left w:val="nil"/>
+              <w:bottom w:val="nil"/>
+              <w:right w:val="nil"/>
+            </w:tcBorders>
+            <w:tcMar>
+              <w:top w:w="30" w:type="dxa"/>
+              <w:left w:w="60" w:type="dxa"/>
+              <w:bottom w:w="30" w:type="dxa"/>
+              <w:right w:w="60" w:type="dxa"/>
+            </w:tcMar>
+            <w:vAlign w:val="center"/>
+          </w:tcPr>
+          <w:p>
+            <w:pPr>
+              <w:spacing w:before="0" w:after="0"/>
+              <w:jc w:val="center"/>
+            </w:pPr>
+          </w:p>
+        </w:tc>
+      </w:tr>
+      <w:tr>
+        <w:trPr>
+          <w:cantSplit/>
+          <w:trHeight w:val="300" w:hRule="atLeast"/>
+        </w:trPr>
+        <w:tc>
+          <w:tcPr>
+            <w:tcW w:w="3600" w:type="dxa"/>
+            <w:tcMar>
+              <w:top w:w="30" w:type="dxa"/>
+              <w:left w:w="60" w:type="dxa"/>
+              <w:bottom w:w="30" w:type="dxa"/>
+              <w:right w:w="60" w:type="dxa"/>
+            </w:tcMar>
+            <w:vAlign w:val="center"/>
+          </w:tcPr>
+          <w:p>
+            <w:pPr>
+              <w:spacing w:before="0" w:after="0"/>
+            </w:pPr>
+            <w:r>
+              <w:rPr>
+                <w:rFonts w:ascii="Arial" w:cs="Arial" w:eastAsia="Arial" w:hAnsi="Arial"/>
+                <w:sz w:val="17"/>
+                <w:szCs w:val="17"/>
+              </w:rPr>
+              <w:t xml:space="preserve">Office</w:t>
+            </w:r>
+          </w:p>
+        </w:tc>
+        <w:tc>
+          <w:tcPr>
+            <w:tcW w:w="800" w:type="dxa"/>
+            <w:tcMar>
+              <w:top w:w="30" w:type="dxa"/>
+              <w:left w:w="60" w:type="dxa"/>
+              <w:bottom w:w="30" w:type="dxa"/>
+              <w:right w:w="60" w:type="dxa"/>
+            </w:tcMar>
+            <w:vAlign w:val="center"/>
+          </w:tcPr>
+          <w:p>
+            <w:pPr>
+              <w:spacing w:before="0" w:after="0"/>
+              <w:jc w:val="center"/>
+            </w:pPr>
+            <w:r>
+              <w:rPr>
+                <w:rFonts w:ascii="Arial" w:cs="Arial" w:eastAsia="Arial" w:hAnsi="Arial"/>
+                <w:b/>
+                <w:bCs/>
+                <w:sz w:val="17"/>
+                <w:szCs w:val="17"/>
+              </w:rPr>
+              <w:t xml:space="preserve">6.0</w:t>
+            </w:r>
+          </w:p>
+        </w:tc>
+        <w:tc>
+          <w:tcPr>
+            <w:tcW w:w="200" w:type="dxa"/>
+            <w:tcBorders>
+              <w:top w:val="nil"/>
+              <w:left w:val="nil"/>
+              <w:bottom w:val="nil"/>
+              <w:right w:val="nil"/>
+            </w:tcBorders>
+            <w:tcMar>
+              <w:top w:w="30" w:type="dxa"/>
+              <w:left w:w="60" w:type="dxa"/>
+              <w:bottom w:w="30" w:type="dxa"/>
+              <w:right w:w="60" w:type="dxa"/>
+            </w:tcMar>
+            <w:vAlign w:val="center"/>
+          </w:tcPr>
+          <w:p>
+            <w:pPr>
+              <w:spacing w:before="0" w:after="0"/>
+            </w:pPr>
+          </w:p>
+        </w:tc>
+        <w:tc>
+          <w:tcPr>
+            <w:tcW w:w="3500" w:type="dxa"/>
+            <w:tcBorders>
+              <w:top w:val="nil"/>
+              <w:left w:val="nil"/>
+              <w:bottom w:val="nil"/>
+              <w:right w:val="nil"/>
+            </w:tcBorders>
+            <w:tcMar>
+              <w:top w:w="30" w:type="dxa"/>
+              <w:left w:w="60" w:type="dxa"/>
+              <w:bottom w:w="30" w:type="dxa"/>
+              <w:right w:w="60" w:type="dxa"/>
+            </w:tcMar>
+            <w:vAlign w:val="center"/>
+          </w:tcPr>
+          <w:p>
+            <w:pPr>
+              <w:spacing w:before="0" w:after="0"/>
+            </w:pPr>
+          </w:p>
+        </w:tc>
+        <w:tc>
+          <w:tcPr>
+            <w:tcW w:w="1606" w:type="dxa"/>
+            <w:tcBorders>
+              <w:top w:val="nil"/>
+              <w:left w:val="nil"/>
+              <w:bottom w:val="nil"/>
+              <w:right w:val="nil"/>
+            </w:tcBorders>
+            <w:tcMar>
+              <w:top w:w="30" w:type="dxa"/>
+              <w:left w:w="60" w:type="dxa"/>
+              <w:bottom w:w="30" w:type="dxa"/>
+              <w:right w:w="60" w:type="dxa"/>
+            </w:tcMar>
+            <w:vAlign w:val="center"/>
+          </w:tcPr>
+          <w:p>
+            <w:pPr>
+              <w:spacing w:before="0" w:after="0"/>
+              <w:jc w:val="center"/>
+            </w:pPr>
+          </w:p>
+        </w:tc>
+      </w:tr>
+    </w:tbl>
+    <w:p>
+      <w:pPr>
+        <w:spacing w:before="40" w:after="0"/>
+      </w:pPr>
+      <w:r>
+        <w:rPr>
+          <w:rFonts w:ascii="Arial" w:cs="Arial" w:eastAsia="Arial" w:hAnsi="Arial"/>
+          <w:color w:val="6B6B6B"/>
+          <w:sz w:val="16"/>
+          <w:szCs w:val="16"/>
+        </w:rPr>
+        <w:t xml:space="preserve">Leave out stairs, lifts, toilets and fixed structure. Mixed use: apply the most onerous factor to each part. Where people would normally be seated, the number of fixed seats can be used. If the use is not listed, choose a reasonable similar use.</w:t>
+      </w:r>
+    </w:p>
+    <w:p>
+      <w:pPr>
+        <w:keepNext/>
+        <w:spacing w:before="140" w:after="50"/>
+      </w:pPr>
+      <w:r>
+        <w:rPr>
+          <w:rFonts w:ascii="Arial" w:cs="Arial" w:eastAsia="Arial" w:hAnsi="Arial"/>
+          <w:b/>
+          <w:bCs/>
+          <w:sz w:val="19"/>
+          <w:szCs w:val="19"/>
+        </w:rPr>
+        <w:t xml:space="preserve">Exit capacity: people allowed through a given clear width (HM Government fire safety risk assessment guides)</w:t>
+      </w:r>
+    </w:p>
+    <w:tbl>
+      <w:tblPr>
+        <w:tblW w:w="9706" w:type="dxa"/>
+        <w:tblLayout w:type="fixed"/>
+        <w:tblBorders>
+          <w:top w:val="single" w:sz="4" w:space="0" w:color="BBBBBB"/>
+          <w:left w:val="single" w:sz="4" w:space="0" w:color="BBBBBB"/>
+          <w:bottom w:val="single" w:sz="4" w:space="0" w:color="BBBBBB"/>
+          <w:right w:val="single" w:sz="4" w:space="0" w:color="BBBBBB"/>
+          <w:insideH w:val="single" w:sz="4" w:space="0" w:color="BBBBBB"/>
+          <w:insideV w:val="single" w:sz="4" w:space="0" w:color="BBBBBB"/>
+        </w:tblBorders>
+      </w:tblPr>
+      <w:tblGrid>
+        <w:gridCol w:w="3400"/>
+        <w:gridCol w:w="2100"/>
+        <w:gridCol w:w="2100"/>
+        <w:gridCol w:w="2106"/>
+      </w:tblGrid>
+      <w:tr>
+        <w:trPr>
+          <w:cantSplit/>
+          <w:trHeight w:val="320" w:hRule="atLeast"/>
+        </w:trPr>
+        <w:tc>
+          <w:tcPr>
+            <w:tcW w:w="3400" w:type="dxa"/>
+            <w:shd w:val="clear" w:color="auto" w:fill="F2F2F2"/>
+            <w:tcMar>
+              <w:top w:w="30" w:type="dxa"/>
+              <w:left w:w="60" w:type="dxa"/>
+              <w:bottom w:w="30" w:type="dxa"/>
+              <w:right w:w="60" w:type="dxa"/>
+            </w:tcMar>
+            <w:vAlign w:val="center"/>
+          </w:tcPr>
+          <w:p>
+            <w:pPr>
+              <w:spacing w:before="0" w:after="0"/>
+              <w:jc w:val="left"/>
+            </w:pPr>
+            <w:r>
+              <w:rPr>
+                <w:rFonts w:ascii="Arial" w:cs="Arial" w:eastAsia="Arial" w:hAnsi="Arial"/>
+                <w:b/>
+                <w:bCs/>
+                <w:sz w:val="17"/>
+                <w:szCs w:val="17"/>
+              </w:rPr>
+              <w:t xml:space="preserve">Clear width</w:t>
+            </w:r>
+          </w:p>
+        </w:tc>
+        <w:tc>
+          <w:tcPr>
+            <w:tcW w:w="2100" w:type="dxa"/>
+            <w:shd w:val="clear" w:color="auto" w:fill="F2F2F2"/>
+            <w:tcMar>
+              <w:top w:w="30" w:type="dxa"/>
+              <w:left w:w="60" w:type="dxa"/>
+              <w:bottom w:w="30" w:type="dxa"/>
+              <w:right w:w="60" w:type="dxa"/>
+            </w:tcMar>
+            <w:vAlign w:val="center"/>
+          </w:tcPr>
+          <w:p>
+            <w:pPr>
+              <w:spacing w:before="0" w:after="0"/>
+              <w:jc w:val="center"/>
+            </w:pPr>
+            <w:r>
+              <w:rPr>
+                <w:rFonts w:ascii="Arial" w:cs="Arial" w:eastAsia="Arial" w:hAnsi="Arial"/>
+                <w:b/>
+                <w:bCs/>
+                <w:sz w:val="17"/>
+                <w:szCs w:val="17"/>
+              </w:rPr>
+              <w:t xml:space="preserve">Higher risk</w:t>
+            </w:r>
+          </w:p>
+        </w:tc>
+        <w:tc>
+          <w:tcPr>
+            <w:tcW w:w="2100" w:type="dxa"/>
+            <w:shd w:val="clear" w:color="auto" w:fill="F2F2F2"/>
+            <w:tcMar>
+              <w:top w:w="30" w:type="dxa"/>
+              <w:left w:w="60" w:type="dxa"/>
+              <w:bottom w:w="30" w:type="dxa"/>
+              <w:right w:w="60" w:type="dxa"/>
+            </w:tcMar>
+            <w:vAlign w:val="center"/>
+          </w:tcPr>
+          <w:p>
+            <w:pPr>
+              <w:spacing w:before="0" w:after="0"/>
+              <w:jc w:val="center"/>
+            </w:pPr>
+            <w:r>
+              <w:rPr>
+                <w:rFonts w:ascii="Arial" w:cs="Arial" w:eastAsia="Arial" w:hAnsi="Arial"/>
+                <w:b/>
+                <w:bCs/>
+                <w:sz w:val="17"/>
+                <w:szCs w:val="17"/>
+              </w:rPr>
+              <w:t xml:space="preserve">Normal risk</w:t>
+            </w:r>
+          </w:p>
+        </w:tc>
+        <w:tc>
+          <w:tcPr>
+            <w:tcW w:w="2106" w:type="dxa"/>
+            <w:shd w:val="clear" w:color="auto" w:fill="F2F2F2"/>
+            <w:tcMar>
+              <w:top w:w="30" w:type="dxa"/>
+              <w:left w:w="60" w:type="dxa"/>
+              <w:bottom w:w="30" w:type="dxa"/>
+              <w:right w:w="60" w:type="dxa"/>
+            </w:tcMar>
+            <w:vAlign w:val="center"/>
+          </w:tcPr>
+          <w:p>
+            <w:pPr>
+              <w:spacing w:before="0" w:after="0"/>
+              <w:jc w:val="center"/>
+            </w:pPr>
+            <w:r>
+              <w:rPr>
+                <w:rFonts w:ascii="Arial" w:cs="Arial" w:eastAsia="Arial" w:hAnsi="Arial"/>
+                <w:b/>
+                <w:bCs/>
+                <w:sz w:val="17"/>
+                <w:szCs w:val="17"/>
+              </w:rPr>
+              <w:t xml:space="preserve">Lower risk</w:t>
+            </w:r>
+          </w:p>
+        </w:tc>
+      </w:tr>
+      <w:tr>
+        <w:trPr>
+          <w:cantSplit/>
+          <w:trHeight w:val="300" w:hRule="atLeast"/>
+        </w:trPr>
+        <w:tc>
+          <w:tcPr>
+            <w:tcW w:w="3400" w:type="dxa"/>
+            <w:tcMar>
+              <w:top w:w="30" w:type="dxa"/>
+              <w:left w:w="60" w:type="dxa"/>
+              <w:bottom w:w="30" w:type="dxa"/>
+              <w:right w:w="60" w:type="dxa"/>
+            </w:tcMar>
+            <w:vAlign w:val="center"/>
+          </w:tcPr>
+          <w:p>
+            <w:pPr>
+              <w:spacing w:before="0" w:after="0"/>
+              <w:jc w:val="left"/>
+            </w:pPr>
+            <w:r>
+              <w:rPr>
+                <w:rFonts w:ascii="Arial" w:cs="Arial" w:eastAsia="Arial" w:hAnsi="Arial"/>
+                <w:sz w:val="17"/>
+                <w:szCs w:val="17"/>
+              </w:rPr>
+              <w:t xml:space="preserve">750 mm or more</w:t>
+            </w:r>
+          </w:p>
+        </w:tc>
+        <w:tc>
+          <w:tcPr>
+            <w:tcW w:w="2100" w:type="dxa"/>
+            <w:tcMar>
+              <w:top w:w="30" w:type="dxa"/>
+              <w:left w:w="60" w:type="dxa"/>
+              <w:bottom w:w="30" w:type="dxa"/>
+              <w:right w:w="60" w:type="dxa"/>
+            </w:tcMar>
+            <w:vAlign w:val="center"/>
+          </w:tcPr>
+          <w:p>
+            <w:pPr>
+              <w:spacing w:before="0" w:after="0"/>
+              <w:jc w:val="center"/>
+            </w:pPr>
+            <w:r>
+              <w:rPr>
+                <w:rFonts w:ascii="Arial" w:cs="Arial" w:eastAsia="Arial" w:hAnsi="Arial"/>
+                <w:sz w:val="17"/>
+                <w:szCs w:val="17"/>
+              </w:rPr>
+              <w:t xml:space="preserve">80</w:t>
+            </w:r>
+          </w:p>
+        </w:tc>
+        <w:tc>
+          <w:tcPr>
+            <w:tcW w:w="2100" w:type="dxa"/>
+            <w:tcMar>
+              <w:top w:w="30" w:type="dxa"/>
+              <w:left w:w="60" w:type="dxa"/>
+              <w:bottom w:w="30" w:type="dxa"/>
+              <w:right w:w="60" w:type="dxa"/>
+            </w:tcMar>
+            <w:vAlign w:val="center"/>
+          </w:tcPr>
+          <w:p>
+            <w:pPr>
+              <w:spacing w:before="0" w:after="0"/>
+              <w:jc w:val="center"/>
+            </w:pPr>
+            <w:r>
+              <w:rPr>
+                <w:rFonts w:ascii="Arial" w:cs="Arial" w:eastAsia="Arial" w:hAnsi="Arial"/>
+                <w:sz w:val="17"/>
+                <w:szCs w:val="17"/>
+              </w:rPr>
+              <w:t xml:space="preserve">100</w:t>
+            </w:r>
+          </w:p>
+        </w:tc>
+        <w:tc>
+          <w:tcPr>
+            <w:tcW w:w="2106" w:type="dxa"/>
+            <w:tcMar>
+              <w:top w:w="30" w:type="dxa"/>
+              <w:left w:w="60" w:type="dxa"/>
+              <w:bottom w:w="30" w:type="dxa"/>
+              <w:right w:w="60" w:type="dxa"/>
+            </w:tcMar>
+            <w:vAlign w:val="center"/>
+          </w:tcPr>
+          <w:p>
+            <w:pPr>
+              <w:spacing w:before="0" w:after="0"/>
+              <w:jc w:val="center"/>
+            </w:pPr>
+            <w:r>
+              <w:rPr>
+                <w:rFonts w:ascii="Arial" w:cs="Arial" w:eastAsia="Arial" w:hAnsi="Arial"/>
+                <w:sz w:val="17"/>
+                <w:szCs w:val="17"/>
+              </w:rPr>
+              <w:t xml:space="preserve">120</w:t>
+            </w:r>
+          </w:p>
+        </w:tc>
+      </w:tr>
+      <w:tr>
+        <w:trPr>
+          <w:cantSplit/>
+          <w:trHeight w:val="300" w:hRule="atLeast"/>
+        </w:trPr>
+        <w:tc>
+          <w:tcPr>
+            <w:tcW w:w="3400" w:type="dxa"/>
+            <w:tcMar>
+              <w:top w:w="30" w:type="dxa"/>
+              <w:left w:w="60" w:type="dxa"/>
+              <w:bottom w:w="30" w:type="dxa"/>
+              <w:right w:w="60" w:type="dxa"/>
+            </w:tcMar>
+            <w:vAlign w:val="center"/>
+          </w:tcPr>
+          <w:p>
+            <w:pPr>
+              <w:spacing w:before="0" w:after="0"/>
+              <w:jc w:val="left"/>
+            </w:pPr>
+            <w:r>
+              <w:rPr>
+                <w:rFonts w:ascii="Arial" w:cs="Arial" w:eastAsia="Arial" w:hAnsi="Arial"/>
+                <w:sz w:val="17"/>
+                <w:szCs w:val="17"/>
+              </w:rPr>
+              <w:t xml:space="preserve">1050 mm or more</w:t>
+            </w:r>
+          </w:p>
+        </w:tc>
+        <w:tc>
+          <w:tcPr>
+            <w:tcW w:w="2100" w:type="dxa"/>
+            <w:tcMar>
+              <w:top w:w="30" w:type="dxa"/>
+              <w:left w:w="60" w:type="dxa"/>
+              <w:bottom w:w="30" w:type="dxa"/>
+              <w:right w:w="60" w:type="dxa"/>
+            </w:tcMar>
+            <w:vAlign w:val="center"/>
+          </w:tcPr>
+          <w:p>
+            <w:pPr>
+              <w:spacing w:before="0" w:after="0"/>
+              <w:jc w:val="center"/>
+            </w:pPr>
+            <w:r>
+              <w:rPr>
+                <w:rFonts w:ascii="Arial" w:cs="Arial" w:eastAsia="Arial" w:hAnsi="Arial"/>
+                <w:sz w:val="17"/>
+                <w:szCs w:val="17"/>
+              </w:rPr>
+              <w:t xml:space="preserve">160</w:t>
+            </w:r>
+          </w:p>
+        </w:tc>
+        <w:tc>
+          <w:tcPr>
+            <w:tcW w:w="2100" w:type="dxa"/>
+            <w:tcMar>
+              <w:top w:w="30" w:type="dxa"/>
+              <w:left w:w="60" w:type="dxa"/>
+              <w:bottom w:w="30" w:type="dxa"/>
+              <w:right w:w="60" w:type="dxa"/>
+            </w:tcMar>
+            <w:vAlign w:val="center"/>
+          </w:tcPr>
+          <w:p>
+            <w:pPr>
+              <w:spacing w:before="0" w:after="0"/>
+              <w:jc w:val="center"/>
+            </w:pPr>
+            <w:r>
+              <w:rPr>
+                <w:rFonts w:ascii="Arial" w:cs="Arial" w:eastAsia="Arial" w:hAnsi="Arial"/>
+                <w:sz w:val="17"/>
+                <w:szCs w:val="17"/>
+              </w:rPr>
+              <w:t xml:space="preserve">200</w:t>
+            </w:r>
+          </w:p>
+        </w:tc>
+        <w:tc>
+          <w:tcPr>
+            <w:tcW w:w="2106" w:type="dxa"/>
+            <w:tcMar>
+              <w:top w:w="30" w:type="dxa"/>
+              <w:left w:w="60" w:type="dxa"/>
+              <w:bottom w:w="30" w:type="dxa"/>
+              <w:right w:w="60" w:type="dxa"/>
+            </w:tcMar>
+            <w:vAlign w:val="center"/>
+          </w:tcPr>
+          <w:p>
+            <w:pPr>
+              <w:spacing w:before="0" w:after="0"/>
+              <w:jc w:val="center"/>
+            </w:pPr>
+            <w:r>
+              <w:rPr>
+                <w:rFonts w:ascii="Arial" w:cs="Arial" w:eastAsia="Arial" w:hAnsi="Arial"/>
+                <w:sz w:val="17"/>
+                <w:szCs w:val="17"/>
+              </w:rPr>
+              <w:t xml:space="preserve">240</w:t>
+            </w:r>
+          </w:p>
+        </w:tc>
+      </w:tr>
+      <w:tr>
+        <w:trPr>
+          <w:cantSplit/>
+          <w:trHeight w:val="300" w:hRule="atLeast"/>
+        </w:trPr>
+        <w:tc>
+          <w:tcPr>
+            <w:tcW w:w="3400" w:type="dxa"/>
+            <w:tcMar>
+              <w:top w:w="30" w:type="dxa"/>
+              <w:left w:w="60" w:type="dxa"/>
+              <w:bottom w:w="30" w:type="dxa"/>
+              <w:right w:w="60" w:type="dxa"/>
+            </w:tcMar>
+            <w:vAlign w:val="center"/>
+          </w:tcPr>
+          <w:p>
+            <w:pPr>
+              <w:spacing w:before="0" w:after="0"/>
+              <w:jc w:val="left"/>
+            </w:pPr>
+            <w:r>
+              <w:rPr>
+                <w:rFonts w:ascii="Arial" w:cs="Arial" w:eastAsia="Arial" w:hAnsi="Arial"/>
+                <w:sz w:val="17"/>
+                <w:szCs w:val="17"/>
+              </w:rPr>
+              <w:t xml:space="preserve">Each extra 75 mm (or part of)</w:t>
+            </w:r>
+          </w:p>
+        </w:tc>
+        <w:tc>
+          <w:tcPr>
+            <w:tcW w:w="2100" w:type="dxa"/>
+            <w:tcMar>
+              <w:top w:w="30" w:type="dxa"/>
+              <w:left w:w="60" w:type="dxa"/>
+              <w:bottom w:w="30" w:type="dxa"/>
+              <w:right w:w="60" w:type="dxa"/>
+            </w:tcMar>
+            <w:vAlign w:val="center"/>
+          </w:tcPr>
+          <w:p>
+            <w:pPr>
+              <w:spacing w:before="0" w:after="0"/>
+              <w:jc w:val="center"/>
+            </w:pPr>
+            <w:r>
+              <w:rPr>
+                <w:rFonts w:ascii="Arial" w:cs="Arial" w:eastAsia="Arial" w:hAnsi="Arial"/>
+                <w:sz w:val="17"/>
+                <w:szCs w:val="17"/>
+              </w:rPr>
+              <w:t xml:space="preserve">+15</w:t>
+            </w:r>
+          </w:p>
+        </w:tc>
+        <w:tc>
+          <w:tcPr>
+            <w:tcW w:w="2100" w:type="dxa"/>
+            <w:tcMar>
+              <w:top w:w="30" w:type="dxa"/>
+              <w:left w:w="60" w:type="dxa"/>
+              <w:bottom w:w="30" w:type="dxa"/>
+              <w:right w:w="60" w:type="dxa"/>
+            </w:tcMar>
+            <w:vAlign w:val="center"/>
+          </w:tcPr>
+          <w:p>
+            <w:pPr>
+              <w:spacing w:before="0" w:after="0"/>
+              <w:jc w:val="center"/>
+            </w:pPr>
+            <w:r>
+              <w:rPr>
+                <w:rFonts w:ascii="Arial" w:cs="Arial" w:eastAsia="Arial" w:hAnsi="Arial"/>
+                <w:sz w:val="17"/>
+                <w:szCs w:val="17"/>
+              </w:rPr>
+              <w:t xml:space="preserve">+15</w:t>
+            </w:r>
+          </w:p>
+        </w:tc>
+        <w:tc>
+          <w:tcPr>
+            <w:tcW w:w="2106" w:type="dxa"/>
+            <w:tcMar>
+              <w:top w:w="30" w:type="dxa"/>
+              <w:left w:w="60" w:type="dxa"/>
+              <w:bottom w:w="30" w:type="dxa"/>
+              <w:right w:w="60" w:type="dxa"/>
+            </w:tcMar>
+            <w:vAlign w:val="center"/>
+          </w:tcPr>
+          <w:p>
+            <w:pPr>
+              <w:spacing w:before="0" w:after="0"/>
+              <w:jc w:val="center"/>
+            </w:pPr>
+            <w:r>
+              <w:rPr>
+                <w:rFonts w:ascii="Arial" w:cs="Arial" w:eastAsia="Arial" w:hAnsi="Arial"/>
+                <w:sz w:val="17"/>
+                <w:szCs w:val="17"/>
+              </w:rPr>
+              <w:t xml:space="preserve">+15</w:t>
+            </w:r>
+          </w:p>
+        </w:tc>
+      </w:tr>
+    </w:tbl>
+    <w:p>
+      <w:pPr>
+        <w:spacing w:before="20" w:after="0"/>
+      </w:pPr>
+      <w:r>
+        <w:rPr>
+          <w:rFonts w:ascii="Arial" w:cs="Arial" w:eastAsia="Arial" w:hAnsi="Arial"/>
+          <w:color w:val="6B6B6B"/>
+          <w:sz w:val="16"/>
+          <w:szCs w:val="16"/>
+        </w:rPr>
+        <w:t xml:space="preserve">•  Discount the widest exit (it may be blocked by the fire). If two exits are close together, consider whether one fire could stop both.</w:t>
+      </w:r>
+    </w:p>
+    <w:p>
+      <w:pPr>
+        <w:spacing w:before="20" w:after="0"/>
+      </w:pPr>
+      <w:r>
+        <w:rPr>
+          <w:rFonts w:ascii="Arial" w:cs="Arial" w:eastAsia="Arial" w:hAnsi="Arial"/>
+          <w:color w:val="6B6B6B"/>
+          <w:sz w:val="16"/>
+          <w:szCs w:val="16"/>
+        </w:rPr>
+        <w:t xml:space="preserve">•  The guides give only the 750 mm and 1050 mm figures. For a width in between, use the lower figure.</w:t>
+      </w:r>
+    </w:p>
+    <w:p>
+      <w:pPr>
+        <w:spacing w:before="20" w:after="0"/>
+      </w:pPr>
+      <w:r>
+        <w:rPr>
+          <w:rFonts w:ascii="Arial" w:cs="Arial" w:eastAsia="Arial" w:hAnsi="Arial"/>
+          <w:color w:val="6B6B6B"/>
+          <w:sz w:val="16"/>
+          <w:szCs w:val="16"/>
+        </w:rPr>
+        <w:t xml:space="preserve">•  Doors should open in the direction of escape where more than 60 people are expected. Count an inward-opening exit as 60 unless trained staff hold it open as part of fire safety management.</w:t>
+      </w:r>
+    </w:p>
+    <w:p>
+      <w:pPr>
+        <w:spacing w:before="20" w:after="0"/>
+      </w:pPr>
+      <w:r>
+        <w:rPr>
+          <w:rFonts w:ascii="Arial" w:cs="Arial" w:eastAsia="Arial" w:hAnsi="Arial"/>
+          <w:color w:val="6B6B6B"/>
+          <w:sz w:val="16"/>
+          <w:szCs w:val="16"/>
+        </w:rPr>
+        <w:t xml:space="preserve">•  Residential care and healthcare guides have no persons-per-width table, and open air venues use flow rates: see the guide. Approved Document B Table 2.3 gives different figures (110 for 850 mm, 220 for 1050 mm), so say in the report which source you used.</w:t>
+      </w:r>
+    </w:p>
+    <w:p>
+      <w:pPr>
+        <w:keepNext/>
+        <w:spacing w:before="140" w:after="50"/>
+      </w:pPr>
+      <w:r>
+        <w:rPr>
+          <w:rFonts w:ascii="Arial" w:cs="Arial" w:eastAsia="Arial" w:hAnsi="Arial"/>
+          <w:b/>
+          <w:bCs/>
+          <w:sz w:val="19"/>
+          <w:szCs w:val="19"/>
+        </w:rPr>
+        <w:t xml:space="preserve">Travel distance: maximum, higher / normal / lower risk (HM Government guides)</w:t>
+      </w:r>
+    </w:p>
+    <w:tbl>
+      <w:tblPr>
+        <w:tblW w:w="9706" w:type="dxa"/>
+        <w:tblLayout w:type="fixed"/>
+        <w:tblBorders>
+          <w:top w:val="single" w:sz="4" w:space="0" w:color="BBBBBB"/>
+          <w:left w:val="single" w:sz="4" w:space="0" w:color="BBBBBB"/>
+          <w:bottom w:val="single" w:sz="4" w:space="0" w:color="BBBBBB"/>
+          <w:right w:val="single" w:sz="4" w:space="0" w:color="BBBBBB"/>
+          <w:insideH w:val="single" w:sz="4" w:space="0" w:color="BBBBBB"/>
+          <w:insideV w:val="single" w:sz="4" w:space="0" w:color="BBBBBB"/>
+        </w:tblBorders>
+      </w:tblPr>
+      <w:tblGrid>
+        <w:gridCol w:w="3500"/>
+        <w:gridCol w:w="3100"/>
+        <w:gridCol w:w="3106"/>
+      </w:tblGrid>
+      <w:tr>
+        <w:trPr>
+          <w:cantSplit/>
+          <w:trHeight w:val="300" w:hRule="atLeast"/>
+        </w:trPr>
+        <w:tc>
+          <w:tcPr>
+            <w:tcW w:w="3500" w:type="dxa"/>
+            <w:shd w:val="clear" w:color="auto" w:fill="F2F2F2"/>
+            <w:tcMar>
+              <w:top w:w="30" w:type="dxa"/>
+              <w:left w:w="60" w:type="dxa"/>
+              <w:bottom w:w="30" w:type="dxa"/>
+              <w:right w:w="60" w:type="dxa"/>
+            </w:tcMar>
+            <w:vAlign w:val="center"/>
+          </w:tcPr>
+          <w:p>
+            <w:pPr>
+              <w:spacing w:before="0" w:after="0"/>
+            </w:pPr>
+            <w:r>
+              <w:rPr>
+                <w:rFonts w:ascii="Arial" w:cs="Arial" w:eastAsia="Arial" w:hAnsi="Arial"/>
+                <w:b/>
+                <w:bCs/>
+                <w:sz w:val="17"/>
+                <w:szCs w:val="17"/>
+              </w:rPr>
+              <w:t xml:space="preserve">Premises</w:t>
+            </w:r>
+          </w:p>
+        </w:tc>
+        <w:tc>
+          <w:tcPr>
+            <w:tcW w:w="3100" w:type="dxa"/>
+            <w:shd w:val="clear" w:color="auto" w:fill="F2F2F2"/>
+            <w:tcMar>
+              <w:top w:w="30" w:type="dxa"/>
+              <w:left w:w="60" w:type="dxa"/>
+              <w:bottom w:w="30" w:type="dxa"/>
+              <w:right w:w="60" w:type="dxa"/>
+            </w:tcMar>
+            <w:vAlign w:val="center"/>
+          </w:tcPr>
+          <w:p>
+            <w:pPr>
+              <w:spacing w:before="0" w:after="0"/>
+              <w:jc w:val="center"/>
+            </w:pPr>
+            <w:r>
+              <w:rPr>
+                <w:rFonts w:ascii="Arial" w:cs="Arial" w:eastAsia="Arial" w:hAnsi="Arial"/>
+                <w:b/>
+                <w:bCs/>
+                <w:sz w:val="17"/>
+                <w:szCs w:val="17"/>
+              </w:rPr>
+              <w:t xml:space="preserve">More than one route</w:t>
+            </w:r>
+          </w:p>
+        </w:tc>
+        <w:tc>
+          <w:tcPr>
+            <w:tcW w:w="3106" w:type="dxa"/>
+            <w:shd w:val="clear" w:color="auto" w:fill="F2F2F2"/>
+            <w:tcMar>
+              <w:top w:w="30" w:type="dxa"/>
+              <w:left w:w="60" w:type="dxa"/>
+              <w:bottom w:w="30" w:type="dxa"/>
+              <w:right w:w="60" w:type="dxa"/>
+            </w:tcMar>
+            <w:vAlign w:val="center"/>
+          </w:tcPr>
+          <w:p>
+            <w:pPr>
+              <w:spacing w:before="0" w:after="0"/>
+              <w:jc w:val="center"/>
+            </w:pPr>
+            <w:r>
+              <w:rPr>
+                <w:rFonts w:ascii="Arial" w:cs="Arial" w:eastAsia="Arial" w:hAnsi="Arial"/>
+                <w:b/>
+                <w:bCs/>
+                <w:sz w:val="17"/>
+                <w:szCs w:val="17"/>
+              </w:rPr>
+              <w:t xml:space="preserve">Single route only</w:t>
+            </w:r>
+          </w:p>
+        </w:tc>
+      </w:tr>
+      <w:tr>
+        <w:trPr>
+          <w:cantSplit/>
+          <w:trHeight w:val="300" w:hRule="atLeast"/>
+        </w:trPr>
+        <w:tc>
+          <w:tcPr>
+            <w:tcW w:w="3500" w:type="dxa"/>
+            <w:tcMar>
+              <w:top w:w="30" w:type="dxa"/>
+              <w:left w:w="60" w:type="dxa"/>
+              <w:bottom w:w="30" w:type="dxa"/>
+              <w:right w:w="60" w:type="dxa"/>
+            </w:tcMar>
+            <w:vAlign w:val="center"/>
+          </w:tcPr>
+          <w:p>
+            <w:pPr>
+              <w:spacing w:before="0" w:after="0"/>
+            </w:pPr>
+            <w:r>
+              <w:rPr>
+                <w:rFonts w:ascii="Arial" w:cs="Arial" w:eastAsia="Arial" w:hAnsi="Arial"/>
+                <w:sz w:val="17"/>
+                <w:szCs w:val="17"/>
+              </w:rPr>
+              <w:t xml:space="preserve">Assembly, educational, theatres and cinemas, transport: seating in rows</w:t>
+            </w:r>
+          </w:p>
+        </w:tc>
+        <w:tc>
+          <w:tcPr>
+            <w:tcW w:w="3100" w:type="dxa"/>
+            <w:tcMar>
+              <w:top w:w="30" w:type="dxa"/>
+              <w:left w:w="60" w:type="dxa"/>
+              <w:bottom w:w="30" w:type="dxa"/>
+              <w:right w:w="60" w:type="dxa"/>
+            </w:tcMar>
+            <w:vAlign w:val="center"/>
+          </w:tcPr>
+          <w:p>
+            <w:pPr>
+              <w:spacing w:before="0" w:after="0"/>
+              <w:jc w:val="center"/>
+            </w:pPr>
+            <w:r>
+              <w:rPr>
+                <w:rFonts w:ascii="Arial" w:cs="Arial" w:eastAsia="Arial" w:hAnsi="Arial"/>
+                <w:sz w:val="17"/>
+                <w:szCs w:val="17"/>
+              </w:rPr>
+              <w:t xml:space="preserve">20 / 32 / 45 m</w:t>
+            </w:r>
+          </w:p>
+        </w:tc>
+        <w:tc>
+          <w:tcPr>
+            <w:tcW w:w="3106" w:type="dxa"/>
+            <w:tcMar>
+              <w:top w:w="30" w:type="dxa"/>
+              <w:left w:w="60" w:type="dxa"/>
+              <w:bottom w:w="30" w:type="dxa"/>
+              <w:right w:w="60" w:type="dxa"/>
+            </w:tcMar>
+            <w:vAlign w:val="center"/>
+          </w:tcPr>
+          <w:p>
+            <w:pPr>
+              <w:spacing w:before="0" w:after="0"/>
+              <w:jc w:val="center"/>
+            </w:pPr>
+            <w:r>
+              <w:rPr>
+                <w:rFonts w:ascii="Arial" w:cs="Arial" w:eastAsia="Arial" w:hAnsi="Arial"/>
+                <w:sz w:val="17"/>
+                <w:szCs w:val="17"/>
+              </w:rPr>
+              <w:t xml:space="preserve">10 / 15 / 18 m</w:t>
+            </w:r>
+          </w:p>
+        </w:tc>
+      </w:tr>
+      <w:tr>
+        <w:trPr>
+          <w:cantSplit/>
+          <w:trHeight w:val="300" w:hRule="atLeast"/>
+        </w:trPr>
+        <w:tc>
+          <w:tcPr>
+            <w:tcW w:w="3500" w:type="dxa"/>
+            <w:tcMar>
+              <w:top w:w="30" w:type="dxa"/>
+              <w:left w:w="60" w:type="dxa"/>
+              <w:bottom w:w="30" w:type="dxa"/>
+              <w:right w:w="60" w:type="dxa"/>
+            </w:tcMar>
+            <w:vAlign w:val="center"/>
+          </w:tcPr>
+          <w:p>
+            <w:pPr>
+              <w:spacing w:before="0" w:after="0"/>
+            </w:pPr>
+            <w:r>
+              <w:rPr>
+                <w:rFonts w:ascii="Arial" w:cs="Arial" w:eastAsia="Arial" w:hAnsi="Arial"/>
+                <w:sz w:val="17"/>
+                <w:szCs w:val="17"/>
+              </w:rPr>
+              <w:t xml:space="preserve">The same: other areas</w:t>
+            </w:r>
+          </w:p>
+        </w:tc>
+        <w:tc>
+          <w:tcPr>
+            <w:tcW w:w="3100" w:type="dxa"/>
+            <w:tcMar>
+              <w:top w:w="30" w:type="dxa"/>
+              <w:left w:w="60" w:type="dxa"/>
+              <w:bottom w:w="30" w:type="dxa"/>
+              <w:right w:w="60" w:type="dxa"/>
+            </w:tcMar>
+            <w:vAlign w:val="center"/>
+          </w:tcPr>
+          <w:p>
+            <w:pPr>
+              <w:spacing w:before="0" w:after="0"/>
+              <w:jc w:val="center"/>
+            </w:pPr>
+            <w:r>
+              <w:rPr>
+                <w:rFonts w:ascii="Arial" w:cs="Arial" w:eastAsia="Arial" w:hAnsi="Arial"/>
+                <w:sz w:val="17"/>
+                <w:szCs w:val="17"/>
+              </w:rPr>
+              <w:t xml:space="preserve">25 / 45 / 60 m</w:t>
+            </w:r>
+          </w:p>
+        </w:tc>
+        <w:tc>
+          <w:tcPr>
+            <w:tcW w:w="3106" w:type="dxa"/>
+            <w:tcMar>
+              <w:top w:w="30" w:type="dxa"/>
+              <w:left w:w="60" w:type="dxa"/>
+              <w:bottom w:w="30" w:type="dxa"/>
+              <w:right w:w="60" w:type="dxa"/>
+            </w:tcMar>
+            <w:vAlign w:val="center"/>
+          </w:tcPr>
+          <w:p>
+            <w:pPr>
+              <w:spacing w:before="0" w:after="0"/>
+              <w:jc w:val="center"/>
+            </w:pPr>
+            <w:r>
+              <w:rPr>
+                <w:rFonts w:ascii="Arial" w:cs="Arial" w:eastAsia="Arial" w:hAnsi="Arial"/>
+                <w:sz w:val="17"/>
+                <w:szCs w:val="17"/>
+              </w:rPr>
+              <w:t xml:space="preserve">12 / 18 / 25 m</w:t>
+            </w:r>
+          </w:p>
+        </w:tc>
+      </w:tr>
+      <w:tr>
+        <w:trPr>
+          <w:cantSplit/>
+          <w:trHeight w:val="300" w:hRule="atLeast"/>
+        </w:trPr>
+        <w:tc>
+          <w:tcPr>
+            <w:tcW w:w="3500" w:type="dxa"/>
+            <w:tcMar>
+              <w:top w:w="30" w:type="dxa"/>
+              <w:left w:w="60" w:type="dxa"/>
+              <w:bottom w:w="30" w:type="dxa"/>
+              <w:right w:w="60" w:type="dxa"/>
+            </w:tcMar>
+            <w:vAlign w:val="center"/>
+          </w:tcPr>
+          <w:p>
+            <w:pPr>
+              <w:spacing w:before="0" w:after="0"/>
+            </w:pPr>
+            <w:r>
+              <w:rPr>
+                <w:rFonts w:ascii="Arial" w:cs="Arial" w:eastAsia="Arial" w:hAnsi="Arial"/>
+                <w:sz w:val="17"/>
+                <w:szCs w:val="17"/>
+              </w:rPr>
+              <w:t xml:space="preserve">Offices and shops</w:t>
+            </w:r>
+          </w:p>
+        </w:tc>
+        <w:tc>
+          <w:tcPr>
+            <w:tcW w:w="3100" w:type="dxa"/>
+            <w:tcMar>
+              <w:top w:w="30" w:type="dxa"/>
+              <w:left w:w="60" w:type="dxa"/>
+              <w:bottom w:w="30" w:type="dxa"/>
+              <w:right w:w="60" w:type="dxa"/>
+            </w:tcMar>
+            <w:vAlign w:val="center"/>
+          </w:tcPr>
+          <w:p>
+            <w:pPr>
+              <w:spacing w:before="0" w:after="0"/>
+              <w:jc w:val="center"/>
+            </w:pPr>
+            <w:r>
+              <w:rPr>
+                <w:rFonts w:ascii="Arial" w:cs="Arial" w:eastAsia="Arial" w:hAnsi="Arial"/>
+                <w:sz w:val="17"/>
+                <w:szCs w:val="17"/>
+              </w:rPr>
+              <w:t xml:space="preserve">25 / 45 / 60 m</w:t>
+            </w:r>
+          </w:p>
+        </w:tc>
+        <w:tc>
+          <w:tcPr>
+            <w:tcW w:w="3106" w:type="dxa"/>
+            <w:tcMar>
+              <w:top w:w="30" w:type="dxa"/>
+              <w:left w:w="60" w:type="dxa"/>
+              <w:bottom w:w="30" w:type="dxa"/>
+              <w:right w:w="60" w:type="dxa"/>
+            </w:tcMar>
+            <w:vAlign w:val="center"/>
+          </w:tcPr>
+          <w:p>
+            <w:pPr>
+              <w:spacing w:before="0" w:after="0"/>
+              <w:jc w:val="center"/>
+            </w:pPr>
+            <w:r>
+              <w:rPr>
+                <w:rFonts w:ascii="Arial" w:cs="Arial" w:eastAsia="Arial" w:hAnsi="Arial"/>
+                <w:sz w:val="17"/>
+                <w:szCs w:val="17"/>
+              </w:rPr>
+              <w:t xml:space="preserve">12 / 18 / 25 m</w:t>
+            </w:r>
+          </w:p>
+        </w:tc>
+      </w:tr>
+      <w:tr>
+        <w:trPr>
+          <w:cantSplit/>
+          <w:trHeight w:val="300" w:hRule="atLeast"/>
+        </w:trPr>
+        <w:tc>
+          <w:tcPr>
+            <w:tcW w:w="3500" w:type="dxa"/>
+            <w:tcMar>
+              <w:top w:w="30" w:type="dxa"/>
+              <w:left w:w="60" w:type="dxa"/>
+              <w:bottom w:w="30" w:type="dxa"/>
+              <w:right w:w="60" w:type="dxa"/>
+            </w:tcMar>
+            <w:vAlign w:val="center"/>
+          </w:tcPr>
+          <w:p>
+            <w:pPr>
+              <w:spacing w:before="0" w:after="0"/>
+            </w:pPr>
+            <w:r>
+              <w:rPr>
+                <w:rFonts w:ascii="Arial" w:cs="Arial" w:eastAsia="Arial" w:hAnsi="Arial"/>
+                <w:sz w:val="17"/>
+                <w:szCs w:val="17"/>
+              </w:rPr>
+              <w:t xml:space="preserve">Factories and warehouses</w:t>
+            </w:r>
+          </w:p>
+        </w:tc>
+        <w:tc>
+          <w:tcPr>
+            <w:tcW w:w="3100" w:type="dxa"/>
+            <w:tcMar>
+              <w:top w:w="30" w:type="dxa"/>
+              <w:left w:w="60" w:type="dxa"/>
+              <w:bottom w:w="30" w:type="dxa"/>
+              <w:right w:w="60" w:type="dxa"/>
+            </w:tcMar>
+            <w:vAlign w:val="center"/>
+          </w:tcPr>
+          <w:p>
+            <w:pPr>
+              <w:spacing w:before="0" w:after="0"/>
+              <w:jc w:val="center"/>
+            </w:pPr>
+            <w:r>
+              <w:rPr>
+                <w:rFonts w:ascii="Arial" w:cs="Arial" w:eastAsia="Arial" w:hAnsi="Arial"/>
+                <w:sz w:val="17"/>
+                <w:szCs w:val="17"/>
+              </w:rPr>
+              <w:t xml:space="preserve">25 / 45 / 60 m</w:t>
+            </w:r>
+          </w:p>
+        </w:tc>
+        <w:tc>
+          <w:tcPr>
+            <w:tcW w:w="3106" w:type="dxa"/>
+            <w:tcMar>
+              <w:top w:w="30" w:type="dxa"/>
+              <w:left w:w="60" w:type="dxa"/>
+              <w:bottom w:w="30" w:type="dxa"/>
+              <w:right w:w="60" w:type="dxa"/>
+            </w:tcMar>
+            <w:vAlign w:val="center"/>
+          </w:tcPr>
+          <w:p>
+            <w:pPr>
+              <w:spacing w:before="0" w:after="0"/>
+              <w:jc w:val="center"/>
+            </w:pPr>
+            <w:r>
+              <w:rPr>
+                <w:rFonts w:ascii="Arial" w:cs="Arial" w:eastAsia="Arial" w:hAnsi="Arial"/>
+                <w:sz w:val="17"/>
+                <w:szCs w:val="17"/>
+              </w:rPr>
+              <w:t xml:space="preserve">12 / 25 / 45 m</w:t>
+            </w:r>
+          </w:p>
+        </w:tc>
+      </w:tr>
+      <w:tr>
+        <w:trPr>
+          <w:cantSplit/>
+          <w:trHeight w:val="300" w:hRule="atLeast"/>
+        </w:trPr>
+        <w:tc>
+          <w:tcPr>
+            <w:tcW w:w="3500" w:type="dxa"/>
+            <w:tcMar>
+              <w:top w:w="30" w:type="dxa"/>
+              <w:left w:w="60" w:type="dxa"/>
+              <w:bottom w:w="30" w:type="dxa"/>
+              <w:right w:w="60" w:type="dxa"/>
+            </w:tcMar>
+            <w:vAlign w:val="center"/>
+          </w:tcPr>
+          <w:p>
+            <w:pPr>
+              <w:spacing w:before="0" w:after="0"/>
+            </w:pPr>
+            <w:r>
+              <w:rPr>
+                <w:rFonts w:ascii="Arial" w:cs="Arial" w:eastAsia="Arial" w:hAnsi="Arial"/>
+                <w:sz w:val="17"/>
+                <w:szCs w:val="17"/>
+              </w:rPr>
+              <w:t xml:space="preserve">Sleeping accommodation (first figure also for bedrooms)</w:t>
+            </w:r>
+          </w:p>
+        </w:tc>
+        <w:tc>
+          <w:tcPr>
+            <w:tcW w:w="3100" w:type="dxa"/>
+            <w:tcMar>
+              <w:top w:w="30" w:type="dxa"/>
+              <w:left w:w="60" w:type="dxa"/>
+              <w:bottom w:w="30" w:type="dxa"/>
+              <w:right w:w="60" w:type="dxa"/>
+            </w:tcMar>
+            <w:vAlign w:val="center"/>
+          </w:tcPr>
+          <w:p>
+            <w:pPr>
+              <w:spacing w:before="0" w:after="0"/>
+              <w:jc w:val="center"/>
+            </w:pPr>
+            <w:r>
+              <w:rPr>
+                <w:rFonts w:ascii="Arial" w:cs="Arial" w:eastAsia="Arial" w:hAnsi="Arial"/>
+                <w:sz w:val="17"/>
+                <w:szCs w:val="17"/>
+              </w:rPr>
+              <w:t xml:space="preserve">18 / 35 / 45 m</w:t>
+            </w:r>
+          </w:p>
+        </w:tc>
+        <w:tc>
+          <w:tcPr>
+            <w:tcW w:w="3106" w:type="dxa"/>
+            <w:tcMar>
+              <w:top w:w="30" w:type="dxa"/>
+              <w:left w:w="60" w:type="dxa"/>
+              <w:bottom w:w="30" w:type="dxa"/>
+              <w:right w:w="60" w:type="dxa"/>
+            </w:tcMar>
+            <w:vAlign w:val="center"/>
+          </w:tcPr>
+          <w:p>
+            <w:pPr>
+              <w:spacing w:before="0" w:after="0"/>
+              <w:jc w:val="center"/>
+            </w:pPr>
+            <w:r>
+              <w:rPr>
+                <w:rFonts w:ascii="Arial" w:cs="Arial" w:eastAsia="Arial" w:hAnsi="Arial"/>
+                <w:sz w:val="17"/>
+                <w:szCs w:val="17"/>
+              </w:rPr>
+              <w:t xml:space="preserve">9 / 18 / 25 m</w:t>
+            </w:r>
+          </w:p>
+        </w:tc>
+      </w:tr>
+      <w:tr>
+        <w:trPr>
+          <w:cantSplit/>
+          <w:trHeight w:val="300" w:hRule="atLeast"/>
+        </w:trPr>
+        <w:tc>
+          <w:tcPr>
+            <w:tcW w:w="3500" w:type="dxa"/>
+            <w:tcMar>
+              <w:top w:w="30" w:type="dxa"/>
+              <w:left w:w="60" w:type="dxa"/>
+              <w:bottom w:w="30" w:type="dxa"/>
+              <w:right w:w="60" w:type="dxa"/>
+            </w:tcMar>
+            <w:vAlign w:val="center"/>
+          </w:tcPr>
+          <w:p>
+            <w:pPr>
+              <w:spacing w:before="0" w:after="0"/>
+            </w:pPr>
+            <w:r>
+              <w:rPr>
+                <w:rFonts w:ascii="Arial" w:cs="Arial" w:eastAsia="Arial" w:hAnsi="Arial"/>
+                <w:sz w:val="17"/>
+                <w:szCs w:val="17"/>
+              </w:rPr>
+              <w:t xml:space="preserve">Residential care</w:t>
+            </w:r>
+          </w:p>
+        </w:tc>
+        <w:tc>
+          <w:tcPr>
+            <w:tcW w:w="3100" w:type="dxa"/>
+            <w:tcMar>
+              <w:top w:w="30" w:type="dxa"/>
+              <w:left w:w="60" w:type="dxa"/>
+              <w:bottom w:w="30" w:type="dxa"/>
+              <w:right w:w="60" w:type="dxa"/>
+            </w:tcMar>
+            <w:vAlign w:val="center"/>
+          </w:tcPr>
+          <w:p>
+            <w:pPr>
+              <w:spacing w:before="0" w:after="0"/>
+              <w:jc w:val="center"/>
+            </w:pPr>
+            <w:r>
+              <w:rPr>
+                <w:rFonts w:ascii="Arial" w:cs="Arial" w:eastAsia="Arial" w:hAnsi="Arial"/>
+                <w:sz w:val="17"/>
+                <w:szCs w:val="17"/>
+              </w:rPr>
+              <w:t xml:space="preserve">10 / 18 / 25 m</w:t>
+            </w:r>
+          </w:p>
+        </w:tc>
+        <w:tc>
+          <w:tcPr>
+            <w:tcW w:w="3106" w:type="dxa"/>
+            <w:tcMar>
+              <w:top w:w="30" w:type="dxa"/>
+              <w:left w:w="60" w:type="dxa"/>
+              <w:bottom w:w="30" w:type="dxa"/>
+              <w:right w:w="60" w:type="dxa"/>
+            </w:tcMar>
+            <w:vAlign w:val="center"/>
+          </w:tcPr>
+          <w:p>
+            <w:pPr>
+              <w:spacing w:before="0" w:after="0"/>
+              <w:jc w:val="center"/>
+            </w:pPr>
+            <w:r>
+              <w:rPr>
+                <w:rFonts w:ascii="Arial" w:cs="Arial" w:eastAsia="Arial" w:hAnsi="Arial"/>
+                <w:sz w:val="17"/>
+                <w:szCs w:val="17"/>
+              </w:rPr>
+              <w:t xml:space="preserve">6 / 9 / 15 m</w:t>
+            </w:r>
+          </w:p>
+        </w:tc>
+      </w:tr>
+      <w:tr>
+        <w:trPr>
+          <w:cantSplit/>
+          <w:trHeight w:val="300" w:hRule="atLeast"/>
+        </w:trPr>
+        <w:tc>
+          <w:tcPr>
+            <w:tcW w:w="3500" w:type="dxa"/>
+            <w:tcMar>
+              <w:top w:w="30" w:type="dxa"/>
+              <w:left w:w="60" w:type="dxa"/>
+              <w:bottom w:w="30" w:type="dxa"/>
+              <w:right w:w="60" w:type="dxa"/>
+            </w:tcMar>
+            <w:vAlign w:val="center"/>
+          </w:tcPr>
+          <w:p>
+            <w:pPr>
+              <w:spacing w:before="0" w:after="0"/>
+            </w:pPr>
+            <w:r>
+              <w:rPr>
+                <w:rFonts w:ascii="Arial" w:cs="Arial" w:eastAsia="Arial" w:hAnsi="Arial"/>
+                <w:sz w:val="17"/>
+                <w:szCs w:val="17"/>
+              </w:rPr>
+              <w:t xml:space="preserve">Healthcare</w:t>
+            </w:r>
+          </w:p>
+        </w:tc>
+        <w:tc>
+          <w:tcPr>
+            <w:tcW w:w="3100" w:type="dxa"/>
+            <w:tcMar>
+              <w:top w:w="30" w:type="dxa"/>
+              <w:left w:w="60" w:type="dxa"/>
+              <w:bottom w:w="30" w:type="dxa"/>
+              <w:right w:w="60" w:type="dxa"/>
+            </w:tcMar>
+            <w:vAlign w:val="center"/>
+          </w:tcPr>
+          <w:p>
+            <w:pPr>
+              <w:spacing w:before="0" w:after="0"/>
+              <w:jc w:val="center"/>
+            </w:pPr>
+            <w:r>
+              <w:rPr>
+                <w:rFonts w:ascii="Arial" w:cs="Arial" w:eastAsia="Arial" w:hAnsi="Arial"/>
+                <w:sz w:val="17"/>
+                <w:szCs w:val="17"/>
+              </w:rPr>
+              <w:t xml:space="preserve">30 m (dependent), 45 m (independent)</w:t>
+            </w:r>
+          </w:p>
+        </w:tc>
+        <w:tc>
+          <w:tcPr>
+            <w:tcW w:w="3106" w:type="dxa"/>
+            <w:tcMar>
+              <w:top w:w="30" w:type="dxa"/>
+              <w:left w:w="60" w:type="dxa"/>
+              <w:bottom w:w="30" w:type="dxa"/>
+              <w:right w:w="60" w:type="dxa"/>
+            </w:tcMar>
+            <w:vAlign w:val="center"/>
+          </w:tcPr>
+          <w:p>
+            <w:pPr>
+              <w:spacing w:before="0" w:after="0"/>
+              <w:jc w:val="center"/>
+            </w:pPr>
+            <w:r>
+              <w:rPr>
+                <w:rFonts w:ascii="Arial" w:cs="Arial" w:eastAsia="Arial" w:hAnsi="Arial"/>
+                <w:sz w:val="17"/>
+                <w:szCs w:val="17"/>
+              </w:rPr>
+              <w:t xml:space="preserve">15 m (dependent), 18 m (independent)</w:t>
+            </w:r>
+          </w:p>
+        </w:tc>
+      </w:tr>
+    </w:tbl>
+    <w:p>
+      <w:pPr>
+        <w:spacing w:before="20" w:after="0"/>
+      </w:pPr>
+      <w:r>
+        <w:rPr>
+          <w:rFonts w:ascii="Arial" w:cs="Arial" w:eastAsia="Arial" w:hAnsi="Arial"/>
+          <w:color w:val="6B6B6B"/>
+          <w:sz w:val="16"/>
+          <w:szCs w:val="16"/>
+        </w:rPr>
+        <w:t xml:space="preserve">•  Measure from any point to the nearest place of reasonable safety: a protected stairway, a separate fire compartment with a final exit, or a final exit.</w:t>
+      </w:r>
+    </w:p>
+    <w:p>
+      <w:pPr>
+        <w:spacing w:before="20" w:after="0"/>
+      </w:pPr>
+      <w:r>
+        <w:rPr>
+          <w:rFonts w:ascii="Arial" w:cs="Arial" w:eastAsia="Arial" w:hAnsi="Arial"/>
+          <w:color w:val="6B6B6B"/>
+          <w:sz w:val="16"/>
+          <w:szCs w:val="16"/>
+        </w:rPr>
+        <w:t xml:space="preserve">•  Normal risk is the usual starting point. Higher risk is for small higher-risk areas. Lower risk is for exceptional cases only. If the first part of the route is one direction only, apply the single route figure to that part; the total must not exceed the more-than-one-route figure.</w:t>
+      </w:r>
+    </w:p>
+    <w:p>
+      <w:pPr>
+        <w:spacing w:before="20" w:after="0"/>
+      </w:pPr>
+      <w:r>
+        <w:rPr>
+          <w:rFonts w:ascii="Arial" w:cs="Arial" w:eastAsia="Arial" w:hAnsi="Arial"/>
+          <w:color w:val="6B6B6B"/>
+          <w:sz w:val="16"/>
+          <w:szCs w:val="16"/>
+        </w:rPr>
+        <w:t xml:space="preserve">•  Healthcare: total travel within a compartment should not exceed 60 m. In sleeping accommodation the distance inside the bedroom counts toward the total.</w:t>
+      </w:r>
+    </w:p>
+    <w:p>
+      <w:pPr>
+        <w:spacing w:before="100" w:after="0"/>
+      </w:pPr>
+      <w:r>
+        <w:rPr>
+          <w:rFonts w:ascii="Arial" w:cs="Arial" w:eastAsia="Arial" w:hAnsi="Arial"/>
+          <w:i/>
+          <w:iCs/>
+          <w:color w:val="6B6B6B"/>
+          <w:sz w:val="16"/>
+          <w:szCs w:val="16"/>
+        </w:rPr>
+        <w:t xml:space="preserve">Quick reference only. Check the figure in the current guide before relying on it, and say in the report which source you used.</w:t>
       </w:r>
     </w:p>
     <w:sectPr>
